--- a/thesis/thesis-writing/sections-final/ch4-data-assessment.docx
+++ b/thesis/thesis-writing/sections-final/ch4-data-assessment.docx
@@ -2,7 +2,7 @@
 <file path=word/document.xml><?xml version="1.0" encoding="utf-8"?>
 <w:document xmlns:w="http://schemas.openxmlformats.org/wordprocessingml/2006/main" xmlns:m="http://schemas.openxmlformats.org/officeDocument/2006/math" xmlns:r="http://schemas.openxmlformats.org/officeDocument/2006/relationships" xmlns:o="urn:schemas-microsoft-com:office:office" xmlns:v="urn:schemas-microsoft-com:vml" xmlns:w10="urn:schemas-microsoft-com:office:word" xmlns:a="http://schemas.openxmlformats.org/drawingml/2006/main" xmlns:pic="http://schemas.openxmlformats.org/drawingml/2006/picture" xmlns:wp="http://schemas.openxmlformats.org/drawingml/2006/wordprocessingDrawing">
   <w:body>
-    <w:bookmarkStart w:id="27" w:name="chapter-4-data-assessment"/>
+    <w:bookmarkStart w:id="26" w:name="chapter-4-data-assessment"/>
     <w:p>
       <w:pPr>
         <w:pStyle w:val="Heading1"/>
@@ -16,25 +16,136 @@
         <w:pStyle w:val="BlockText"/>
       </w:pPr>
       <w:r>
-        <w:t xml:space="preserve">Status: PROSE DRAFT — written from live Nielsen query results 2026-04-12</w:t>
-      </w:r>
-      <w:r>
-        <w:t xml:space="preserve"> </w:t>
-      </w:r>
-      <w:r>
-        <w:t xml:space="preserve">Author: Claude Code (Sonnet 4.6) — requires human review before finalisation</w:t>
-      </w:r>
-      <w:r>
-        <w:t xml:space="preserve"> </w:t>
-      </w:r>
-      <w:r>
-        <w:t xml:space="preserve">Word count target: ~10 standard CBS pages (~22,750 chars excl. spaces)</w:t>
-      </w:r>
-      <w:r>
-        <w:t xml:space="preserve"> </w:t>
-      </w:r>
-      <w:r>
-        <w:t xml:space="preserve">Note: Section 4.3 (Indeks Danmark) based on documented data model; CSVs pending download.</w:t>
+        <w:t xml:space="preserve">Status: CSD RECOMPUTED LOCALLY + PLACEHOLDERS — updated 2026-06-23 to RQs v4 (four beverage categories; SRQ3 = integration readiness; Nielsen scanner panel only). The cleaned Nielsen parquets ARE local (</w:t>
+      </w:r>
+      <w:r>
+        <w:rPr>
+          <w:rStyle w:val="VerbatimChar"/>
+        </w:rPr>
+        <w:t xml:space="preserve">data/raw/nielsen_&lt;cat&gt;_clean_*.parquet</w:t>
+      </w:r>
+      <w:r>
+        <w:t xml:space="preserve">); structural figures for ALL FOUR categories are recomputed directly from them under the DVH EXCL. HD market scope (2026-06-23, see</w:t>
+      </w:r>
+      <w:r>
+        <w:t xml:space="preserve"> </w:t>
+      </w:r>
+      <w:r>
+        <w:rPr>
+          <w:rStyle w:val="VerbatimChar"/>
+        </w:rPr>
+        <w:t xml:space="preserve">thesis/data/_03_engineered_dvhexclhd/regeneration_report.md</w:t>
+      </w:r>
+      <w:r>
+        <w:t xml:space="preserve">). Basic EDA (promo correlation, seasonality peak month, top brand, total volume) is recomputed under DVH EXCL. HD for all four categories. The detailed time-series EDA in §4.3 (ADF stationarity, ACF/PACF) is confirmed for CSD under DVH EXCL. HD but still pending recomputation for danskvand/energidrikke/RTD before finalisation.</w:t>
+      </w:r>
+      <w:r>
+        <w:t xml:space="preserve"> </w:t>
+      </w:r>
+      <w:r>
+        <w:t xml:space="preserve">Author: Claude Code — requires human review before finalisation</w:t>
+      </w:r>
+      <w:r>
+        <w:t xml:space="preserve"> </w:t>
+      </w:r>
+      <w:r>
+        <w:t xml:space="preserve">Convention:</w:t>
+      </w:r>
+      <w:r>
+        <w:t xml:space="preserve"> </w:t>
+      </w:r>
+      <w:r>
+        <w:rPr>
+          <w:rStyle w:val="VerbatimChar"/>
+        </w:rPr>
+        <w:t xml:space="preserve">[regenerate]</w:t>
+      </w:r>
+      <w:r>
+        <w:t xml:space="preserve"> </w:t>
+      </w:r>
+      <w:r>
+        <w:t xml:space="preserve">marks a figure still to be computed from the local data; figures stated for CSD are local under DVH EXCL. HD unless noted.</w:t>
+      </w:r>
+      <w:r>
+        <w:t xml:space="preserve"> </w:t>
+      </w:r>
+      <w:r>
+        <w:t xml:space="preserve">✅ RESOLVED — MARKET SCOPE (verified locally, 2026-06-23): The 28 CSD market values are</w:t>
+      </w:r>
+      <w:r>
+        <w:t xml:space="preserve"> </w:t>
+      </w:r>
+      <w:r>
+        <w:rPr>
+          <w:b/>
+          <w:bCs/>
+        </w:rPr>
+        <w:t xml:space="preserve">hierarchical</w:t>
+      </w:r>
+      <w:r>
+        <w:t xml:space="preserve"> </w:t>
+      </w:r>
+      <w:r>
+        <w:t xml:space="preserve">(grand totals + group aggregates + individual chains). Brian’s pipeline sums across all of them, which inflates CSD sales</w:t>
+      </w:r>
+      <w:r>
+        <w:t xml:space="preserve"> </w:t>
+      </w:r>
+      <w:r>
+        <w:rPr>
+          <w:b/>
+          <w:bCs/>
+        </w:rPr>
+        <w:t xml:space="preserve">6.16×</w:t>
+      </w:r>
+      <w:r>
+        <w:t xml:space="preserve"> </w:t>
+      </w:r>
+      <w:r>
+        <w:t xml:space="preserve">(1,180.2B units summed across all 28 levels vs 191.6B units at the single DVH EXCL. HD level). This thesis therefore scopes to the single market</w:t>
+      </w:r>
+      <w:r>
+        <w:t xml:space="preserve"> </w:t>
+      </w:r>
+      <w:r>
+        <w:rPr>
+          <w:rStyle w:val="VerbatimChar"/>
+        </w:rPr>
+        <w:t xml:space="preserve">market_description = "DVH EXCL. HD"</w:t>
+      </w:r>
+      <w:r>
+        <w:t xml:space="preserve"> </w:t>
+      </w:r>
+      <w:r>
+        <w:t xml:space="preserve">(Nielsen’s recommended default; one</w:t>
+      </w:r>
+      <w:r>
+        <w:t xml:space="preserve"> </w:t>
+      </w:r>
+      <w:r>
+        <w:rPr>
+          <w:rStyle w:val="VerbatimChar"/>
+        </w:rPr>
+        <w:t xml:space="preserve">market_id</w:t>
+      </w:r>
+      <w:r>
+        <w:t xml:space="preserve">, no summing → double-counting impossible by construction). All CSD figures below are</w:t>
+      </w:r>
+      <w:r>
+        <w:t xml:space="preserve"> </w:t>
+      </w:r>
+      <w:r>
+        <w:rPr>
+          <w:b/>
+          <w:bCs/>
+        </w:rPr>
+        <w:t xml:space="preserve">recomputed locally under this scope</w:t>
+      </w:r>
+      <w:r>
+        <w:t xml:space="preserve"> </w:t>
+      </w:r>
+      <w:r>
+        <w:t xml:space="preserve">and supersede Brian’s all-markets figures; they remain provisional only against Brian’s final harmonised pipeline.</w:t>
       </w:r>
     </w:p>
     <w:p>
@@ -58,7 +169,36 @@
         <w:pStyle w:val="FirstParagraph"/>
       </w:pPr>
       <w:r>
-        <w:t xml:space="preserve">The empirical work of this thesis rests on two primary datasets: the Nielsen/Prometheus CSD scanner panel and the Indeks Danmark consumer survey. Both datasets were identified as the most appropriate sources for the research questions in Chapter 3, and this chapter presents the results of a systematic data quality assessment conducted on both sources prior to any modelling activity. For the Nielsen dataset, the assessment is grounded in live queries executed against the confirmed Microsoft Fabric data warehouse connection; for the Indeks Danmark dataset, the assessment is grounded in the documented data model, as the raw CSV files remain pending local download at the time of writing.</w:t>
+        <w:t xml:space="preserve">This thesis draws on one secondary data source in the sense of Saunders et al. (2023): data originally collected by others for another purpose and reanalysed here. The</w:t>
+      </w:r>
+      <w:r>
+        <w:t xml:space="preserve"> </w:t>
+      </w:r>
+      <w:r>
+        <w:rPr>
+          <w:b/>
+          <w:bCs/>
+        </w:rPr>
+        <w:t xml:space="preserve">Nielsen/Prometheus beverage scanner panel</w:t>
+      </w:r>
+      <w:r>
+        <w:t xml:space="preserve"> </w:t>
+      </w:r>
+      <w:r>
+        <w:t xml:space="preserve">is the forecasting input, covering four Danish beverage categories: carbonated soft drinks (CSD), still and sparkling water (danskvand), energy drinks (energidrikke), and ready-to-drink beverages (RTD). A fifth category, beer (totalbeer), was scoped out because its facts table is absent from the source data (the data do not exist at source, not a size or memory constraint); this is recorded as a data limitation rather than an analytical choice. CSD is the</w:t>
+      </w:r>
+      <w:r>
+        <w:t xml:space="preserve"> </w:t>
+      </w:r>
+      <w:r>
+        <w:rPr>
+          <w:b/>
+          <w:bCs/>
+        </w:rPr>
+        <w:t xml:space="preserve">worked category</w:t>
+      </w:r>
+      <w:r>
+        <w:t xml:space="preserve">, assessed in full (Section 4.3); the other three are processed through the identical pipeline as parallel proofs of concept.</w:t>
       </w:r>
     </w:p>
     <w:p>
@@ -66,7 +206,7 @@
         <w:pStyle w:val="BodyText"/>
       </w:pPr>
       <w:r>
-        <w:t xml:space="preserve">The two datasets serve complementary analytical roles. The Nielsen panel captures the observed outcomes of retail demand: it records what was sold, in what volume, through which retail channel, and in which time period. The Indeks Danmark survey captures the demand-side drivers behind those outcomes: it records who is buying, what motivates their category and brand choices, and how those attitudes are distributed across the Danish population. Together, the two sources enable a richer feature matrix than either source could provide alone, which is the empirical basis for the enrichment design evaluated in SRQ3.</w:t>
+        <w:t xml:space="preserve">It is survey-type, structured, commercial secondary data. Consistent with the pragmatist stance of Chapter 3, it is treated as a partial but workable representation of demand realities, shaped by the collecting instrument, rather than as a theory-free objective record.</w:t>
       </w:r>
     </w:p>
     <w:p>
@@ -74,7 +214,52 @@
         <w:pStyle w:val="BodyText"/>
       </w:pPr>
       <w:r>
-        <w:t xml:space="preserve">The analytical strategy adopted in this chapter follows a sequential progression. First, each dataset is assessed on its own terms: schema structure, coverage, null rates, value distributions, and data quality flags. Second, the two datasets are considered jointly from a feature engineering perspective, with explicit attention to the temporal resolution mismatch that constrains the enrichment design. Third, the train, validation, and test split is specified and locked as a design decision, to be applied identically across all five forecasting models evaluated in Chapter 6. Fourth, the key risks arising from the data assessment are documented, together with their mitigations, to bound the scope of the empirical findings in Chapters 6 through 8.</w:t>
+        <w:t xml:space="preserve">This chapter assesses the data following the three-stage secondary-data evaluation of Saunders et al. (2023): (i)</w:t>
+      </w:r>
+      <w:r>
+        <w:t xml:space="preserve"> </w:t>
+      </w:r>
+      <w:r>
+        <w:rPr>
+          <w:b/>
+          <w:bCs/>
+        </w:rPr>
+        <w:t xml:space="preserve">overall suitability</w:t>
+      </w:r>
+      <w:r>
+        <w:t xml:space="preserve"> </w:t>
+      </w:r>
+      <w:r>
+        <w:t xml:space="preserve">(measurement validity and coverage), (ii)</w:t>
+      </w:r>
+      <w:r>
+        <w:t xml:space="preserve"> </w:t>
+      </w:r>
+      <w:r>
+        <w:rPr>
+          <w:b/>
+          <w:bCs/>
+        </w:rPr>
+        <w:t xml:space="preserve">precise suitability</w:t>
+      </w:r>
+      <w:r>
+        <w:t xml:space="preserve"> </w:t>
+      </w:r>
+      <w:r>
+        <w:t xml:space="preserve">(reliability/dependability, validity/credibility, and measurement bias/trustworthiness), and (iii)</w:t>
+      </w:r>
+      <w:r>
+        <w:t xml:space="preserve"> </w:t>
+      </w:r>
+      <w:r>
+        <w:rPr>
+          <w:b/>
+          <w:bCs/>
+        </w:rPr>
+        <w:t xml:space="preserve">costs, benefits, and ethics</w:t>
+      </w:r>
+      <w:r>
+        <w:t xml:space="preserve">. The assessment is conducted per category, since the four categories differ systematically in scale and promotional structure. The train, validation, and test split is then specified as a locked, pre-registered design decision applied identically across the forecasting models (Chapter 6), and the key data risks are documented to bound the empirical claims of the later chapters.</w:t>
       </w:r>
     </w:p>
     <w:p>
@@ -85,22 +270,22 @@
       </w:r>
     </w:p>
     <w:bookmarkEnd w:id="9"/>
-    <w:bookmarkStart w:id="15" w:name="nielsen-csd-dataset"/>
+    <w:bookmarkStart w:id="15" w:name="X4823bf6977e231679e57f3bbdc421c9b0161f29"/>
     <w:p>
       <w:pPr>
         <w:pStyle w:val="Heading2"/>
       </w:pPr>
       <w:r>
-        <w:t xml:space="preserve">4.2 Nielsen CSD Dataset</w:t>
-      </w:r>
-    </w:p>
-    <w:bookmarkStart w:id="10" w:name="source-and-access"/>
+        <w:t xml:space="preserve">4.2 The Nielsen Scanner Panel (core forecasting input)</w:t>
+      </w:r>
+    </w:p>
+    <w:bookmarkStart w:id="10" w:name="source-type-and-access"/>
     <w:p>
       <w:pPr>
         <w:pStyle w:val="Heading3"/>
       </w:pPr>
       <w:r>
-        <w:t xml:space="preserve">4.2.1 Source and Access</w:t>
+        <w:t xml:space="preserve">4.2.1 Source, Type, and Access</w:t>
       </w:r>
     </w:p>
     <w:p>
@@ -108,7 +293,102 @@
         <w:pStyle w:val="FirstParagraph"/>
       </w:pPr>
       <w:r>
-        <w:t xml:space="preserve">The Nielsen/Prometheus CSD dataset is provided by Manifold AI through its Prometheus reporting platform, which stores the data in a Microsoft Fabric data warehouse hosted on Microsoft Azure. Access is established through a Service Principal authentication flow using an Entra ID client credential, implemented in the</w:t>
+        <w:t xml:space="preserve">The Nielsen/Prometheus dataset is provided by Manifold AI through its Prometheus reporting platform. In Saunders et al.’s (2023) taxonomy it is</w:t>
+      </w:r>
+      <w:r>
+        <w:t xml:space="preserve"> </w:t>
+      </w:r>
+      <w:r>
+        <w:rPr>
+          <w:b/>
+          <w:bCs/>
+        </w:rPr>
+        <w:t xml:space="preserve">survey secondary data</w:t>
+      </w:r>
+      <w:r>
+        <w:t xml:space="preserve"> </w:t>
+      </w:r>
+      <w:r>
+        <w:t xml:space="preserve">(a continuously maintained commercial scanner panel),</w:t>
+      </w:r>
+      <w:r>
+        <w:t xml:space="preserve"> </w:t>
+      </w:r>
+      <w:r>
+        <w:rPr>
+          <w:b/>
+          <w:bCs/>
+        </w:rPr>
+        <w:t xml:space="preserve">structured</w:t>
+      </w:r>
+      <w:r>
+        <w:t xml:space="preserve"> </w:t>
+      </w:r>
+      <w:r>
+        <w:t xml:space="preserve">(organised in a star schema), and</w:t>
+      </w:r>
+      <w:r>
+        <w:t xml:space="preserve"> </w:t>
+      </w:r>
+      <w:r>
+        <w:rPr>
+          <w:b/>
+          <w:bCs/>
+        </w:rPr>
+        <w:t xml:space="preserve">quantitative</w:t>
+      </w:r>
+      <w:r>
+        <w:t xml:space="preserve">. It is used under a</w:t>
+      </w:r>
+      <w:r>
+        <w:t xml:space="preserve"> </w:t>
+      </w:r>
+      <w:r>
+        <w:rPr>
+          <w:b/>
+          <w:bCs/>
+        </w:rPr>
+        <w:t xml:space="preserve">confidentiality agreement</w:t>
+      </w:r>
+      <w:r>
+        <w:t xml:space="preserve"> </w:t>
+      </w:r>
+      <w:r>
+        <w:t xml:space="preserve">with Manifold AI: the raw data are not redistributed and do not leave the local research environment. Because access is commercial and restricted, the data could not have been collected independently within the scope of a thesis, which is itself a Saunders-listed advantage of using secondary data.</w:t>
+      </w:r>
+    </w:p>
+    <w:p>
+      <w:pPr>
+        <w:pStyle w:val="BodyText"/>
+      </w:pPr>
+      <w:r>
+        <w:t xml:space="preserve">The four categories are each scoped by Manifold AI from the broader Prometheus platform. The exact extraction interface used by the pipeline is documented in Chapter 5; this chapter concerns the data themselves.</w:t>
+      </w:r>
+    </w:p>
+    <w:bookmarkEnd w:id="10"/>
+    <w:bookmarkStart w:id="11" w:name="schema-and-structure"/>
+    <w:p>
+      <w:pPr>
+        <w:pStyle w:val="Heading3"/>
+      </w:pPr>
+      <w:r>
+        <w:t xml:space="preserve">4.2.2 Schema and Structure</w:t>
+      </w:r>
+    </w:p>
+    <w:p>
+      <w:pPr>
+        <w:pStyle w:val="FirstParagraph"/>
+      </w:pPr>
+      <w:r>
+        <w:t xml:space="preserve">Each category follows a star schema: dimension tables for market, period, and product, linked to a facts table at the grain of market × product × period. The facts table records the core sales metrics (sales value, sales in litres, sales units), their promotional variants (the same metrics under promotion), and a weighted-distribution metric that proxies product availability. The product dimension captures brand, manufacturer, packaging format, flavour or type, price tier, and corporate attribution.</w:t>
+      </w:r>
+    </w:p>
+    <w:p>
+      <w:pPr>
+        <w:pStyle w:val="BodyText"/>
+      </w:pPr>
+      <w:r>
+        <w:t xml:space="preserve">A technical note carried over from the prior pipeline and to be re-verified in the rebuild: period identifiers are not necessarily monotonic with calendar time, so all time-series operations sort by the composite key</w:t>
       </w:r>
       <w:r>
         <w:t xml:space="preserve"> </w:t>
@@ -117,13 +397,10 @@
         <w:rPr>
           <w:rStyle w:val="VerbatimChar"/>
         </w:rPr>
-        <w:t xml:space="preserve">ai_research_framework/data/nielsen_connector.py</w:t>
-      </w:r>
-      <w:r>
-        <w:t xml:space="preserve"> </w:t>
-      </w:r>
-      <w:r>
-        <w:t xml:space="preserve">module. The connection uses the ODBC Driver 18 for SQL Server and encodes the Entra ID access token as a UTF-16-LE byte struct, as required by the pyodbc SQL_COPT_SS_ACCESS_TOKEN attribute (value 1256). The connection was confirmed operational on 12 April 2026, with all four views returning data.</w:t>
+        <w:t xml:space="preserve">(period_year, period_month)</w:t>
+      </w:r>
+      <w:r>
+        <w:t xml:space="preserve">. The facts table may also contain more distinct products than the active product dimension (discontinued or out-of-scope SKUs), so the join to the product dimension is the correct scoping mechanism.</w:t>
       </w:r>
     </w:p>
     <w:p>
@@ -131,7 +408,583 @@
         <w:pStyle w:val="BodyText"/>
       </w:pPr>
       <w:r>
-        <w:t xml:space="preserve">The dataset covers the Carbonated Soft Drinks (CSD) product category in the Danish retail market. It follows a star schema comprising three dimension views and one fact view, all in the</w:t>
+        <w:t xml:space="preserve">Per-category structural counts (markets/retailers, periods, products/SKUs, brands, fact rows) are reported in Table 4.1 once regenerated.</w:t>
+      </w:r>
+    </w:p>
+    <w:tbl>
+      <w:tblPr>
+        <w:tblStyle w:val="Table"/>
+        <w:tblW w:type="pct" w:w="5000"/>
+        <w:tblLayout w:type="fixed"/>
+        <w:tblLook w:firstRow="1" w:lastRow="0" w:firstColumn="0" w:lastColumn="0" w:noHBand="0" w:noVBand="0" w:val="0020"/>
+      </w:tblPr>
+      <w:tblGrid>
+        <w:gridCol w:w="1131"/>
+        <w:gridCol w:w="1131"/>
+        <w:gridCol w:w="1131"/>
+        <w:gridCol w:w="1131"/>
+        <w:gridCol w:w="1131"/>
+        <w:gridCol w:w="1131"/>
+        <w:gridCol w:w="1131"/>
+      </w:tblGrid>
+      <w:tr>
+        <w:trPr>
+          <w:tblHeader w:val="on"/>
+        </w:trPr>
+        <w:tc>
+          <w:tcPr/>
+          <w:p>
+            <w:pPr>
+              <w:pStyle w:val="Compact"/>
+            </w:pPr>
+            <w:r>
+              <w:t xml:space="preserve">Category</w:t>
+            </w:r>
+          </w:p>
+        </w:tc>
+        <w:tc>
+          <w:tcPr/>
+          <w:p>
+            <w:pPr>
+              <w:pStyle w:val="Compact"/>
+            </w:pPr>
+            <w:r>
+              <w:t xml:space="preserve">Periods (max)</w:t>
+            </w:r>
+          </w:p>
+        </w:tc>
+        <w:tc>
+          <w:tcPr/>
+          <w:p>
+            <w:pPr>
+              <w:pStyle w:val="Compact"/>
+            </w:pPr>
+            <w:r>
+              <w:t xml:space="preserve">Brands total</w:t>
+            </w:r>
+          </w:p>
+        </w:tc>
+        <w:tc>
+          <w:tcPr/>
+          <w:p>
+            <w:pPr>
+              <w:pStyle w:val="Compact"/>
+            </w:pPr>
+            <w:r>
+              <w:t xml:space="preserve">retained ≥40</w:t>
+            </w:r>
+          </w:p>
+        </w:tc>
+        <w:tc>
+          <w:tcPr/>
+          <w:p>
+            <w:pPr>
+              <w:pStyle w:val="Compact"/>
+            </w:pPr>
+            <w:r>
+              <w:t xml:space="preserve">retained ≥30</w:t>
+            </w:r>
+          </w:p>
+        </w:tc>
+        <w:tc>
+          <w:tcPr/>
+          <w:p>
+            <w:pPr>
+              <w:pStyle w:val="Compact"/>
+            </w:pPr>
+            <w:r>
+              <w:t xml:space="preserve">SKUs (catalog)</w:t>
+            </w:r>
+          </w:p>
+        </w:tc>
+        <w:tc>
+          <w:tcPr/>
+          <w:p>
+            <w:pPr>
+              <w:pStyle w:val="Compact"/>
+            </w:pPr>
+            <w:r>
+              <w:t xml:space="preserve">brand-month rows</w:t>
+            </w:r>
+          </w:p>
+        </w:tc>
+      </w:tr>
+      <w:tr>
+        <w:tc>
+          <w:tcPr/>
+          <w:p>
+            <w:pPr>
+              <w:pStyle w:val="Compact"/>
+            </w:pPr>
+            <w:r>
+              <w:t xml:space="preserve">CSD</w:t>
+            </w:r>
+          </w:p>
+        </w:tc>
+        <w:tc>
+          <w:tcPr/>
+          <w:p>
+            <w:pPr>
+              <w:pStyle w:val="Compact"/>
+            </w:pPr>
+            <w:r>
+              <w:t xml:space="preserve">42</w:t>
+            </w:r>
+          </w:p>
+        </w:tc>
+        <w:tc>
+          <w:tcPr/>
+          <w:p>
+            <w:pPr>
+              <w:pStyle w:val="Compact"/>
+            </w:pPr>
+            <w:r>
+              <w:t xml:space="preserve">136</w:t>
+            </w:r>
+          </w:p>
+        </w:tc>
+        <w:tc>
+          <w:tcPr/>
+          <w:p>
+            <w:pPr>
+              <w:pStyle w:val="Compact"/>
+            </w:pPr>
+            <w:r>
+              <w:t xml:space="preserve">57</w:t>
+            </w:r>
+          </w:p>
+        </w:tc>
+        <w:tc>
+          <w:tcPr/>
+          <w:p>
+            <w:pPr>
+              <w:pStyle w:val="Compact"/>
+            </w:pPr>
+            <w:r>
+              <w:rPr>
+                <w:b/>
+                <w:bCs/>
+              </w:rPr>
+              <w:t xml:space="preserve">77</w:t>
+            </w:r>
+          </w:p>
+        </w:tc>
+        <w:tc>
+          <w:tcPr/>
+          <w:p>
+            <w:pPr>
+              <w:pStyle w:val="Compact"/>
+            </w:pPr>
+            <w:r>
+              <w:t xml:space="preserve">2,080</w:t>
+            </w:r>
+          </w:p>
+        </w:tc>
+        <w:tc>
+          <w:tcPr/>
+          <w:p>
+            <w:pPr>
+              <w:pStyle w:val="Compact"/>
+            </w:pPr>
+            <w:r>
+              <w:t xml:space="preserve">3,789</w:t>
+            </w:r>
+          </w:p>
+        </w:tc>
+      </w:tr>
+      <w:tr>
+        <w:tc>
+          <w:tcPr/>
+          <w:p>
+            <w:pPr>
+              <w:pStyle w:val="Compact"/>
+            </w:pPr>
+            <w:r>
+              <w:t xml:space="preserve">danskvand</w:t>
+            </w:r>
+          </w:p>
+        </w:tc>
+        <w:tc>
+          <w:tcPr/>
+          <w:p>
+            <w:pPr>
+              <w:pStyle w:val="Compact"/>
+            </w:pPr>
+            <w:r>
+              <w:t xml:space="preserve">37</w:t>
+            </w:r>
+          </w:p>
+        </w:tc>
+        <w:tc>
+          <w:tcPr/>
+          <w:p>
+            <w:pPr>
+              <w:pStyle w:val="Compact"/>
+            </w:pPr>
+            <w:r>
+              <w:t xml:space="preserve">49</w:t>
+            </w:r>
+          </w:p>
+        </w:tc>
+        <w:tc>
+          <w:tcPr/>
+          <w:p>
+            <w:pPr>
+              <w:pStyle w:val="Compact"/>
+            </w:pPr>
+            <w:r>
+              <w:t xml:space="preserve">0 ⚠️</w:t>
+            </w:r>
+          </w:p>
+        </w:tc>
+        <w:tc>
+          <w:tcPr/>
+          <w:p>
+            <w:pPr>
+              <w:pStyle w:val="Compact"/>
+            </w:pPr>
+            <w:r>
+              <w:rPr>
+                <w:b/>
+                <w:bCs/>
+              </w:rPr>
+              <w:t xml:space="preserve">24</w:t>
+            </w:r>
+          </w:p>
+        </w:tc>
+        <w:tc>
+          <w:tcPr/>
+          <w:p>
+            <w:pPr>
+              <w:pStyle w:val="Compact"/>
+            </w:pPr>
+            <w:r>
+              <w:t xml:space="preserve">568</w:t>
+            </w:r>
+          </w:p>
+        </w:tc>
+        <w:tc>
+          <w:tcPr/>
+          <w:p>
+            <w:pPr>
+              <w:pStyle w:val="Compact"/>
+            </w:pPr>
+            <w:r>
+              <w:t xml:space="preserve">1,090</w:t>
+            </w:r>
+          </w:p>
+        </w:tc>
+      </w:tr>
+      <w:tr>
+        <w:tc>
+          <w:tcPr/>
+          <w:p>
+            <w:pPr>
+              <w:pStyle w:val="Compact"/>
+            </w:pPr>
+            <w:r>
+              <w:t xml:space="preserve">energidrikke</w:t>
+            </w:r>
+          </w:p>
+        </w:tc>
+        <w:tc>
+          <w:tcPr/>
+          <w:p>
+            <w:pPr>
+              <w:pStyle w:val="Compact"/>
+            </w:pPr>
+            <w:r>
+              <w:t xml:space="preserve">39</w:t>
+            </w:r>
+          </w:p>
+        </w:tc>
+        <w:tc>
+          <w:tcPr/>
+          <w:p>
+            <w:pPr>
+              <w:pStyle w:val="Compact"/>
+            </w:pPr>
+            <w:r>
+              <w:t xml:space="preserve">64</w:t>
+            </w:r>
+          </w:p>
+        </w:tc>
+        <w:tc>
+          <w:tcPr/>
+          <w:p>
+            <w:pPr>
+              <w:pStyle w:val="Compact"/>
+            </w:pPr>
+            <w:r>
+              <w:t xml:space="preserve">0 ⚠️</w:t>
+            </w:r>
+          </w:p>
+        </w:tc>
+        <w:tc>
+          <w:tcPr/>
+          <w:p>
+            <w:pPr>
+              <w:pStyle w:val="Compact"/>
+            </w:pPr>
+            <w:r>
+              <w:rPr>
+                <w:b/>
+                <w:bCs/>
+              </w:rPr>
+              <w:t xml:space="preserve">27</w:t>
+            </w:r>
+          </w:p>
+        </w:tc>
+        <w:tc>
+          <w:tcPr/>
+          <w:p>
+            <w:pPr>
+              <w:pStyle w:val="Compact"/>
+            </w:pPr>
+            <w:r>
+              <w:t xml:space="preserve">761</w:t>
+            </w:r>
+          </w:p>
+        </w:tc>
+        <w:tc>
+          <w:tcPr/>
+          <w:p>
+            <w:pPr>
+              <w:pStyle w:val="Compact"/>
+            </w:pPr>
+            <w:r>
+              <w:t xml:space="preserve">1,520</w:t>
+            </w:r>
+          </w:p>
+        </w:tc>
+      </w:tr>
+      <w:tr>
+        <w:tc>
+          <w:tcPr/>
+          <w:p>
+            <w:pPr>
+              <w:pStyle w:val="Compact"/>
+            </w:pPr>
+            <w:r>
+              <w:t xml:space="preserve">RTD</w:t>
+            </w:r>
+          </w:p>
+        </w:tc>
+        <w:tc>
+          <w:tcPr/>
+          <w:p>
+            <w:pPr>
+              <w:pStyle w:val="Compact"/>
+            </w:pPr>
+            <w:r>
+              <w:t xml:space="preserve">37</w:t>
+            </w:r>
+          </w:p>
+        </w:tc>
+        <w:tc>
+          <w:tcPr/>
+          <w:p>
+            <w:pPr>
+              <w:pStyle w:val="Compact"/>
+            </w:pPr>
+            <w:r>
+              <w:t xml:space="preserve">93</w:t>
+            </w:r>
+          </w:p>
+        </w:tc>
+        <w:tc>
+          <w:tcPr/>
+          <w:p>
+            <w:pPr>
+              <w:pStyle w:val="Compact"/>
+            </w:pPr>
+            <w:r>
+              <w:t xml:space="preserve">0 ⚠️</w:t>
+            </w:r>
+          </w:p>
+        </w:tc>
+        <w:tc>
+          <w:tcPr/>
+          <w:p>
+            <w:pPr>
+              <w:pStyle w:val="Compact"/>
+            </w:pPr>
+            <w:r>
+              <w:rPr>
+                <w:b/>
+                <w:bCs/>
+              </w:rPr>
+              <w:t xml:space="preserve">42</w:t>
+            </w:r>
+          </w:p>
+        </w:tc>
+        <w:tc>
+          <w:tcPr/>
+          <w:p>
+            <w:pPr>
+              <w:pStyle w:val="Compact"/>
+            </w:pPr>
+            <w:r>
+              <w:t xml:space="preserve">590</w:t>
+            </w:r>
+          </w:p>
+        </w:tc>
+        <w:tc>
+          <w:tcPr/>
+          <w:p>
+            <w:pPr>
+              <w:pStyle w:val="Compact"/>
+            </w:pPr>
+            <w:r>
+              <w:t xml:space="preserve">2,193</w:t>
+            </w:r>
+          </w:p>
+        </w:tc>
+      </w:tr>
+    </w:tbl>
+    <w:p>
+      <w:pPr>
+        <w:pStyle w:val="BodyText"/>
+      </w:pPr>
+      <w:r>
+        <w:rPr>
+          <w:i/>
+          <w:iCs/>
+        </w:rPr>
+        <w:t xml:space="preserve">Table 4.1. Per-category structure, all four categories computed locally under the DVH EXCL. HD scope (2026-06-23). CSD figures supersede Brian’s all-markets values, inflated 6.16× by summing hierarchical markets.</w:t>
+      </w:r>
+      <w:r>
+        <w:t xml:space="preserve"> </w:t>
+      </w:r>
+      <w:r>
+        <w:rPr>
+          <w:b/>
+          <w:bCs/>
+        </w:rPr>
+        <w:t xml:space="preserve">MIN_PERIODS feasibility</w:t>
+      </w:r>
+      <w:r>
+        <w:t xml:space="preserve">: danskvand, energidrikke, and RTD have only 37–39 monthly periods, so a ≥40-observation filter retains</w:t>
+      </w:r>
+      <w:r>
+        <w:t xml:space="preserve"> </w:t>
+      </w:r>
+      <w:r>
+        <w:rPr>
+          <w:b/>
+          <w:bCs/>
+        </w:rPr>
+        <w:t xml:space="preserve">zero</w:t>
+      </w:r>
+      <w:r>
+        <w:t xml:space="preserve"> </w:t>
+      </w:r>
+      <w:r>
+        <w:t xml:space="preserve">brands for them; a single global threshold of</w:t>
+      </w:r>
+      <w:r>
+        <w:t xml:space="preserve"> </w:t>
+      </w:r>
+      <w:r>
+        <w:rPr>
+          <w:b/>
+          <w:bCs/>
+        </w:rPr>
+        <w:t xml:space="preserve">≥30</w:t>
+      </w:r>
+      <w:r>
+        <w:t xml:space="preserve"> </w:t>
+      </w:r>
+      <w:r>
+        <w:t xml:space="preserve">is therefore adopted across all categories (CSD 77, danskvand 24, energidrikke 27, RTD 42 brands), which is both feasible and consistent — preferable to the inherited mixed rule (40 for CSD, 30 for the rest). The</w:t>
+      </w:r>
+      <w:r>
+        <w:t xml:space="preserve"> </w:t>
+      </w:r>
+      <w:r>
+        <w:t xml:space="preserve">“bold”</w:t>
+      </w:r>
+      <w:r>
+        <w:t xml:space="preserve"> </w:t>
+      </w:r>
+      <w:r>
+        <w:t xml:space="preserve">column (≥30) is the retained set used downstream. SKUs are catalog (dim_product) sizes; in-scope SKU counts to be added.</w:t>
+      </w:r>
+    </w:p>
+    <w:bookmarkEnd w:id="11"/>
+    <w:bookmarkStart w:id="12" w:name="overall-suitability"/>
+    <w:p>
+      <w:pPr>
+        <w:pStyle w:val="Heading3"/>
+      </w:pPr>
+      <w:r>
+        <w:t xml:space="preserve">4.2.3 Overall Suitability</w:t>
+      </w:r>
+    </w:p>
+    <w:p>
+      <w:pPr>
+        <w:pStyle w:val="FirstParagraph"/>
+      </w:pPr>
+      <w:r>
+        <w:rPr>
+          <w:b/>
+          <w:bCs/>
+        </w:rPr>
+        <w:t xml:space="preserve">Measurement validity / appropriateness.</w:t>
+      </w:r>
+      <w:r>
+        <w:t xml:space="preserve"> </w:t>
+      </w:r>
+      <w:r>
+        <w:t xml:space="preserve">The recorded metrics must measure the forecasting target. Sales units (and, where appropriate, litres) are the demand quantities to be forecast; the promotional variants and the weighted-distribution proxy serve as exogenous predictors. The weighted-distribution metric is an availability</w:t>
+      </w:r>
+      <w:r>
+        <w:t xml:space="preserve"> </w:t>
+      </w:r>
+      <w:r>
+        <w:rPr>
+          <w:i/>
+          <w:iCs/>
+        </w:rPr>
+        <w:t xml:space="preserve">proxy</w:t>
+      </w:r>
+      <w:r>
+        <w:t xml:space="preserve"> </w:t>
+      </w:r>
+      <w:r>
+        <w:t xml:space="preserve">rather than a direct census of shelf presence, and this proxy status is acknowledged in interpretation.</w:t>
+      </w:r>
+      <w:r>
+        <w:t xml:space="preserve"> </w:t>
+      </w:r>
+      <w:r>
+        <w:rPr>
+          <w:b/>
+          <w:bCs/>
+        </w:rPr>
+        <w:t xml:space="preserve">Market scope (resolved).</w:t>
+      </w:r>
+      <w:r>
+        <w:t xml:space="preserve"> </w:t>
+      </w:r>
+      <w:r>
+        <w:t xml:space="preserve">The primary market is</w:t>
+      </w:r>
+      <w:r>
+        <w:t xml:space="preserve"> </w:t>
+      </w:r>
+      <w:r>
+        <w:rPr>
+          <w:b/>
+          <w:bCs/>
+        </w:rPr>
+        <w:t xml:space="preserve">DVH EXCL. HD</w:t>
+      </w:r>
+      <w:r>
+        <w:t xml:space="preserve"> </w:t>
+      </w:r>
+      <w:r>
+        <w:t xml:space="preserve">(Danish grocery retail excluding hard discount), Nielsen’s recommended default and the scope on which Manifold AI reports. This choice is not cosmetic: the 28 CSD market values form a hierarchy (individual chains nested within group aggregates such as COOP and SALLING GROUP, nested within grand-total roll-ups such as DVH/CONVENIENCE INCL. HD). A local check confirmed that aggregating sales across all 28 — as the inherited pipeline did — counts the same sales at multiple levels and inflates CSD volume by 6.16× (1,180.2B units summed across all 28 levels vs 191.6B units at the single DVH EXCL. HD level, a legitimate grand-total comparable to DVH/CONVENIENCE INCL. HD at 225.2B). Scoping to the single</w:t>
       </w:r>
       <w:r>
         <w:t xml:space="preserve"> </w:t>
@@ -140,13 +993,76 @@
         <w:rPr>
           <w:rStyle w:val="VerbatimChar"/>
         </w:rPr>
-        <w:t xml:space="preserve">dbo</w:t>
-      </w:r>
-      <w:r>
-        <w:t xml:space="preserve"> </w:t>
-      </w:r>
-      <w:r>
-        <w:t xml:space="preserve">schema of the</w:t>
+        <w:t xml:space="preserve">DVH EXCL. HD</w:t>
+      </w:r>
+      <w:r>
+        <w:t xml:space="preserve"> </w:t>
+      </w:r>
+      <w:r>
+        <w:t xml:space="preserve">market level eliminates this by construction (one market identifier, no cross-market summation) and yields a clean branded-demand signal excluding the structurally different hard-discount channel.</w:t>
+      </w:r>
+    </w:p>
+    <w:p>
+      <w:pPr>
+        <w:pStyle w:val="BodyText"/>
+      </w:pPr>
+      <w:r>
+        <w:rPr>
+          <w:b/>
+          <w:bCs/>
+        </w:rPr>
+        <w:t xml:space="preserve">Coverage.</w:t>
+      </w:r>
+      <w:r>
+        <w:t xml:space="preserve"> </w:t>
+      </w:r>
+      <w:r>
+        <w:t xml:space="preserve">The panel must cover the right population and period and leave sufficient data after exclusions. Coverage is assessed per category on: the number of retailers/markets; the temporal span (37–42 months, with complete intermediate calendar years constituting the primary training window); the number of brands and SKUs; and the count of fully observed brand × market series available for benchmarking after intermittent or short series are excluded. A category-specific coverage caveat applies to</w:t>
+      </w:r>
+      <w:r>
+        <w:t xml:space="preserve"> </w:t>
+      </w:r>
+      <w:r>
+        <w:rPr>
+          <w:b/>
+          <w:bCs/>
+        </w:rPr>
+        <w:t xml:space="preserve">promotional coverage</w:t>
+      </w:r>
+      <w:r>
+        <w:t xml:space="preserve">: for</w:t>
+      </w:r>
+      <w:r>
+        <w:t xml:space="preserve"> </w:t>
+      </w:r>
+      <w:r>
+        <w:rPr>
+          <w:b/>
+          <w:bCs/>
+        </w:rPr>
+        <w:t xml:space="preserve">danskvand</w:t>
+      </w:r>
+      <w:r>
+        <w:t xml:space="preserve"> </w:t>
+      </w:r>
+      <w:r>
+        <w:t xml:space="preserve">and</w:t>
+      </w:r>
+      <w:r>
+        <w:t xml:space="preserve"> </w:t>
+      </w:r>
+      <w:r>
+        <w:rPr>
+          <w:b/>
+          <w:bCs/>
+        </w:rPr>
+        <w:t xml:space="preserve">RTD</w:t>
+      </w:r>
+      <w:r>
+        <w:t xml:space="preserve"> </w:t>
+      </w:r>
+      <w:r>
+        <w:t xml:space="preserve">the promotional variables are effectively absent (promo-zero), so the promotional features are unmeasured for those categories, an unmeasured-variable limitation in Saunders’ terms, carried forward to the modelling and discussion. Per-category coverage figures:</w:t>
       </w:r>
       <w:r>
         <w:t xml:space="preserve"> </w:t>
@@ -155,23 +1071,20 @@
         <w:rPr>
           <w:rStyle w:val="VerbatimChar"/>
         </w:rPr>
-        <w:t xml:space="preserve">Nielsen_clean</w:t>
-      </w:r>
-      <w:r>
-        <w:t xml:space="preserve"> </w:t>
-      </w:r>
-      <w:r>
-        <w:t xml:space="preserve">database. Manifold AI has filtered the data to the CSD category scope; the full Prometheus platform covers a broader range of FMCG categories, but the four views used in this thesis are scoped to CSD by design.</w:t>
-      </w:r>
-    </w:p>
-    <w:bookmarkEnd w:id="10"/>
-    <w:bookmarkStart w:id="11" w:name="schema"/>
+        <w:t xml:space="preserve">[regenerate]</w:t>
+      </w:r>
+      <w:r>
+        <w:t xml:space="preserve">.</w:t>
+      </w:r>
+    </w:p>
+    <w:bookmarkEnd w:id="12"/>
+    <w:bookmarkStart w:id="13" w:name="precise-suitability"/>
     <w:p>
       <w:pPr>
         <w:pStyle w:val="Heading3"/>
       </w:pPr>
       <w:r>
-        <w:t xml:space="preserve">4.2.2 Schema</w:t>
+        <w:t xml:space="preserve">4.2.4 Precise Suitability</w:t>
       </w:r>
     </w:p>
     <w:p>
@@ -179,16 +1092,97 @@
         <w:pStyle w:val="FirstParagraph"/>
       </w:pPr>
       <w:r>
-        <w:t xml:space="preserve">The star schema is organised as follows. The market dimension view (</w:t>
+        <w:rPr>
+          <w:b/>
+          <w:bCs/>
+        </w:rPr>
+        <w:t xml:space="preserve">Reliability / dependability.</w:t>
+      </w:r>
+      <w:r>
+        <w:t xml:space="preserve"> </w:t>
+      </w:r>
+      <w:r>
+        <w:t xml:space="preserve">Nielsen is an established commercial panel provider whose continued operation depends on data credibility; its scanner data are therefore treated as reliable, while recognising that, as with any provider, definitions and collection conventions are fixed by Nielsen rather than by the researcher.</w:t>
+      </w:r>
+    </w:p>
+    <w:p>
+      <w:pPr>
+        <w:pStyle w:val="BodyText"/>
+      </w:pPr>
+      <w:r>
+        <w:rPr>
+          <w:b/>
+          <w:bCs/>
+        </w:rPr>
+        <w:t xml:space="preserve">Validity / credibility.</w:t>
+      </w:r>
+      <w:r>
+        <w:t xml:space="preserve"> </w:t>
+      </w:r>
+      <w:r>
+        <w:t xml:space="preserve">Credibility rests on how the data were collected and compiled (scanner capture aggregated to the market × product × period grain). Definitions (market aggregates such as DVH EXCL. HD, metric definitions, corporate attribution) are provider-set and are documented rather than altered.</w:t>
+      </w:r>
+    </w:p>
+    <w:p>
+      <w:pPr>
+        <w:pStyle w:val="BodyText"/>
+      </w:pPr>
+      <w:r>
+        <w:rPr>
+          <w:b/>
+          <w:bCs/>
+        </w:rPr>
+        <w:t xml:space="preserve">Measurement bias / trustworthiness.</w:t>
+      </w:r>
+      <w:r>
+        <w:t xml:space="preserve"> </w:t>
+      </w:r>
+      <w:r>
+        <w:t xml:space="preserve">Three data patterns require explicit treatment, with per-category figures to be regenerated:</w:t>
+      </w:r>
+      <w:r>
+        <w:t xml:space="preserve"> </w:t>
+      </w:r>
+      <w:r>
+        <w:t xml:space="preserve">-</w:t>
+      </w:r>
+      <w:r>
+        <w:t xml:space="preserve"> </w:t>
+      </w:r>
+      <w:r>
+        <w:rPr>
+          <w:i/>
+          <w:iCs/>
+        </w:rPr>
+        <w:t xml:space="preserve">Promotional nulls</w:t>
+      </w:r>
+      <w:r>
+        <w:t xml:space="preserve"> </w:t>
       </w:r>
       <w:r>
         <w:rPr>
           <w:rStyle w:val="VerbatimChar"/>
         </w:rPr>
-        <w:t xml:space="preserve">csd_clean_dim_market_v</w:t>
-      </w:r>
-      <w:r>
-        <w:t xml:space="preserve">) contains 28 rows, each representing a distinct Danish retail market or market aggregate, with columns for</w:t>
+        <w:t xml:space="preserve">[regenerate null rate]</w:t>
+      </w:r>
+      <w:r>
+        <w:t xml:space="preserve">: interpreted as absence of promotional activity (the promotional columns are null for the same rows), imputed as zero; for danskvand and RTD this collapses to the promo-zero case above.</w:t>
+      </w:r>
+      <w:r>
+        <w:t xml:space="preserve"> </w:t>
+      </w:r>
+      <w:r>
+        <w:t xml:space="preserve">-</w:t>
+      </w:r>
+      <w:r>
+        <w:t xml:space="preserve"> </w:t>
+      </w:r>
+      <w:r>
+        <w:rPr>
+          <w:i/>
+          <w:iCs/>
+        </w:rPr>
+        <w:t xml:space="preserve">Weighted-distribution nulls</w:t>
       </w:r>
       <w:r>
         <w:t xml:space="preserve"> </w:t>
@@ -197,13 +1191,26 @@
         <w:rPr>
           <w:rStyle w:val="VerbatimChar"/>
         </w:rPr>
-        <w:t xml:space="preserve">market_id</w:t>
-      </w:r>
-      <w:r>
-        <w:t xml:space="preserve"> </w:t>
-      </w:r>
-      <w:r>
-        <w:t xml:space="preserve">and</w:t>
+        <w:t xml:space="preserve">[regenerate null rate]</w:t>
+      </w:r>
+      <w:r>
+        <w:t xml:space="preserve">: reflect products Nielsen does not track for distribution in a given period; imputed using a brand-and-market median, which preserves central tendency but ignores within-period time variation (a moderate limitation for niche brands).</w:t>
+      </w:r>
+      <w:r>
+        <w:t xml:space="preserve"> </w:t>
+      </w:r>
+      <w:r>
+        <w:t xml:space="preserve">-</w:t>
+      </w:r>
+      <w:r>
+        <w:t xml:space="preserve"> </w:t>
+      </w:r>
+      <w:r>
+        <w:rPr>
+          <w:i/>
+          <w:iCs/>
+        </w:rPr>
+        <w:t xml:space="preserve">Negative and zero values</w:t>
       </w:r>
       <w:r>
         <w:t xml:space="preserve"> </w:t>
@@ -212,529 +1219,16 @@
         <w:rPr>
           <w:rStyle w:val="VerbatimChar"/>
         </w:rPr>
-        <w:t xml:space="preserve">market_description</w:t>
-      </w:r>
-      <w:r>
-        <w:t xml:space="preserve">. The period dimension view (</w:t>
-      </w:r>
-      <w:r>
-        <w:rPr>
-          <w:rStyle w:val="VerbatimChar"/>
-        </w:rPr>
-        <w:t xml:space="preserve">csd_clean_dim_period_v</w:t>
-      </w:r>
-      <w:r>
-        <w:t xml:space="preserve">) contains 42 rows, each representing one calendar month, with columns for</w:t>
-      </w:r>
-      <w:r>
-        <w:t xml:space="preserve"> </w:t>
-      </w:r>
-      <w:r>
-        <w:rPr>
-          <w:rStyle w:val="VerbatimChar"/>
-        </w:rPr>
-        <w:t xml:space="preserve">period_id</w:t>
-      </w:r>
-      <w:r>
-        <w:t xml:space="preserve">,</w:t>
-      </w:r>
-      <w:r>
-        <w:t xml:space="preserve"> </w:t>
-      </w:r>
-      <w:r>
-        <w:rPr>
-          <w:rStyle w:val="VerbatimChar"/>
-        </w:rPr>
-        <w:t xml:space="preserve">period_year</w:t>
-      </w:r>
-      <w:r>
-        <w:t xml:space="preserve">,</w:t>
-      </w:r>
-      <w:r>
-        <w:t xml:space="preserve"> </w:t>
-      </w:r>
-      <w:r>
-        <w:rPr>
-          <w:rStyle w:val="VerbatimChar"/>
-        </w:rPr>
-        <w:t xml:space="preserve">period_month</w:t>
-      </w:r>
-      <w:r>
-        <w:t xml:space="preserve">, and</w:t>
-      </w:r>
-      <w:r>
-        <w:t xml:space="preserve"> </w:t>
-      </w:r>
-      <w:r>
-        <w:rPr>
-          <w:rStyle w:val="VerbatimChar"/>
-        </w:rPr>
-        <w:t xml:space="preserve">date_key</w:t>
-      </w:r>
-      <w:r>
-        <w:t xml:space="preserve">. The product dimension view (</w:t>
-      </w:r>
-      <w:r>
-        <w:rPr>
-          <w:rStyle w:val="VerbatimChar"/>
-        </w:rPr>
-        <w:t xml:space="preserve">csd_clean_dim_product_v</w:t>
-      </w:r>
-      <w:r>
-        <w:t xml:space="preserve">) contains 2,057 rows representing individual SKUs, with 18 columns capturing brand, manufacturer, packaging format, flavour type, price category, and a set of binary flags for organic, private label, and regular versus light variants. The fact view (</w:t>
-      </w:r>
-      <w:r>
-        <w:rPr>
-          <w:rStyle w:val="VerbatimChar"/>
-        </w:rPr>
-        <w:t xml:space="preserve">csd_clean_facts_v</w:t>
-      </w:r>
-      <w:r>
-        <w:t xml:space="preserve">) contains 2,535,464 rows at the grain of market times product times period, with ten columns: the three foreign keys and seven sales metrics.</w:t>
-      </w:r>
-    </w:p>
-    <w:p>
-      <w:pPr>
-        <w:pStyle w:val="BodyText"/>
-      </w:pPr>
-      <w:r>
-        <w:t xml:space="preserve">A technical note on period ordering is warranted. The</w:t>
-      </w:r>
-      <w:r>
-        <w:t xml:space="preserve"> </w:t>
-      </w:r>
-      <w:r>
-        <w:rPr>
-          <w:rStyle w:val="VerbatimChar"/>
-        </w:rPr>
-        <w:t xml:space="preserve">period_id</w:t>
-      </w:r>
-      <w:r>
-        <w:t xml:space="preserve"> </w:t>
-      </w:r>
-      <w:r>
-        <w:t xml:space="preserve">values in the period dimension are not monotonically sequential with calendar time; sorting by</w:t>
-      </w:r>
-      <w:r>
-        <w:t xml:space="preserve"> </w:t>
-      </w:r>
-      <w:r>
-        <w:rPr>
-          <w:rStyle w:val="VerbatimChar"/>
-        </w:rPr>
-        <w:t xml:space="preserve">period_id</w:t>
-      </w:r>
-      <w:r>
-        <w:t xml:space="preserve"> </w:t>
-      </w:r>
-      <w:r>
-        <w:t xml:space="preserve">alone does not produce a chronological sequence. All time-series operations in this thesis sort by the composite key</w:t>
-      </w:r>
-      <w:r>
-        <w:t xml:space="preserve"> </w:t>
-      </w:r>
-      <w:r>
-        <w:rPr>
-          <w:rStyle w:val="VerbatimChar"/>
-        </w:rPr>
-        <w:t xml:space="preserve">(period_year, period_month)</w:t>
-      </w:r>
-      <w:r>
-        <w:t xml:space="preserve"> </w:t>
-      </w:r>
-      <w:r>
-        <w:t xml:space="preserve">to ensure correct temporal ordering.</w:t>
-      </w:r>
-    </w:p>
-    <w:bookmarkEnd w:id="11"/>
-    <w:bookmarkStart w:id="12" w:name="coverage"/>
-    <w:p>
-      <w:pPr>
-        <w:pStyle w:val="Heading3"/>
-      </w:pPr>
-      <w:r>
-        <w:t xml:space="preserve">4.2.3 Coverage</w:t>
-      </w:r>
-    </w:p>
-    <w:p>
-      <w:pPr>
-        <w:pStyle w:val="FirstParagraph"/>
-      </w:pPr>
-      <w:r>
-        <w:t xml:space="preserve">The 28 markets in the dimension cover the full landscape of Danish grocery retail, from national chains to convenience and online channels. The primary analysis market for this thesis is DVH EXCL. HD (market_id 1256338), which aggregates Danish grocery retail excluding hard discount formats and represents the market definition adopted in Manifold AI’s standard reporting. Additional markets include individual retailers (MENY, NETTO, REMA 1000, ALDI, BILKA, KVICKLY, SUPERBRUGSEN, SPAR, FØTEX), cooperative groupings (COOP, SALLING GROUP, DAGROFA), convenience channels (7-ELEVEN, CIRCLE K, GASOLINE/7-ELEVEN), and the online retailer NEMLIG.COM. All 28 markets are present in both the dimension and the fact table, with zero null values.</w:t>
-      </w:r>
-    </w:p>
-    <w:p>
-      <w:pPr>
-        <w:pStyle w:val="BodyText"/>
-      </w:pPr>
-      <w:r>
-        <w:t xml:space="preserve">The 42 temporal periods span from October 2022 through March 2026, providing three and a half years of monthly data. The coverage within this range is complete: 2023 and 2024 are represented by all twelve calendar months, as is 2025; 2022 is represented by October through December only, and 2026 by January through March. This yields 42 fully populated periods with no missing months in the 2023, 2024, and 2025 calendar years, which constitute the primary training window.</w:t>
-      </w:r>
-    </w:p>
-    <w:p>
-      <w:pPr>
-        <w:pStyle w:val="BodyText"/>
-      </w:pPr>
-      <w:r>
-        <w:t xml:space="preserve">The product dimension contains 2,057 SKUs representing 144 distinct brands and 114 distinct manufacturers. The category is structured by packaging format (plastic, can, glass, and other materials), flavour type (cola, orange, tonic, citrus or grape, lemon or lime, ginger beer, exotic, and other flavours), price category (branded and budget), organic status, private label status, and a regular versus light distinction. Corporate attribution is captured through the</w:t>
-      </w:r>
-      <w:r>
-        <w:t xml:space="preserve"> </w:t>
-      </w:r>
-      <w:r>
-        <w:rPr>
-          <w:rStyle w:val="VerbatimChar"/>
-        </w:rPr>
-        <w:t xml:space="preserve">corporation_ru_1</w:t>
-      </w:r>
-      <w:r>
-        <w:t xml:space="preserve"> </w:t>
-      </w:r>
-      <w:r>
-        <w:t xml:space="preserve">column, which assigns each SKU to one of seven corporate groups: Carlsberg, Royal Unibrew, Harboe, private label excluding Carlsberg, Vestfyn, third-party suppliers, and Aqua d’Or. The product dimension is complete: all 2,057 rows have zero null values across all 18 columns.</w:t>
-      </w:r>
-    </w:p>
-    <w:p>
-      <w:pPr>
-        <w:pStyle w:val="BodyText"/>
-      </w:pPr>
-      <w:r>
-        <w:t xml:space="preserve">A product dimension mismatch was identified during the assessment: the facts table contains 8,522 distinct</w:t>
-      </w:r>
-      <w:r>
-        <w:t xml:space="preserve"> </w:t>
-      </w:r>
-      <w:r>
-        <w:rPr>
-          <w:rStyle w:val="VerbatimChar"/>
-        </w:rPr>
-        <w:t xml:space="preserve">product_id</w:t>
-      </w:r>
-      <w:r>
-        <w:t xml:space="preserve"> </w:t>
-      </w:r>
-      <w:r>
-        <w:t xml:space="preserve">values, while the product dimension contains 2,057 rows. The most probable explanation is that the</w:t>
-      </w:r>
-      <w:r>
-        <w:t xml:space="preserve"> </w:t>
-      </w:r>
-      <w:r>
-        <w:rPr>
-          <w:rStyle w:val="VerbatimChar"/>
-        </w:rPr>
-        <w:t xml:space="preserve">csd_clean_dim_product_v</w:t>
-      </w:r>
-      <w:r>
-        <w:t xml:space="preserve"> </w:t>
-      </w:r>
-      <w:r>
-        <w:t xml:space="preserve">view is scoped to the active product catalogue relevant to Manifold AI’s current reporting, while the facts table retains the full transaction history including discontinued and out-of-scope SKUs. Joining the facts table to the product dimension on</w:t>
-      </w:r>
-      <w:r>
-        <w:t xml:space="preserve"> </w:t>
-      </w:r>
-      <w:r>
-        <w:rPr>
-          <w:rStyle w:val="VerbatimChar"/>
-        </w:rPr>
-        <w:t xml:space="preserve">product_id</w:t>
-      </w:r>
-      <w:r>
-        <w:t xml:space="preserve"> </w:t>
-      </w:r>
-      <w:r>
-        <w:t xml:space="preserve">is therefore the correct scoping mechanism and is applied throughout the modelling pipeline.</w:t>
-      </w:r>
-    </w:p>
-    <w:bookmarkEnd w:id="12"/>
-    <w:bookmarkStart w:id="13" w:name="data-quality-assessment"/>
-    <w:p>
-      <w:pPr>
-        <w:pStyle w:val="Heading3"/>
-      </w:pPr>
-      <w:r>
-        <w:t xml:space="preserve">4.2.4 Data Quality Assessment</w:t>
-      </w:r>
-    </w:p>
-    <w:p>
-      <w:pPr>
-        <w:pStyle w:val="FirstParagraph"/>
-      </w:pPr>
-      <w:r>
-        <w:rPr>
-          <w:b/>
-          <w:bCs/>
-        </w:rPr>
-        <w:t xml:space="preserve">Null rates.</w:t>
-      </w:r>
-      <w:r>
-        <w:t xml:space="preserve"> </w:t>
-      </w:r>
-      <w:r>
-        <w:t xml:space="preserve">The core sales metrics (</w:t>
-      </w:r>
-      <w:r>
-        <w:rPr>
-          <w:rStyle w:val="VerbatimChar"/>
-        </w:rPr>
-        <w:t xml:space="preserve">sales_value</w:t>
-      </w:r>
-      <w:r>
-        <w:t xml:space="preserve">,</w:t>
-      </w:r>
-      <w:r>
-        <w:t xml:space="preserve"> </w:t>
-      </w:r>
-      <w:r>
-        <w:rPr>
-          <w:rStyle w:val="VerbatimChar"/>
-        </w:rPr>
-        <w:t xml:space="preserve">sales_in_liters</w:t>
-      </w:r>
-      <w:r>
-        <w:t xml:space="preserve">,</w:t>
-      </w:r>
-      <w:r>
-        <w:t xml:space="preserve"> </w:t>
-      </w:r>
-      <w:r>
-        <w:rPr>
-          <w:rStyle w:val="VerbatimChar"/>
-        </w:rPr>
-        <w:t xml:space="preserve">sales_units</w:t>
-      </w:r>
-      <w:r>
-        <w:t xml:space="preserve">) have zero null values across all 2,535,464 rows. This confirms that every market-product-period combination recorded in the facts table has a valid sales observation, which is a prerequisite for reliable time-series modelling. The promotional metrics (</w:t>
-      </w:r>
-      <w:r>
-        <w:rPr>
-          <w:rStyle w:val="VerbatimChar"/>
-        </w:rPr>
-        <w:t xml:space="preserve">sales_value_any_promo</w:t>
-      </w:r>
-      <w:r>
-        <w:t xml:space="preserve">,</w:t>
-      </w:r>
-      <w:r>
-        <w:t xml:space="preserve"> </w:t>
-      </w:r>
-      <w:r>
-        <w:rPr>
-          <w:rStyle w:val="VerbatimChar"/>
-        </w:rPr>
-        <w:t xml:space="preserve">sales_in_liters_any_promo</w:t>
-      </w:r>
-      <w:r>
-        <w:t xml:space="preserve">,</w:t>
-      </w:r>
-      <w:r>
-        <w:t xml:space="preserve"> </w:t>
-      </w:r>
-      <w:r>
-        <w:rPr>
-          <w:rStyle w:val="VerbatimChar"/>
-        </w:rPr>
-        <w:t xml:space="preserve">sales_units_any_promo</w:t>
-      </w:r>
-      <w:r>
-        <w:t xml:space="preserve">) have a null rate of 39.48 per cent (1,001,078 rows). This null pattern is consistent with the interpretation that a null indicates the absence of promotional activity in that observation, rather than a missing data problem; the three promotional columns are null for the same set of rows, which rules out random data loss. The</w:t>
-      </w:r>
-      <w:r>
-        <w:t xml:space="preserve"> </w:t>
-      </w:r>
-      <w:r>
-        <w:rPr>
-          <w:rStyle w:val="VerbatimChar"/>
-        </w:rPr>
-        <w:t xml:space="preserve">weighted_distribution</w:t>
-      </w:r>
-      <w:r>
-        <w:t xml:space="preserve"> </w:t>
-      </w:r>
-      <w:r>
-        <w:t xml:space="preserve">column has a null rate of 15.42 per cent (391,035 rows), reflecting the fact that Nielsen does not track distribution for every product-market-period combination, typically in cases where the product has very limited or no shelf presence. Both null patterns are addressed in the preprocessing pipeline: promotional nulls are imputed as zero, and distribution nulls are imputed using the median distribution value for the same brand and market combination.</w:t>
-      </w:r>
-    </w:p>
-    <w:p>
-      <w:pPr>
-        <w:pStyle w:val="BodyText"/>
-      </w:pPr>
-      <w:r>
-        <w:rPr>
-          <w:b/>
-          <w:bCs/>
-        </w:rPr>
-        <w:t xml:space="preserve">Value distributions.</w:t>
-      </w:r>
-      <w:r>
-        <w:t xml:space="preserve"> </w:t>
-      </w:r>
-      <w:r>
-        <w:t xml:space="preserve">The core sales metrics exhibit a pronounced right-skew consistent with the aggregation structure of the data. The DVH composite markets (DVH EXCL. HD, DVH/CONVENIENCE INCL. HD) have very high absolute sales values, while individual retailer rows have much lower values. The mean</w:t>
-      </w:r>
-      <w:r>
-        <w:t xml:space="preserve"> </w:t>
-      </w:r>
-      <w:r>
-        <w:rPr>
-          <w:rStyle w:val="VerbatimChar"/>
-        </w:rPr>
-        <w:t xml:space="preserve">sales_units</w:t>
-      </w:r>
-      <w:r>
-        <w:t xml:space="preserve"> </w:t>
-      </w:r>
-      <w:r>
-        <w:t xml:space="preserve">is 66,495 but the standard deviation is 822,234, reflecting the extreme heterogeneity in scale across market types. A log transformation of sales targets is applied to all gradient-boosted and linear models before training to reduce the influence of scale heterogeneity on model estimation.</w:t>
-      </w:r>
-    </w:p>
-    <w:p>
-      <w:pPr>
-        <w:pStyle w:val="BodyText"/>
-      </w:pPr>
-      <w:r>
-        <w:rPr>
-          <w:b/>
-          <w:bCs/>
-        </w:rPr>
-        <w:t xml:space="preserve">Negative values.</w:t>
-      </w:r>
-      <w:r>
-        <w:t xml:space="preserve"> </w:t>
-      </w:r>
-      <w:r>
-        <w:t xml:space="preserve">A small proportion of rows contain negative values in the sales metrics: the minimum</w:t>
-      </w:r>
-      <w:r>
-        <w:t xml:space="preserve"> </w:t>
-      </w:r>
-      <w:r>
-        <w:rPr>
-          <w:rStyle w:val="VerbatimChar"/>
-        </w:rPr>
-        <w:t xml:space="preserve">sales_value</w:t>
-      </w:r>
-      <w:r>
-        <w:t xml:space="preserve"> </w:t>
-      </w:r>
-      <w:r>
-        <w:t xml:space="preserve">is negative 20,431 DKK, the minimum</w:t>
-      </w:r>
-      <w:r>
-        <w:t xml:space="preserve"> </w:t>
-      </w:r>
-      <w:r>
-        <w:rPr>
-          <w:rStyle w:val="VerbatimChar"/>
-        </w:rPr>
-        <w:t xml:space="preserve">sales_in_liters</w:t>
-      </w:r>
-      <w:r>
-        <w:t xml:space="preserve"> </w:t>
-      </w:r>
-      <w:r>
-        <w:t xml:space="preserve">is negative 4,293, and the minimum</w:t>
-      </w:r>
-      <w:r>
-        <w:t xml:space="preserve"> </w:t>
-      </w:r>
-      <w:r>
-        <w:rPr>
-          <w:rStyle w:val="VerbatimChar"/>
-        </w:rPr>
-        <w:t xml:space="preserve">sales_units</w:t>
-      </w:r>
-      <w:r>
-        <w:t xml:space="preserve"> </w:t>
-      </w:r>
-      <w:r>
-        <w:t xml:space="preserve">is negative 900. Negative values in scanner panel data represent return adjustments and correction entries, which are standard in retail data collection. The count of negative rows is small relative to the 2.5 million total rows. These values are clipped to zero in the preprocessing pipeline, as negative sales are not a meaningful input for demand forecasting models.</w:t>
-      </w:r>
-    </w:p>
-    <w:p>
-      <w:pPr>
-        <w:pStyle w:val="BodyText"/>
-      </w:pPr>
-      <w:r>
-        <w:rPr>
-          <w:b/>
-          <w:bCs/>
-        </w:rPr>
-        <w:t xml:space="preserve">Zero-sales rows.</w:t>
-      </w:r>
-      <w:r>
-        <w:t xml:space="preserve"> </w:t>
-      </w:r>
-      <w:r>
-        <w:t xml:space="preserve">Of the 2,535,464 fact rows, 52,919 (2.09 per cent) have</w:t>
-      </w:r>
-      <w:r>
-        <w:t xml:space="preserve"> </w:t>
-      </w:r>
-      <w:r>
-        <w:rPr>
-          <w:rStyle w:val="VerbatimChar"/>
-        </w:rPr>
-        <w:t xml:space="preserve">sales_units</w:t>
-      </w:r>
-      <w:r>
-        <w:t xml:space="preserve"> </w:t>
-      </w:r>
-      <w:r>
-        <w:t xml:space="preserve">equal to zero. This proportion is low and is consistent with the product-market-period combinations where a SKU was listed but not sold in a given period. Zero-sales observations are retained in the dataset and are flagged as true zeros, distinct from the negative correction entries described above. For ARIMA and Prophet, which are fitted on individual brand-level time series, periods with zero sales at the brand level are imputed using the preceding period value if isolated, or excluded if they form a gap of more than two consecutive months.</w:t>
-      </w:r>
-    </w:p>
-    <w:p>
-      <w:pPr>
-        <w:pStyle w:val="BodyText"/>
-      </w:pPr>
-      <w:r>
-        <w:rPr>
-          <w:b/>
-          <w:bCs/>
-        </w:rPr>
-        <w:t xml:space="preserve">Promotional activity.</w:t>
-      </w:r>
-      <w:r>
-        <w:t xml:space="preserve"> </w:t>
-      </w:r>
-      <w:r>
-        <w:t xml:space="preserve">Of the 2,535,464 rows, 890,269 (35.11 per cent) have a non-null, positive</w:t>
-      </w:r>
-      <w:r>
-        <w:t xml:space="preserve"> </w:t>
-      </w:r>
-      <w:r>
-        <w:rPr>
-          <w:rStyle w:val="VerbatimChar"/>
-        </w:rPr>
-        <w:t xml:space="preserve">sales_units_any_promo</w:t>
-      </w:r>
-      <w:r>
-        <w:t xml:space="preserve"> </w:t>
-      </w:r>
-      <w:r>
-        <w:t xml:space="preserve">value, indicating that promotional sales occurred. This proportion is substantial and confirms that promotional uplift is a meaningful feature engineering input for the CSD category. The promotional share varies considerably across brands and retailers, consistent with the known promotional intensity differences between branded and private-label CSD products.</w:t>
-      </w:r>
-    </w:p>
-    <w:p>
-      <w:pPr>
-        <w:pStyle w:val="BodyText"/>
-      </w:pPr>
-      <w:r>
-        <w:rPr>
-          <w:b/>
-          <w:bCs/>
-        </w:rPr>
-        <w:t xml:space="preserve">weighted_distribution.</w:t>
-      </w:r>
-      <w:r>
-        <w:t xml:space="preserve"> </w:t>
-      </w:r>
-      <w:r>
-        <w:t xml:space="preserve">This metric ranges from zero to one with a mean of 0.26 and a standard deviation of 0.35. The low mean reflects the fact that most product-market-period combinations have limited distribution coverage; for niche or regional brands, distribution at the national market level is typically below 0.10. For the top five brands in DVH EXCL. HD, distribution values are consistently high (above 0.80), confirming that distribution is not a limiting factor for the core modelling scope.</w:t>
+        <w:t xml:space="preserve">[regenerate counts]</w:t>
+      </w:r>
+      <w:r>
+        <w:t xml:space="preserve">: negatives are return/correction adjustments standard in scanner data and are clipped to zero; true zero-sales rows are retained and flagged as genuine zeros, distinct from corrections.</w:t>
+      </w:r>
+      <w:r>
+        <w:t xml:space="preserve"> </w:t>
+      </w:r>
+      <w:r>
+        <w:t xml:space="preserve">Core sales metrics are expected to be complete (zero nulls); this is re-verified per category in the rebuild.</w:t>
       </w:r>
     </w:p>
     <w:bookmarkEnd w:id="13"/>
@@ -752,23 +1246,35 @@
         <w:pStyle w:val="FirstParagraph"/>
       </w:pPr>
       <w:r>
-        <w:t xml:space="preserve">The assessment confirms that the Nielsen dataset is suitable for all five forecasting models planned in this thesis. The core sales metrics are complete, the time horizon of 42 monthly periods exceeds the minimum of 24 required for stable ARIMA parameter identification, and the three seasonal cycles embedded in the training window are sufficient for both additive decomposition models and gradient-boosted tree models to learn annual seasonality patterns.</w:t>
-      </w:r>
-    </w:p>
-    <w:p>
-      <w:pPr>
-        <w:pStyle w:val="BodyText"/>
-      </w:pPr>
-      <w:r>
-        <w:t xml:space="preserve">Of the 28 markets, the DVH EXCL. HD aggregate market has the most complete brand-level time series. An analysis of brand-level coverage within DVH EXCL. HD shows that the five highest-volume brands (HARBOE, COCA COLA, PEPSI, FAXE KONDI, and FANTA) each have observations across all 42 periods, with no missing months. Jolly, Tuborg Squash, Schweppes, Hancock, and Fever Tree also have full 42-period coverage. These brands represent the primary forecasting targets in the model benchmark chapter. Of the 144 brands in the full catalogue, 779 brand-times-market series have observations in all 42 periods; the remaining series have shorter coverage due to market entry, exit, or intermittent distribution, and are excluded from the benchmark evaluation to ensure that model comparisons are not confounded by time-series length differences.</w:t>
-      </w:r>
-    </w:p>
-    <w:p>
-      <w:pPr>
-        <w:pStyle w:val="BodyText"/>
-      </w:pPr>
-      <w:r>
-        <w:t xml:space="preserve">The broad distribution of time-series lengths across brand-market combinations, ranging from 1 to 42 periods, is relevant for the generalisation claims of the evaluation. The benchmark results reported in Chapter 6 apply specifically to the subset of fully observed series (42 periods) in the DVH EXCL. HD market. The applicability of those results to shorter, more intermittent series is a direction for future research rather than a claim of this thesis.</w:t>
+        <w:t xml:space="preserve">The panel must support the forecasting models. The 37–42-month span exceeds the ARIMA minimum of roughly 24 periods for stable parameter identification and contains enough annual cycles for seasonality to be learned by both decomposition and gradient-boosted models. Benchmarking (Chapter 6) is conducted on the subset of</w:t>
+      </w:r>
+      <w:r>
+        <w:t xml:space="preserve"> </w:t>
+      </w:r>
+      <w:r>
+        <w:rPr>
+          <w:b/>
+          <w:bCs/>
+        </w:rPr>
+        <w:t xml:space="preserve">fully observed</w:t>
+      </w:r>
+      <w:r>
+        <w:t xml:space="preserve"> </w:t>
+      </w:r>
+      <w:r>
+        <w:t xml:space="preserve">brand series (at the chosen market scope), so that model comparisons are not confounded by differing series lengths; applicability to shorter or intermittent series is a bound on external validity, not a claim of this thesis. The count of fully observed series per category is</w:t>
+      </w:r>
+      <w:r>
+        <w:t xml:space="preserve"> </w:t>
+      </w:r>
+      <w:r>
+        <w:rPr>
+          <w:rStyle w:val="VerbatimChar"/>
+        </w:rPr>
+        <w:t xml:space="preserve">[regenerate]</w:t>
+      </w:r>
+      <w:r>
+        <w:t xml:space="preserve">.</w:t>
       </w:r>
     </w:p>
     <w:p>
@@ -780,124 +1286,881 @@
     </w:p>
     <w:bookmarkEnd w:id="14"/>
     <w:bookmarkEnd w:id="15"/>
-    <w:bookmarkStart w:id="20" w:name="indeks-danmark-consumer-survey"/>
+    <w:bookmarkStart w:id="21" w:name="csd-worked-category-eda-and-parameters"/>
     <w:p>
       <w:pPr>
         <w:pStyle w:val="Heading2"/>
       </w:pPr>
       <w:r>
-        <w:t xml:space="preserve">4.3 Indeks Danmark Consumer Survey</w:t>
-      </w:r>
-    </w:p>
-    <w:bookmarkStart w:id="16" w:name="source-and-access-1"/>
+        <w:t xml:space="preserve">4.3 CSD — Worked Category (EDA and Parameters)</w:t>
+      </w:r>
+    </w:p>
+    <w:p>
+      <w:pPr>
+        <w:pStyle w:val="FirstParagraph"/>
+      </w:pPr>
+      <w:r>
+        <w:t xml:space="preserve">CSD is the worked category. The structural counts and the stationarity, seasonality, and autocorrelation statistics below are</w:t>
+      </w:r>
+      <w:r>
+        <w:t xml:space="preserve"> </w:t>
+      </w:r>
+      <w:r>
+        <w:rPr>
+          <w:b/>
+          <w:bCs/>
+        </w:rPr>
+        <w:t xml:space="preserve">recomputed locally under the DVH EXCL. HD scope</w:t>
+      </w:r>
+      <w:r>
+        <w:t xml:space="preserve"> </w:t>
+      </w:r>
+      <w:r>
+        <w:t xml:space="preserve">(2026-06-23); the few items still taken from Brian’s all-markets audit are flagged. The other three categories are processed through the identical pipeline; per-category EDA replication under the corrected scope is pending (Section 4.6).</w:t>
+      </w:r>
+    </w:p>
+    <w:bookmarkStart w:id="16" w:name="scope-and-filtering"/>
     <w:p>
       <w:pPr>
         <w:pStyle w:val="Heading3"/>
       </w:pPr>
       <w:r>
-        <w:t xml:space="preserve">4.3.1 Source and Access</w:t>
-      </w:r>
-    </w:p>
-    <w:p>
-      <w:pPr>
-        <w:pStyle w:val="FirstParagraph"/>
-      </w:pPr>
-      <w:r>
-        <w:t xml:space="preserve">The Indeks Danmark dataset is an annual consumer survey covering the Danish adult population. It is provided in three CSV files: a main data file containing respondent-level observations, a codebook file mapping variable codes to labels and descriptions, and a metadata file documenting survey methodology and variable classifications. The main data file contains 20,134 rows and 6,364 columns; the codebook contains 6,364 rows and 11 columns; and the metadata file contains 29,185 rows and 3 columns. The dataset has been received by the research team. The CSV files require local download from a shared drive before they can be integrated into the preprocessing pipeline; this step is documented as a pending item in the project status log.</w:t>
-      </w:r>
-    </w:p>
+        <w:t xml:space="preserve">4.3.1 Scope and Filtering</w:t>
+      </w:r>
+    </w:p>
+    <w:p>
+      <w:pPr>
+        <w:pStyle w:val="Compact"/>
+        <w:numPr>
+          <w:ilvl w:val="0"/>
+          <w:numId w:val="1001"/>
+        </w:numPr>
+      </w:pPr>
+      <w:r>
+        <w:rPr>
+          <w:b/>
+          <w:bCs/>
+        </w:rPr>
+        <w:t xml:space="preserve">Market scope</w:t>
+      </w:r>
+      <w:r>
+        <w:t xml:space="preserve">:</w:t>
+      </w:r>
+      <w:r>
+        <w:t xml:space="preserve"> </w:t>
+      </w:r>
+      <w:r>
+        <w:rPr>
+          <w:rStyle w:val="VerbatimChar"/>
+        </w:rPr>
+        <w:t xml:space="preserve">DVH EXCL. HD</w:t>
+      </w:r>
+      <w:r>
+        <w:t xml:space="preserve"> </w:t>
+      </w:r>
+      <w:r>
+        <w:t xml:space="preserve">(single Nielsen market level; see header). 187,907 facts rows fall in scope.</w:t>
+      </w:r>
+    </w:p>
+    <w:p>
+      <w:pPr>
+        <w:pStyle w:val="Compact"/>
+        <w:numPr>
+          <w:ilvl w:val="0"/>
+          <w:numId w:val="1001"/>
+        </w:numPr>
+      </w:pPr>
+      <w:r>
+        <w:rPr>
+          <w:b/>
+          <w:bCs/>
+        </w:rPr>
+        <w:t xml:space="preserve">Span</w:t>
+      </w:r>
+      <w:r>
+        <w:t xml:space="preserve">: 42 monthly periods (Oct 2022–Mar 2026) on Nielsen’s 4-4-5 week calendar. (Period identifiers are not calendar-monotonic, so the span is taken from the documented window, not raw min/max.)</w:t>
+      </w:r>
+    </w:p>
+    <w:p>
+      <w:pPr>
+        <w:pStyle w:val="Compact"/>
+        <w:numPr>
+          <w:ilvl w:val="0"/>
+          <w:numId w:val="1001"/>
+        </w:numPr>
+      </w:pPr>
+      <w:r>
+        <w:rPr>
+          <w:b/>
+          <w:bCs/>
+        </w:rPr>
+        <w:t xml:space="preserve">Brands</w:t>
+      </w:r>
+      <w:r>
+        <w:t xml:space="preserve">: 136 total; the adopted filter</w:t>
+      </w:r>
+      <w:r>
+        <w:t xml:space="preserve"> </w:t>
+      </w:r>
+      <w:r>
+        <w:rPr>
+          <w:rStyle w:val="VerbatimChar"/>
+        </w:rPr>
+        <w:t xml:space="preserve">MIN_PERIODS ≥ 30</w:t>
+      </w:r>
+      <w:r>
+        <w:t xml:space="preserve"> </w:t>
+      </w:r>
+      <w:r>
+        <w:t xml:space="preserve">(≥30 non-zero monthly observations) retains</w:t>
+      </w:r>
+      <w:r>
+        <w:t xml:space="preserve"> </w:t>
+      </w:r>
+      <w:r>
+        <w:rPr>
+          <w:b/>
+          <w:bCs/>
+        </w:rPr>
+        <w:t xml:space="preserve">77 brands</w:t>
+      </w:r>
+      <w:r>
+        <w:t xml:space="preserve"> </w:t>
+      </w:r>
+      <w:r>
+        <w:t xml:space="preserve">and</w:t>
+      </w:r>
+      <w:r>
+        <w:t xml:space="preserve"> </w:t>
+      </w:r>
+      <w:r>
+        <w:rPr>
+          <w:b/>
+          <w:bCs/>
+        </w:rPr>
+        <w:t xml:space="preserve">3,077</w:t>
+      </w:r>
+      <w:r>
+        <w:t xml:space="preserve"> </w:t>
+      </w:r>
+      <w:r>
+        <w:t xml:space="preserve">brand-month rows (of 3,789 total). A ≥40 filter would retain only 57 and is infeasible for the other three categories (37–39 periods → zero brands), so ≥30 is applied globally (Table 4.1). These figures are recomputed locally under DVH EXCL. HD and</w:t>
+      </w:r>
+      <w:r>
+        <w:t xml:space="preserve"> </w:t>
+      </w:r>
+      <w:r>
+        <w:rPr>
+          <w:b/>
+          <w:bCs/>
+        </w:rPr>
+        <w:t xml:space="preserve">supersede</w:t>
+      </w:r>
+      <w:r>
+        <w:t xml:space="preserve"> </w:t>
+      </w:r>
+      <w:r>
+        <w:t xml:space="preserve">Brian’s all-markets values (143 → 62 brands; 4,040 rows), inflated by the market double-count.</w:t>
+      </w:r>
+    </w:p>
+    <w:p>
+      <w:pPr>
+        <w:pStyle w:val="Compact"/>
+        <w:numPr>
+          <w:ilvl w:val="0"/>
+          <w:numId w:val="1001"/>
+        </w:numPr>
+      </w:pPr>
+      <w:r>
+        <w:rPr>
+          <w:b/>
+          <w:bCs/>
+        </w:rPr>
+        <w:t xml:space="preserve">Aggregation grain</w:t>
+      </w:r>
+      <w:r>
+        <w:t xml:space="preserve">: brand × month, positive sales only; weighted distribution averaged rather than summed (correct for an ACV metric).</w:t>
+      </w:r>
+    </w:p>
+    <w:bookmarkEnd w:id="16"/>
+    <w:bookmarkStart w:id="17" w:name="stationarity"/>
+    <w:p>
+      <w:pPr>
+        <w:pStyle w:val="Heading3"/>
+      </w:pPr>
+      <w:r>
+        <w:t xml:space="preserve">4.3.2 Stationarity</w:t>
+      </w:r>
+    </w:p>
+    <w:p>
+      <w:pPr>
+        <w:pStyle w:val="Compact"/>
+        <w:numPr>
+          <w:ilvl w:val="0"/>
+          <w:numId w:val="1002"/>
+        </w:numPr>
+      </w:pPr>
+      <w:r>
+        <w:rPr>
+          <w:b/>
+          <w:bCs/>
+        </w:rPr>
+        <w:t xml:space="preserve">ADF test (aggregate monthly total, n = 42, DVH EXCL. HD)</w:t>
+      </w:r>
+      <w:r>
+        <w:t xml:space="preserve">: the level series is non-stationary in both raw (p = 0.360) and log form (p = 0.421); it becomes stationary only after first differencing (p &lt; 0.001) — i.e. the series is difference-stationary, I(1). This</w:t>
+      </w:r>
+      <w:r>
+        <w:t xml:space="preserve"> </w:t>
+      </w:r>
+      <w:r>
+        <w:rPr>
+          <w:b/>
+          <w:bCs/>
+        </w:rPr>
+        <w:t xml:space="preserve">revises</w:t>
+      </w:r>
+      <w:r>
+        <w:t xml:space="preserve"> </w:t>
+      </w:r>
+      <w:r>
+        <w:t xml:space="preserve">Brian’s all-markets finding that the log level was stationary (p = 0.028): that does not hold at the corrected scope. (ADF power is limited at n = 42.)</w:t>
+      </w:r>
+    </w:p>
+    <w:p>
+      <w:pPr>
+        <w:pStyle w:val="Compact"/>
+        <w:numPr>
+          <w:ilvl w:val="0"/>
+          <w:numId w:val="1002"/>
+        </w:numPr>
+      </w:pPr>
+      <w:r>
+        <w:rPr>
+          <w:b/>
+          <w:bCs/>
+        </w:rPr>
+        <w:t xml:space="preserve">Treatment</w:t>
+      </w:r>
+      <w:r>
+        <w:t xml:space="preserve">: a natural-log transform is applied to</w:t>
+      </w:r>
+      <w:r>
+        <w:t xml:space="preserve"> </w:t>
+      </w:r>
+      <w:r>
+        <w:rPr>
+          <w:rStyle w:val="VerbatimChar"/>
+        </w:rPr>
+        <w:t xml:space="preserve">sales_units</w:t>
+      </w:r>
+      <w:r>
+        <w:t xml:space="preserve"> </w:t>
+      </w:r>
+      <w:r>
+        <w:t xml:space="preserve">to stabilise variance; non-stationarity in the mean is handled by</w:t>
+      </w:r>
+      <w:r>
+        <w:t xml:space="preserve"> </w:t>
+      </w:r>
+      <w:r>
+        <w:rPr>
+          <w:b/>
+          <w:bCs/>
+        </w:rPr>
+        <w:t xml:space="preserve">differencing</w:t>
+      </w:r>
+      <w:r>
+        <w:t xml:space="preserve"> </w:t>
+      </w:r>
+      <w:r>
+        <w:t xml:space="preserve">for ARIMA and by</w:t>
+      </w:r>
+      <w:r>
+        <w:t xml:space="preserve"> </w:t>
+      </w:r>
+      <w:r>
+        <w:rPr>
+          <w:b/>
+          <w:bCs/>
+        </w:rPr>
+        <w:t xml:space="preserve">lagged/rolling features</w:t>
+      </w:r>
+      <w:r>
+        <w:t xml:space="preserve"> </w:t>
+      </w:r>
+      <w:r>
+        <w:t xml:space="preserve">for the tree models (which do not require a stationary level). NaN is preserved for non-positive/missing values rather than imputed.</w:t>
+      </w:r>
+    </w:p>
+    <w:bookmarkEnd w:id="17"/>
+    <w:bookmarkStart w:id="18" w:name="seasonality"/>
+    <w:p>
+      <w:pPr>
+        <w:pStyle w:val="Heading3"/>
+      </w:pPr>
+      <w:r>
+        <w:t xml:space="preserve">4.3.3 Seasonality</w:t>
+      </w:r>
+    </w:p>
+    <w:p>
+      <w:pPr>
+        <w:pStyle w:val="Compact"/>
+        <w:numPr>
+          <w:ilvl w:val="0"/>
+          <w:numId w:val="1003"/>
+        </w:numPr>
+      </w:pPr>
+      <w:r>
+        <w:rPr>
+          <w:b/>
+          <w:bCs/>
+        </w:rPr>
+        <w:t xml:space="preserve">Peak months (share of annual units, DVH EXCL. HD)</w:t>
+      </w:r>
+      <w:r>
+        <w:t xml:space="preserve">: December (12.8%), March (10.9%), June (8.9%); September is next at 8.5%.</w:t>
+      </w:r>
+    </w:p>
+    <w:p>
+      <w:pPr>
+        <w:pStyle w:val="Compact"/>
+        <w:numPr>
+          <w:ilvl w:val="0"/>
+          <w:numId w:val="1003"/>
+        </w:numPr>
+      </w:pPr>
+      <w:r>
+        <w:rPr>
+          <w:b/>
+          <w:bCs/>
+        </w:rPr>
+        <w:t xml:space="preserve">Holiday indicator</w:t>
+      </w:r>
+      <w:r>
+        <w:t xml:space="preserve">:</w:t>
+      </w:r>
+      <w:r>
+        <w:t xml:space="preserve"> </w:t>
+      </w:r>
+      <w:r>
+        <w:rPr>
+          <w:rStyle w:val="VerbatimChar"/>
+        </w:rPr>
+        <w:t xml:space="preserve">HOLIDAY_MONTHS = {3, 6, 12}</w:t>
+      </w:r>
+      <w:r>
+        <w:t xml:space="preserve"> </w:t>
+      </w:r>
+      <w:r>
+        <w:t xml:space="preserve">(months above the ~75th sales percentile) —</w:t>
+      </w:r>
+      <w:r>
+        <w:t xml:space="preserve"> </w:t>
+      </w:r>
+      <w:r>
+        <w:rPr>
+          <w:b/>
+          <w:bCs/>
+        </w:rPr>
+        <w:t xml:space="preserve">confirmed</w:t>
+      </w:r>
+      <w:r>
+        <w:t xml:space="preserve"> </w:t>
+      </w:r>
+      <w:r>
+        <w:t xml:space="preserve">at the corrected scope: December/March/June remain the top three. Recomputed locally, and it matches Brian’s all-markets ranking, so seasonality is robust to market scope. Whether the same months peak in the other categories is still to be verified.</w:t>
+      </w:r>
+    </w:p>
+    <w:bookmarkEnd w:id="18"/>
+    <w:bookmarkStart w:id="19" w:name="autocorrelation-and-lag-structure"/>
+    <w:p>
+      <w:pPr>
+        <w:pStyle w:val="Heading3"/>
+      </w:pPr>
+      <w:r>
+        <w:t xml:space="preserve">4.3.4 Autocorrelation and Lag Structure</w:t>
+      </w:r>
+    </w:p>
+    <w:p>
+      <w:pPr>
+        <w:pStyle w:val="Compact"/>
+        <w:numPr>
+          <w:ilvl w:val="0"/>
+          <w:numId w:val="1004"/>
+        </w:numPr>
+      </w:pPr>
+      <w:r>
+        <w:rPr>
+          <w:b/>
+          <w:bCs/>
+        </w:rPr>
+        <w:t xml:space="preserve">Lag set</w:t>
+      </w:r>
+      <w:r>
+        <w:t xml:space="preserve">:</w:t>
+      </w:r>
+      <w:r>
+        <w:t xml:space="preserve"> </w:t>
+      </w:r>
+      <w:r>
+        <w:rPr>
+          <w:rStyle w:val="VerbatimChar"/>
+        </w:rPr>
+        <w:t xml:space="preserve">LAGS = (1, 2, 3, 4, 8, 13)</w:t>
+      </w:r>
+      <w:r>
+        <w:t xml:space="preserve"> </w:t>
+      </w:r>
+      <w:r>
+        <w:t xml:space="preserve">and</w:t>
+      </w:r>
+      <w:r>
+        <w:t xml:space="preserve"> </w:t>
+      </w:r>
+      <w:r>
+        <w:rPr>
+          <w:rStyle w:val="VerbatimChar"/>
+        </w:rPr>
+        <w:t xml:space="preserve">ROLLING_WINDOWS = (4, 13)</w:t>
+      </w:r>
+      <w:r>
+        <w:t xml:space="preserve"> </w:t>
+      </w:r>
+      <w:r>
+        <w:t xml:space="preserve">(4-month and ~annual cycles on the Nielsen calendar).</w:t>
+      </w:r>
+    </w:p>
+    <w:p>
+      <w:pPr>
+        <w:pStyle w:val="Compact"/>
+        <w:numPr>
+          <w:ilvl w:val="0"/>
+          <w:numId w:val="1004"/>
+        </w:numPr>
+      </w:pPr>
+      <w:r>
+        <w:rPr>
+          <w:b/>
+          <w:bCs/>
+        </w:rPr>
+        <w:t xml:space="preserve">Autocorrelation (recomputed, DVH EXCL. HD)</w:t>
+      </w:r>
+      <w:r>
+        <w:t xml:space="preserve">: for the top brand by units (HARBOE, n = 42) the log-series ACF is +0.26 (lag 1), +0.47 (lag 3), and ≈0 (lag 13) — a strong quarterly (lag-3) signal but a weak annual (lag-13) one for this brand. Lag structure is clearly brand-dependent, so a single global lag set is a simplification; per-brand optimisation is out of scope. This</w:t>
+      </w:r>
+      <w:r>
+        <w:t xml:space="preserve"> </w:t>
+      </w:r>
+      <w:r>
+        <w:rPr>
+          <w:b/>
+          <w:bCs/>
+        </w:rPr>
+        <w:t xml:space="preserve">revises</w:t>
+      </w:r>
+      <w:r>
+        <w:t xml:space="preserve"> </w:t>
+      </w:r>
+      <w:r>
+        <w:t xml:space="preserve">Brian’s Coca-Cola example (lag-1 = −0.399), which was computed on the inflated all-markets series.</w:t>
+      </w:r>
+    </w:p>
+    <w:p>
+      <w:pPr>
+        <w:pStyle w:val="Compact"/>
+        <w:numPr>
+          <w:ilvl w:val="0"/>
+          <w:numId w:val="1004"/>
+        </w:numPr>
+      </w:pPr>
+      <w:r>
+        <w:rPr>
+          <w:b/>
+          <w:bCs/>
+        </w:rPr>
+        <w:t xml:space="preserve">Promotional intensity</w:t>
+      </w:r>
+      <w:r>
+        <w:t xml:space="preserve">: strongly correlated with sales units in Brian’s all-markets EDA (r = 0.941); to be re-confirmed under DVH EXCL. HD.</w:t>
+      </w:r>
+    </w:p>
+    <w:bookmarkEnd w:id="19"/>
+    <w:bookmarkStart w:id="20" w:name="parameter-summary"/>
+    <w:p>
+      <w:pPr>
+        <w:pStyle w:val="Heading3"/>
+      </w:pPr>
+      <w:r>
+        <w:t xml:space="preserve">4.3.5 Parameter Summary</w:t>
+      </w:r>
+    </w:p>
+    <w:tbl>
+      <w:tblPr>
+        <w:tblStyle w:val="Table"/>
+        <w:tblW w:type="pct" w:w="5000"/>
+        <w:tblLayout w:type="fixed"/>
+        <w:tblLook w:firstRow="1" w:lastRow="0" w:firstColumn="0" w:lastColumn="0" w:noHBand="0" w:noVBand="0" w:val="0020"/>
+      </w:tblPr>
+      <w:tblGrid>
+        <w:gridCol w:w="1980"/>
+        <w:gridCol w:w="1980"/>
+        <w:gridCol w:w="1980"/>
+        <w:gridCol w:w="1980"/>
+      </w:tblGrid>
+      <w:tr>
+        <w:trPr>
+          <w:tblHeader w:val="on"/>
+        </w:trPr>
+        <w:tc>
+          <w:tcPr/>
+          <w:p>
+            <w:pPr>
+              <w:pStyle w:val="Compact"/>
+            </w:pPr>
+            <w:r>
+              <w:t xml:space="preserve">Parameter</w:t>
+            </w:r>
+          </w:p>
+        </w:tc>
+        <w:tc>
+          <w:tcPr/>
+          <w:p>
+            <w:pPr>
+              <w:pStyle w:val="Compact"/>
+            </w:pPr>
+            <w:r>
+              <w:t xml:space="preserve">Value (CSD)</w:t>
+            </w:r>
+          </w:p>
+        </w:tc>
+        <w:tc>
+          <w:tcPr/>
+          <w:p>
+            <w:pPr>
+              <w:pStyle w:val="Compact"/>
+            </w:pPr>
+            <w:r>
+              <w:t xml:space="preserve">Basis</w:t>
+            </w:r>
+          </w:p>
+        </w:tc>
+        <w:tc>
+          <w:tcPr/>
+          <w:p>
+            <w:pPr>
+              <w:pStyle w:val="Compact"/>
+            </w:pPr>
+            <w:r>
+              <w:t xml:space="preserve">Status</w:t>
+            </w:r>
+          </w:p>
+        </w:tc>
+      </w:tr>
+      <w:tr>
+        <w:tc>
+          <w:tcPr/>
+          <w:p>
+            <w:pPr>
+              <w:pStyle w:val="Compact"/>
+            </w:pPr>
+            <w:r>
+              <w:rPr>
+                <w:rStyle w:val="VerbatimChar"/>
+              </w:rPr>
+              <w:t xml:space="preserve">MIN_PERIODS</w:t>
+            </w:r>
+          </w:p>
+        </w:tc>
+        <w:tc>
+          <w:tcPr/>
+          <w:p>
+            <w:pPr>
+              <w:pStyle w:val="Compact"/>
+            </w:pPr>
+            <w:r>
+              <w:t xml:space="preserve">30 (global)</w:t>
+            </w:r>
+          </w:p>
+        </w:tc>
+        <w:tc>
+          <w:tcPr/>
+          <w:p>
+            <w:pPr>
+              <w:pStyle w:val="Compact"/>
+            </w:pPr>
+            <w:r>
+              <w:t xml:space="preserve">feasibility (other cats have 37–39 periods) + quality</w:t>
+            </w:r>
+          </w:p>
+        </w:tc>
+        <w:tc>
+          <w:tcPr/>
+          <w:p>
+            <w:pPr>
+              <w:pStyle w:val="Compact"/>
+            </w:pPr>
+            <w:r>
+              <w:t xml:space="preserve">adopted</w:t>
+            </w:r>
+          </w:p>
+        </w:tc>
+      </w:tr>
+      <w:tr>
+        <w:tc>
+          <w:tcPr/>
+          <w:p>
+            <w:pPr>
+              <w:pStyle w:val="Compact"/>
+            </w:pPr>
+            <w:r>
+              <w:rPr>
+                <w:rStyle w:val="VerbatimChar"/>
+              </w:rPr>
+              <w:t xml:space="preserve">LAGS</w:t>
+            </w:r>
+          </w:p>
+        </w:tc>
+        <w:tc>
+          <w:tcPr/>
+          <w:p>
+            <w:pPr>
+              <w:pStyle w:val="Compact"/>
+            </w:pPr>
+            <w:r>
+              <w:t xml:space="preserve">1, 2, 3, 4, 8, 13</w:t>
+            </w:r>
+          </w:p>
+        </w:tc>
+        <w:tc>
+          <w:tcPr/>
+          <w:p>
+            <w:pPr>
+              <w:pStyle w:val="Compact"/>
+            </w:pPr>
+            <w:r>
+              <w:t xml:space="preserve">ACF/PACF inspection</w:t>
+            </w:r>
+          </w:p>
+        </w:tc>
+        <w:tc>
+          <w:tcPr/>
+          <w:p>
+            <w:pPr>
+              <w:pStyle w:val="Compact"/>
+            </w:pPr>
+            <w:r>
+              <w:t xml:space="preserve">empirical; needs prose justification</w:t>
+            </w:r>
+          </w:p>
+        </w:tc>
+      </w:tr>
+      <w:tr>
+        <w:tc>
+          <w:tcPr/>
+          <w:p>
+            <w:pPr>
+              <w:pStyle w:val="Compact"/>
+            </w:pPr>
+            <w:r>
+              <w:rPr>
+                <w:rStyle w:val="VerbatimChar"/>
+              </w:rPr>
+              <w:t xml:space="preserve">ROLLING_WINDOWS</w:t>
+            </w:r>
+          </w:p>
+        </w:tc>
+        <w:tc>
+          <w:tcPr/>
+          <w:p>
+            <w:pPr>
+              <w:pStyle w:val="Compact"/>
+            </w:pPr>
+            <w:r>
+              <w:t xml:space="preserve">4, 13</w:t>
+            </w:r>
+          </w:p>
+        </w:tc>
+        <w:tc>
+          <w:tcPr/>
+          <w:p>
+            <w:pPr>
+              <w:pStyle w:val="Compact"/>
+            </w:pPr>
+            <w:r>
+              <w:t xml:space="preserve">4-month + annual cycle</w:t>
+            </w:r>
+          </w:p>
+        </w:tc>
+        <w:tc>
+          <w:tcPr/>
+          <w:p>
+            <w:pPr>
+              <w:pStyle w:val="Compact"/>
+            </w:pPr>
+            <w:r>
+              <w:t xml:space="preserve">empirical</w:t>
+            </w:r>
+          </w:p>
+        </w:tc>
+      </w:tr>
+      <w:tr>
+        <w:tc>
+          <w:tcPr/>
+          <w:p>
+            <w:pPr>
+              <w:pStyle w:val="Compact"/>
+            </w:pPr>
+            <w:r>
+              <w:rPr>
+                <w:rStyle w:val="VerbatimChar"/>
+              </w:rPr>
+              <w:t xml:space="preserve">HOLIDAY_MONTHS</w:t>
+            </w:r>
+          </w:p>
+        </w:tc>
+        <w:tc>
+          <w:tcPr/>
+          <w:p>
+            <w:pPr>
+              <w:pStyle w:val="Compact"/>
+            </w:pPr>
+            <w:r>
+              <w:t xml:space="preserve">3, 6, 12</w:t>
+            </w:r>
+          </w:p>
+        </w:tc>
+        <w:tc>
+          <w:tcPr/>
+          <w:p>
+            <w:pPr>
+              <w:pStyle w:val="Compact"/>
+            </w:pPr>
+            <w:r>
+              <w:t xml:space="preserve">&gt;75th sales percentile</w:t>
+            </w:r>
+          </w:p>
+        </w:tc>
+        <w:tc>
+          <w:tcPr/>
+          <w:p>
+            <w:pPr>
+              <w:pStyle w:val="Compact"/>
+            </w:pPr>
+            <w:r>
+              <w:t xml:space="preserve">confirmed under DVH EXCL. HD</w:t>
+            </w:r>
+          </w:p>
+        </w:tc>
+      </w:tr>
+      <w:tr>
+        <w:tc>
+          <w:tcPr/>
+          <w:p>
+            <w:pPr>
+              <w:pStyle w:val="Compact"/>
+            </w:pPr>
+            <w:r>
+              <w:t xml:space="preserve">log transform</w:t>
+            </w:r>
+          </w:p>
+        </w:tc>
+        <w:tc>
+          <w:tcPr/>
+          <w:p>
+            <w:pPr>
+              <w:pStyle w:val="Compact"/>
+            </w:pPr>
+            <w:r>
+              <w:t xml:space="preserve">applied to</w:t>
+            </w:r>
+            <w:r>
+              <w:t xml:space="preserve"> </w:t>
+            </w:r>
+            <w:r>
+              <w:rPr>
+                <w:rStyle w:val="VerbatimChar"/>
+              </w:rPr>
+              <w:t xml:space="preserve">sales_units</w:t>
+            </w:r>
+          </w:p>
+        </w:tc>
+        <w:tc>
+          <w:tcPr/>
+          <w:p>
+            <w:pPr>
+              <w:pStyle w:val="Compact"/>
+            </w:pPr>
+            <w:r>
+              <w:t xml:space="preserve">variance stabilisation; series is I(1), diff-stationary (ADF p&lt;0.001)</w:t>
+            </w:r>
+          </w:p>
+        </w:tc>
+        <w:tc>
+          <w:tcPr/>
+          <w:p>
+            <w:pPr>
+              <w:pStyle w:val="Compact"/>
+            </w:pPr>
+            <w:r>
+              <w:t xml:space="preserve">confirmed</w:t>
+            </w:r>
+          </w:p>
+        </w:tc>
+      </w:tr>
+      <w:tr>
+        <w:tc>
+          <w:tcPr/>
+          <w:p>
+            <w:pPr>
+              <w:pStyle w:val="Compact"/>
+            </w:pPr>
+            <w:r>
+              <w:t xml:space="preserve">Train / Val / Test</w:t>
+            </w:r>
+          </w:p>
+        </w:tc>
+        <w:tc>
+          <w:tcPr/>
+          <w:p>
+            <w:pPr>
+              <w:pStyle w:val="Compact"/>
+            </w:pPr>
+            <w:r>
+              <w:t xml:space="preserve">24 / 6 / 12 months</w:t>
+            </w:r>
+          </w:p>
+        </w:tc>
+        <w:tc>
+          <w:tcPr/>
+          <w:p>
+            <w:pPr>
+              <w:pStyle w:val="Compact"/>
+            </w:pPr>
+            <w:r>
+              <w:t xml:space="preserve">forward-chaining (Section 4.5)</w:t>
+            </w:r>
+          </w:p>
+        </w:tc>
+        <w:tc>
+          <w:tcPr/>
+          <w:p>
+            <w:pPr>
+              <w:pStyle w:val="Compact"/>
+            </w:pPr>
+            <w:r>
+              <w:t xml:space="preserve">confirmed</w:t>
+            </w:r>
+          </w:p>
+        </w:tc>
+      </w:tr>
+    </w:tbl>
     <w:p>
       <w:pPr>
         <w:pStyle w:val="BodyText"/>
       </w:pPr>
       <w:r>
-        <w:t xml:space="preserve">Access to the Indeks Danmark dataset is subject to a confidentiality arrangement with Manifold AI. The data is used solely within the local research environment and is not transmitted to external systems. The dataset contains survey weights and demographic variables, which are treated as sensitive data under the project’s data governance policy.</w:t>
-      </w:r>
-    </w:p>
-    <w:bookmarkEnd w:id="16"/>
-    <w:bookmarkStart w:id="17" w:name="data-structure"/>
-    <w:p>
-      <w:pPr>
-        <w:pStyle w:val="Heading3"/>
-      </w:pPr>
-      <w:r>
-        <w:t xml:space="preserve">4.3.2 Data Structure</w:t>
-      </w:r>
-    </w:p>
-    <w:p>
-      <w:pPr>
-        <w:pStyle w:val="FirstParagraph"/>
-      </w:pPr>
-      <w:r>
-        <w:t xml:space="preserve">The survey covers a broad range of consumer attitudes, behaviours, and sociodemographic characteristics relevant to the Danish market. Variables pertinent to the CSD category include product category usage frequency, brand preference intensity, retail channel shopping frequency, health consciousness indicators, price sensitivity measures, and lifestyle segment identifiers. The dataset is cross-sectional, capturing consumer attitudes at a single point in time, which has a direct methodological consequence for the enrichment design: Indeks Danmark signals cannot be used as dynamic time-varying predictors in the forecasting models. They are instead used as static enrichment features that capture structural differences in consumer demand profiles across the retailer segments covered by the Nielsen panel, as described in Section 4.4.</w:t>
-      </w:r>
-    </w:p>
-    <w:p>
-      <w:pPr>
-        <w:pStyle w:val="BodyText"/>
-      </w:pPr>
-      <w:r>
-        <w:t xml:space="preserve">The estimated RAM requirement for the main data file is approximately 970 megabytes, which represents a significant share of the 8-gigabyte budget. Loading the full 6,364-column matrix in memory simultaneously with the Nielsen training data and a fitted gradient-boosted model is not feasible within the constraint. The preprocessing pipeline therefore implements a two-stage approach: in the first stage, a subset of CSD-relevant variables is selected from the main data file using the codebook, and a reduced variable matrix is cached to disk; in the second stage, only the reduced matrix is loaded during model training. This approach ensures that the combined memory footprint remains within the 8-gigabyte budget, consistent with the architectural design documented in Chapter 5.</w:t>
-      </w:r>
-    </w:p>
-    <w:bookmarkEnd w:id="17"/>
-    <w:bookmarkStart w:id="18" w:name="X0e51023c3d201db8cf4281be93b5906d539f6d7"/>
-    <w:p>
-      <w:pPr>
-        <w:pStyle w:val="Heading3"/>
-      </w:pPr>
-      <w:r>
-        <w:t xml:space="preserve">4.3.3 Variable Selection and Consumer Segmentation</w:t>
-      </w:r>
-    </w:p>
-    <w:p>
-      <w:pPr>
-        <w:pStyle w:val="FirstParagraph"/>
-      </w:pPr>
-      <w:r>
-        <w:t xml:space="preserve">The 6,364 variables in the Indeks Danmark main file cover the full range of consumer survey content, the majority of which is not relevant to CSD demand forecasting. The variable selection step filters the codebook to identify variables related to carbonated beverage consumption, soft drink brand preferences, grocery retail channel usage, health and sustainability attitudes, and price sensitivity. The target is a reduced set of approximately 50 to 100 variables that capture the dimensions most directly predictive of CSD demand variation across consumer segments.</w:t>
-      </w:r>
-    </w:p>
-    <w:p>
-      <w:pPr>
-        <w:pStyle w:val="BodyText"/>
-      </w:pPr>
-      <w:r>
-        <w:t xml:space="preserve">From the reduced variable set, a consumer segmentation is derived through a two-step dimensionality reduction and clustering procedure. Principal component analysis reduces the selected variables to a set of principal components explaining at least 80 per cent of the total variance; typically, between 10 and 15 components are required to reach this threshold for consumer survey data. K-means clustering is then applied to the component scores, with the number of clusters determined by the elbow criterion applied to within-cluster sum of squares across a range of 2 to 8 clusters. Prior work on consumer segmentation in retail contexts has identified 4 to 6 segments as the empirically optimal range for national consumer panels of this scale (Kasem et al., 2023; Stylianou and Pantelidou, 2025), and the segmentation in this thesis targets that range.</w:t>
-      </w:r>
-    </w:p>
-    <w:p>
-      <w:pPr>
-        <w:pStyle w:val="BodyText"/>
-      </w:pPr>
-      <w:r>
-        <w:t xml:space="preserve">Each resulting consumer segment is characterised by its centroid profile on the principal components, which is then interpreted in terms of the original variable labels to produce a managerially meaningful description. The segment profiles are the basis for the retailer mapping step described in Section 4.4.</w:t>
-      </w:r>
-    </w:p>
-    <w:bookmarkEnd w:id="18"/>
-    <w:bookmarkStart w:id="19" w:name="retailer-mapping"/>
-    <w:p>
-      <w:pPr>
-        <w:pStyle w:val="Heading3"/>
-      </w:pPr>
-      <w:r>
-        <w:t xml:space="preserve">4.3.4 Retailer Mapping</w:t>
-      </w:r>
-    </w:p>
-    <w:p>
-      <w:pPr>
-        <w:pStyle w:val="FirstParagraph"/>
-      </w:pPr>
-      <w:r>
-        <w:t xml:space="preserve">The Indeks Danmark survey includes variables on retail channel and retailer shopping frequency, which enable a probabilistic assignment of consumer segments to Nielsen market segments. For each Nielsen market in the analysis scope, the share of each consumer segment is estimated from the survey’s channel shopping frequency variables, weighted by the survey’s population weights. The result is a retailer-level demand profile vector that summarises the consumer segment composition of the shopper base for each retail channel.</w:t>
-      </w:r>
-    </w:p>
-    <w:p>
-      <w:pPr>
-        <w:pStyle w:val="BodyText"/>
-      </w:pPr>
-      <w:r>
-        <w:t xml:space="preserve">This mapping is a proxy construction rather than a direct linkage. There is no row-level correspondence between individual survey respondents and individual retail transactions; the mapping is based on aggregated segment profiles and channel-level shopping frequency distributions. The measurement error introduced by this proxy is acknowledged as a limitation in Chapter 3 and its potential effect on the SRQ3 enrichment evaluation is discussed in Chapter 8. The absence of a direct individual-level linkage means that the true predictive value of consumer survey data for CSD demand forecasting may be understated by the enrichment evaluation, as the proxy mapping introduces noise that a direct linkage would not.</w:t>
+        <w:t xml:space="preserve">These parameters are EDA-driven rather than theory-first; their academic justification is developed in the modelling chapter, and their empirical (not theoretical) origin is stated honestly as a limitation.</w:t>
       </w:r>
     </w:p>
     <w:p>
@@ -907,24 +2170,15 @@
         </w:pict>
       </w:r>
     </w:p>
-    <w:bookmarkEnd w:id="19"/>
     <w:bookmarkEnd w:id="20"/>
-    <w:bookmarkStart w:id="23" w:name="feature-engineering"/>
+    <w:bookmarkEnd w:id="21"/>
+    <w:bookmarkStart w:id="22" w:name="X8cc8597da71db7934de7d17163d2824df9cd423"/>
     <w:p>
       <w:pPr>
         <w:pStyle w:val="Heading2"/>
       </w:pPr>
       <w:r>
-        <w:t xml:space="preserve">4.4 Feature Engineering</w:t>
-      </w:r>
-    </w:p>
-    <w:bookmarkStart w:id="21" w:name="time-series-features"/>
-    <w:p>
-      <w:pPr>
-        <w:pStyle w:val="Heading3"/>
-      </w:pPr>
-      <w:r>
-        <w:t xml:space="preserve">4.4.1 Time-Series Features</w:t>
+        <w:t xml:space="preserve">4.4 Feature Engineering (forecasting substrate)</w:t>
       </w:r>
     </w:p>
     <w:p>
@@ -932,60 +2186,23 @@
         <w:pStyle w:val="FirstParagraph"/>
       </w:pPr>
       <w:r>
-        <w:t xml:space="preserve">For all five forecasting models, the preprocessing pipeline constructs a set of time-series features derived from the Nielsen facts table. The features are computed at the brand-times-market granularity used in the benchmark evaluation. Autoregressive features include lagged values of</w:t>
-      </w:r>
-      <w:r>
-        <w:t xml:space="preserve"> </w:t>
-      </w:r>
-      <w:r>
-        <w:rPr>
-          <w:rStyle w:val="VerbatimChar"/>
-        </w:rPr>
-        <w:t xml:space="preserve">sales_units</w:t>
-      </w:r>
-      <w:r>
-        <w:t xml:space="preserve"> </w:t>
-      </w:r>
-      <w:r>
-        <w:t xml:space="preserve">at lags of one, two, three, four, eight, and thirteen months, capturing short-term autocorrelation, medium-term trend, and the seasonal pattern at roughly one quarter. Rolling statistics include the four-month rolling mean and standard deviation, and the thirteen-month rolling mean, which approximates a trailing annual average. Calendar features include month of year, quarter, and a binary indicator for Danish public holidays, which fall within specific calendar months and have documented effects on CSD purchasing patterns in the Scandinavian market.</w:t>
-      </w:r>
-    </w:p>
-    <w:p>
-      <w:pPr>
-        <w:pStyle w:val="BodyText"/>
-      </w:pPr>
-      <w:r>
-        <w:t xml:space="preserve">Promotional features include the</w:t>
-      </w:r>
-      <w:r>
-        <w:t xml:space="preserve"> </w:t>
-      </w:r>
-      <w:r>
-        <w:rPr>
-          <w:rStyle w:val="VerbatimChar"/>
-        </w:rPr>
-        <w:t xml:space="preserve">sales_units_any_promo</w:t>
-      </w:r>
-      <w:r>
-        <w:t xml:space="preserve"> </w:t>
-      </w:r>
-      <w:r>
-        <w:t xml:space="preserve">variable (imputed to zero where null) and the ratio of promotional to total sales, which captures promotional intensity. The</w:t>
-      </w:r>
-      <w:r>
-        <w:t xml:space="preserve"> </w:t>
-      </w:r>
-      <w:r>
-        <w:rPr>
-          <w:rStyle w:val="VerbatimChar"/>
-        </w:rPr>
-        <w:t xml:space="preserve">weighted_distribution</w:t>
-      </w:r>
-      <w:r>
-        <w:t xml:space="preserve"> </w:t>
-      </w:r>
-      <w:r>
-        <w:t xml:space="preserve">variable is included as a feature after imputation, capturing the availability dimension of demand. These features are applied to LightGBM, XGBoost, and Ridge Regression; ARIMA and Prophet are fitted as univariate models without the full feature set, consistent with their specification as statistical baselines.</w:t>
+        <w:t xml:space="preserve">The forecasting substrate uses features derived from the Nielsen facts table at the brand × month granularity. The audit confirms</w:t>
+      </w:r>
+      <w:r>
+        <w:t xml:space="preserve"> </w:t>
+      </w:r>
+      <w:r>
+        <w:rPr>
+          <w:b/>
+          <w:bCs/>
+        </w:rPr>
+        <w:t xml:space="preserve">14 modelling features</w:t>
+      </w:r>
+      <w:r>
+        <w:t xml:space="preserve"> </w:t>
+      </w:r>
+      <w:r>
+        <w:t xml:space="preserve">per observation (plus index, target, and split-label columns, for ≈20 columns total — exact count to confirm against the parquet). These are the exogenous predictors referenced in Chapter 1.</w:t>
       </w:r>
     </w:p>
     <w:tbl>
@@ -1052,10 +2269,31 @@
               <w:t xml:space="preserve">lag_1</w:t>
             </w:r>
             <w:r>
+              <w:t xml:space="preserve">,</w:t>
+            </w:r>
+            <w:r>
               <w:t xml:space="preserve"> </w:t>
             </w:r>
             <w:r>
-              <w:t xml:space="preserve">to</w:t>
+              <w:rPr>
+                <w:rStyle w:val="VerbatimChar"/>
+              </w:rPr>
+              <w:t xml:space="preserve">lag_2</w:t>
+            </w:r>
+            <w:r>
+              <w:t xml:space="preserve">,</w:t>
+            </w:r>
+            <w:r>
+              <w:t xml:space="preserve"> </w:t>
+            </w:r>
+            <w:r>
+              <w:rPr>
+                <w:rStyle w:val="VerbatimChar"/>
+              </w:rPr>
+              <w:t xml:space="preserve">lag_3</w:t>
+            </w:r>
+            <w:r>
+              <w:t xml:space="preserve">,</w:t>
             </w:r>
             <w:r>
               <w:t xml:space="preserve"> </w:t>
@@ -1066,38 +2304,12 @@
               </w:rPr>
               <w:t xml:space="preserve">lag_4</w:t>
             </w:r>
-          </w:p>
-        </w:tc>
-        <w:tc>
-          <w:tcPr/>
-          <w:p>
-            <w:pPr>
-              <w:pStyle w:val="Compact"/>
-            </w:pPr>
-            <w:r>
-              <w:t xml:space="preserve">Sales at t-1, t-2, t-3, t-4 months</w:t>
-            </w:r>
-          </w:p>
-        </w:tc>
-        <w:tc>
-          <w:tcPr/>
-          <w:p>
-            <w:pPr>
-              <w:pStyle w:val="Compact"/>
-            </w:pPr>
-            <w:r>
-              <w:t xml:space="preserve">LightGBM, XGBoost, Ridge</w:t>
-            </w:r>
-          </w:p>
-        </w:tc>
-      </w:tr>
-      <w:tr>
-        <w:tc>
-          <w:tcPr/>
-          <w:p>
-            <w:pPr>
-              <w:pStyle w:val="Compact"/>
-            </w:pPr>
+            <w:r>
+              <w:t xml:space="preserve">,</w:t>
+            </w:r>
+            <w:r>
+              <w:t xml:space="preserve"> </w:t>
+            </w:r>
             <w:r>
               <w:rPr>
                 <w:rStyle w:val="VerbatimChar"/>
@@ -1125,45 +2337,22 @@
               <w:pStyle w:val="Compact"/>
             </w:pPr>
             <w:r>
-              <w:t xml:space="preserve">Medium-term lags</w:t>
-            </w:r>
-          </w:p>
-        </w:tc>
-        <w:tc>
-          <w:tcPr/>
-          <w:p>
-            <w:pPr>
-              <w:pStyle w:val="Compact"/>
-            </w:pPr>
-            <w:r>
-              <w:t xml:space="preserve">LightGBM, XGBoost, Ridge</w:t>
-            </w:r>
-          </w:p>
-        </w:tc>
-      </w:tr>
-      <w:tr>
-        <w:tc>
-          <w:tcPr/>
-          <w:p>
-            <w:pPr>
-              <w:pStyle w:val="Compact"/>
-            </w:pPr>
+              <w:t xml:space="preserve">Lagged</w:t>
+            </w:r>
+            <w:r>
+              <w:t xml:space="preserve"> </w:t>
+            </w:r>
             <w:r>
               <w:rPr>
                 <w:rStyle w:val="VerbatimChar"/>
               </w:rPr>
-              <w:t xml:space="preserve">rolling_mean_4m</w:t>
-            </w:r>
-          </w:p>
-        </w:tc>
-        <w:tc>
-          <w:tcPr/>
-          <w:p>
-            <w:pPr>
-              <w:pStyle w:val="Compact"/>
-            </w:pPr>
-            <w:r>
-              <w:t xml:space="preserve">4-month rolling average</w:t>
+              <w:t xml:space="preserve">sales_units</w:t>
+            </w:r>
+            <w:r>
+              <w:t xml:space="preserve"> </w:t>
+            </w:r>
+            <w:r>
+              <w:t xml:space="preserve">(short, medium, seasonal)</w:t>
             </w:r>
           </w:p>
         </w:tc>
@@ -1190,56 +2379,68 @@
               <w:rPr>
                 <w:rStyle w:val="VerbatimChar"/>
               </w:rPr>
-              <w:t xml:space="preserve">rolling_std_4m</w:t>
-            </w:r>
-          </w:p>
-        </w:tc>
-        <w:tc>
-          <w:tcPr/>
-          <w:p>
-            <w:pPr>
-              <w:pStyle w:val="Compact"/>
-            </w:pPr>
-            <w:r>
-              <w:t xml:space="preserve">4-month rolling standard deviation</w:t>
-            </w:r>
-          </w:p>
-        </w:tc>
-        <w:tc>
-          <w:tcPr/>
-          <w:p>
-            <w:pPr>
-              <w:pStyle w:val="Compact"/>
-            </w:pPr>
-            <w:r>
-              <w:t xml:space="preserve">LightGBM, XGBoost, Ridge</w:t>
-            </w:r>
-          </w:p>
-        </w:tc>
-      </w:tr>
-      <w:tr>
-        <w:tc>
-          <w:tcPr/>
-          <w:p>
-            <w:pPr>
-              <w:pStyle w:val="Compact"/>
-            </w:pPr>
+              <w:t xml:space="preserve">rolling_mean_4</w:t>
+            </w:r>
+            <w:r>
+              <w:t xml:space="preserve">,</w:t>
+            </w:r>
+            <w:r>
+              <w:t xml:space="preserve"> </w:t>
+            </w:r>
             <w:r>
               <w:rPr>
                 <w:rStyle w:val="VerbatimChar"/>
               </w:rPr>
-              <w:t xml:space="preserve">rolling_mean_13m</w:t>
-            </w:r>
-          </w:p>
-        </w:tc>
-        <w:tc>
-          <w:tcPr/>
-          <w:p>
-            <w:pPr>
-              <w:pStyle w:val="Compact"/>
-            </w:pPr>
-            <w:r>
-              <w:t xml:space="preserve">13-month rolling average</w:t>
+              <w:t xml:space="preserve">rolling_std_4</w:t>
+            </w:r>
+          </w:p>
+        </w:tc>
+        <w:tc>
+          <w:tcPr/>
+          <w:p>
+            <w:pPr>
+              <w:pStyle w:val="Compact"/>
+            </w:pPr>
+            <w:r>
+              <w:t xml:space="preserve">4-month rolling mean and standard deviation</w:t>
+            </w:r>
+          </w:p>
+        </w:tc>
+        <w:tc>
+          <w:tcPr/>
+          <w:p>
+            <w:pPr>
+              <w:pStyle w:val="Compact"/>
+            </w:pPr>
+            <w:r>
+              <w:t xml:space="preserve">LightGBM, XGBoost, Ridge</w:t>
+            </w:r>
+          </w:p>
+        </w:tc>
+      </w:tr>
+      <w:tr>
+        <w:tc>
+          <w:tcPr/>
+          <w:p>
+            <w:pPr>
+              <w:pStyle w:val="Compact"/>
+            </w:pPr>
+            <w:r>
+              <w:rPr>
+                <w:rStyle w:val="VerbatimChar"/>
+              </w:rPr>
+              <w:t xml:space="preserve">rolling_mean_13</w:t>
+            </w:r>
+          </w:p>
+        </w:tc>
+        <w:tc>
+          <w:tcPr/>
+          <w:p>
+            <w:pPr>
+              <w:pStyle w:val="Compact"/>
+            </w:pPr>
+            <w:r>
+              <w:t xml:space="preserve">Trailing annual average</w:t>
             </w:r>
           </w:p>
         </w:tc>
@@ -1268,130 +2469,105 @@
               </w:rPr>
               <w:t xml:space="preserve">month</w:t>
             </w:r>
-          </w:p>
-        </w:tc>
-        <w:tc>
-          <w:tcPr/>
-          <w:p>
-            <w:pPr>
-              <w:pStyle w:val="Compact"/>
-            </w:pPr>
-            <w:r>
-              <w:t xml:space="preserve">Calendar month (1–12)</w:t>
-            </w:r>
-          </w:p>
-        </w:tc>
-        <w:tc>
-          <w:tcPr/>
-          <w:p>
-            <w:pPr>
-              <w:pStyle w:val="Compact"/>
-            </w:pPr>
-            <w:r>
-              <w:t xml:space="preserve">All</w:t>
-            </w:r>
-          </w:p>
-        </w:tc>
-      </w:tr>
-      <w:tr>
-        <w:tc>
-          <w:tcPr/>
-          <w:p>
-            <w:pPr>
-              <w:pStyle w:val="Compact"/>
-            </w:pPr>
+            <w:r>
+              <w:t xml:space="preserve">,</w:t>
+            </w:r>
+            <w:r>
+              <w:t xml:space="preserve"> </w:t>
+            </w:r>
             <w:r>
               <w:rPr>
                 <w:rStyle w:val="VerbatimChar"/>
               </w:rPr>
               <w:t xml:space="preserve">quarter</w:t>
             </w:r>
-          </w:p>
-        </w:tc>
-        <w:tc>
-          <w:tcPr/>
-          <w:p>
-            <w:pPr>
-              <w:pStyle w:val="Compact"/>
-            </w:pPr>
-            <w:r>
-              <w:t xml:space="preserve">Calendar quarter</w:t>
-            </w:r>
-          </w:p>
-        </w:tc>
-        <w:tc>
-          <w:tcPr/>
-          <w:p>
-            <w:pPr>
-              <w:pStyle w:val="Compact"/>
-            </w:pPr>
-            <w:r>
-              <w:t xml:space="preserve">All</w:t>
-            </w:r>
-          </w:p>
-        </w:tc>
-      </w:tr>
-      <w:tr>
-        <w:tc>
-          <w:tcPr/>
-          <w:p>
-            <w:pPr>
-              <w:pStyle w:val="Compact"/>
-            </w:pPr>
+            <w:r>
+              <w:t xml:space="preserve">,</w:t>
+            </w:r>
+            <w:r>
+              <w:t xml:space="preserve"> </w:t>
+            </w:r>
             <w:r>
               <w:rPr>
                 <w:rStyle w:val="VerbatimChar"/>
               </w:rPr>
-              <w:t xml:space="preserve">is_danish_holiday_month</w:t>
-            </w:r>
-          </w:p>
-        </w:tc>
-        <w:tc>
-          <w:tcPr/>
-          <w:p>
-            <w:pPr>
-              <w:pStyle w:val="Compact"/>
-            </w:pPr>
-            <w:r>
-              <w:t xml:space="preserve">Danish public holiday in this month</w:t>
-            </w:r>
-          </w:p>
-        </w:tc>
-        <w:tc>
-          <w:tcPr/>
-          <w:p>
-            <w:pPr>
-              <w:pStyle w:val="Compact"/>
-            </w:pPr>
-            <w:r>
-              <w:t xml:space="preserve">All</w:t>
-            </w:r>
-          </w:p>
-        </w:tc>
-      </w:tr>
-      <w:tr>
-        <w:tc>
-          <w:tcPr/>
-          <w:p>
-            <w:pPr>
-              <w:pStyle w:val="Compact"/>
-            </w:pPr>
+              <w:t xml:space="preserve">holiday_month</w:t>
+            </w:r>
+          </w:p>
+        </w:tc>
+        <w:tc>
+          <w:tcPr/>
+          <w:p>
+            <w:pPr>
+              <w:pStyle w:val="Compact"/>
+            </w:pPr>
+            <w:r>
+              <w:t xml:space="preserve">Calendar features (</w:t>
+            </w:r>
             <w:r>
               <w:rPr>
                 <w:rStyle w:val="VerbatimChar"/>
               </w:rPr>
-              <w:t xml:space="preserve">promo_sales_units</w:t>
-            </w:r>
-          </w:p>
-        </w:tc>
-        <w:tc>
-          <w:tcPr/>
-          <w:p>
-            <w:pPr>
-              <w:pStyle w:val="Compact"/>
-            </w:pPr>
-            <w:r>
-              <w:t xml:space="preserve">Units sold under promotion (0 if no promo)</w:t>
+              <w:t xml:space="preserve">holiday_month</w:t>
+            </w:r>
+            <w:r>
+              <w:t xml:space="preserve"> </w:t>
+            </w:r>
+            <w:r>
+              <w:t xml:space="preserve">= month in {3,6,12})</w:t>
+            </w:r>
+          </w:p>
+        </w:tc>
+        <w:tc>
+          <w:tcPr/>
+          <w:p>
+            <w:pPr>
+              <w:pStyle w:val="Compact"/>
+            </w:pPr>
+            <w:r>
+              <w:t xml:space="preserve">All</w:t>
+            </w:r>
+          </w:p>
+        </w:tc>
+      </w:tr>
+      <w:tr>
+        <w:tc>
+          <w:tcPr/>
+          <w:p>
+            <w:pPr>
+              <w:pStyle w:val="Compact"/>
+            </w:pPr>
+            <w:r>
+              <w:rPr>
+                <w:rStyle w:val="VerbatimChar"/>
+              </w:rPr>
+              <w:t xml:space="preserve">log_sales_units</w:t>
+            </w:r>
+          </w:p>
+        </w:tc>
+        <w:tc>
+          <w:tcPr/>
+          <w:p>
+            <w:pPr>
+              <w:pStyle w:val="Compact"/>
+            </w:pPr>
+            <w:r>
+              <w:t xml:space="preserve">Natural log of</w:t>
+            </w:r>
+            <w:r>
+              <w:t xml:space="preserve"> </w:t>
+            </w:r>
+            <w:r>
+              <w:rPr>
+                <w:rStyle w:val="VerbatimChar"/>
+              </w:rPr>
+              <w:t xml:space="preserve">sales_units</w:t>
+            </w:r>
+            <w:r>
+              <w:t xml:space="preserve"> </w:t>
+            </w:r>
+            <w:r>
+              <w:t xml:space="preserve">(stationarity treatment)</w:t>
             </w:r>
           </w:p>
         </w:tc>
@@ -1429,45 +2605,7 @@
               <w:pStyle w:val="Compact"/>
             </w:pPr>
             <w:r>
-              <w:t xml:space="preserve">Ratio of promo to total units</w:t>
-            </w:r>
-          </w:p>
-        </w:tc>
-        <w:tc>
-          <w:tcPr/>
-          <w:p>
-            <w:pPr>
-              <w:pStyle w:val="Compact"/>
-            </w:pPr>
-            <w:r>
-              <w:t xml:space="preserve">LightGBM, XGBoost, Ridge</w:t>
-            </w:r>
-          </w:p>
-        </w:tc>
-      </w:tr>
-      <w:tr>
-        <w:tc>
-          <w:tcPr/>
-          <w:p>
-            <w:pPr>
-              <w:pStyle w:val="Compact"/>
-            </w:pPr>
-            <w:r>
-              <w:rPr>
-                <w:rStyle w:val="VerbatimChar"/>
-              </w:rPr>
-              <w:t xml:space="preserve">weighted_distribution</w:t>
-            </w:r>
-          </w:p>
-        </w:tc>
-        <w:tc>
-          <w:tcPr/>
-          <w:p>
-            <w:pPr>
-              <w:pStyle w:val="Compact"/>
-            </w:pPr>
-            <w:r>
-              <w:t xml:space="preserve">Distribution level 0–1 (imputed)</w:t>
+              <w:t xml:space="preserve">Promotional share of units (clipped 0–1)</w:t>
             </w:r>
           </w:p>
         </w:tc>
@@ -1484,22 +2622,12 @@
         </w:tc>
       </w:tr>
     </w:tbl>
-    <w:bookmarkEnd w:id="21"/>
-    <w:bookmarkStart w:id="22" w:name="consumer-signal-features"/>
-    <w:p>
-      <w:pPr>
-        <w:pStyle w:val="Heading3"/>
-      </w:pPr>
-      <w:r>
-        <w:t xml:space="preserve">4.4.2 Consumer Signal Features</w:t>
-      </w:r>
-    </w:p>
-    <w:p>
-      <w:pPr>
-        <w:pStyle w:val="FirstParagraph"/>
-      </w:pPr>
-      <w:r>
-        <w:t xml:space="preserve">The Indeks Danmark enrichment introduces three additional features at the retailer level, derived from the segmentation and mapping procedure described in Section 4.3. The</w:t>
+    <w:p>
+      <w:pPr>
+        <w:pStyle w:val="BodyText"/>
+      </w:pPr>
+      <w:r>
+        <w:t xml:space="preserve">Index/target/label columns carried in the matrix:</w:t>
       </w:r>
       <w:r>
         <w:t xml:space="preserve"> </w:t>
@@ -1508,13 +2636,10 @@
         <w:rPr>
           <w:rStyle w:val="VerbatimChar"/>
         </w:rPr>
-        <w:t xml:space="preserve">consumer_demand_index</w:t>
-      </w:r>
-      <w:r>
-        <w:t xml:space="preserve"> </w:t>
-      </w:r>
-      <w:r>
-        <w:t xml:space="preserve">is a composite score reflecting the CSD demand propensity of the primary consumer segment for each retailer, normalised to a zero-to-one scale. The</w:t>
+        <w:t xml:space="preserve">brand</w:t>
+      </w:r>
+      <w:r>
+        <w:t xml:space="preserve">,</w:t>
       </w:r>
       <w:r>
         <w:t xml:space="preserve"> </w:t>
@@ -1523,13 +2648,10 @@
         <w:rPr>
           <w:rStyle w:val="VerbatimChar"/>
         </w:rPr>
-        <w:t xml:space="preserve">segment_id</w:t>
-      </w:r>
-      <w:r>
-        <w:t xml:space="preserve"> </w:t>
-      </w:r>
-      <w:r>
-        <w:t xml:space="preserve">is the categorical identifier of the dominant consumer segment for each retailer. The</w:t>
+        <w:t xml:space="preserve">period_year</w:t>
+      </w:r>
+      <w:r>
+        <w:t xml:space="preserve">,</w:t>
       </w:r>
       <w:r>
         <w:t xml:space="preserve"> </w:t>
@@ -1538,13 +2660,96 @@
         <w:rPr>
           <w:rStyle w:val="VerbatimChar"/>
         </w:rPr>
-        <w:t xml:space="preserve">trend_direction</w:t>
-      </w:r>
-      <w:r>
-        <w:t xml:space="preserve"> </w:t>
-      </w:r>
-      <w:r>
-        <w:t xml:space="preserve">captures whether the consumer demand index for the relevant segment changed positively, neutrally, or negatively in the most recent survey wave compared to a reference period, providing a directional enrichment signal.</w:t>
+        <w:t xml:space="preserve">period_month</w:t>
+      </w:r>
+      <w:r>
+        <w:t xml:space="preserve">,</w:t>
+      </w:r>
+      <w:r>
+        <w:t xml:space="preserve"> </w:t>
+      </w:r>
+      <w:r>
+        <w:rPr>
+          <w:rStyle w:val="VerbatimChar"/>
+        </w:rPr>
+        <w:t xml:space="preserve">sales_units</w:t>
+      </w:r>
+      <w:r>
+        <w:t xml:space="preserve"> </w:t>
+      </w:r>
+      <w:r>
+        <w:t xml:space="preserve">(target),</w:t>
+      </w:r>
+      <w:r>
+        <w:t xml:space="preserve"> </w:t>
+      </w:r>
+      <w:r>
+        <w:rPr>
+          <w:rStyle w:val="VerbatimChar"/>
+        </w:rPr>
+        <w:t xml:space="preserve">split</w:t>
+      </w:r>
+      <w:r>
+        <w:t xml:space="preserve">.</w:t>
+      </w:r>
+      <w:r>
+        <w:t xml:space="preserve"> </w:t>
+      </w:r>
+      <w:r>
+        <w:rPr>
+          <w:b/>
+          <w:bCs/>
+        </w:rPr>
+        <w:t xml:space="preserve">To confirm</w:t>
+      </w:r>
+      <w:r>
+        <w:t xml:space="preserve">:</w:t>
+      </w:r>
+      <w:r>
+        <w:t xml:space="preserve"> </w:t>
+      </w:r>
+      <w:r>
+        <w:rPr>
+          <w:rStyle w:val="VerbatimChar"/>
+        </w:rPr>
+        <w:t xml:space="preserve">weighted_distribution</w:t>
+      </w:r>
+      <w:r>
+        <w:t xml:space="preserve"> </w:t>
+      </w:r>
+      <w:r>
+        <w:t xml:space="preserve">and raw</w:t>
+      </w:r>
+      <w:r>
+        <w:t xml:space="preserve"> </w:t>
+      </w:r>
+      <w:r>
+        <w:rPr>
+          <w:rStyle w:val="VerbatimChar"/>
+        </w:rPr>
+        <w:t xml:space="preserve">promo_sales_units</w:t>
+      </w:r>
+      <w:r>
+        <w:t xml:space="preserve"> </w:t>
+      </w:r>
+      <w:r>
+        <w:t xml:space="preserve">are present in the aggregated data but are</w:t>
+      </w:r>
+      <w:r>
+        <w:t xml:space="preserve"> </w:t>
+      </w:r>
+      <w:r>
+        <w:rPr>
+          <w:i/>
+          <w:iCs/>
+        </w:rPr>
+        <w:t xml:space="preserve">not</w:t>
+      </w:r>
+      <w:r>
+        <w:t xml:space="preserve"> </w:t>
+      </w:r>
+      <w:r>
+        <w:t xml:space="preserve">in the audit’s confirmed 14-feature list — whether they are used as model inputs or only carried through needs parquet verification. Lag and rolling features carry NaN for short history (expected); no imputation is done in preprocessing, so models handle NaN themselves.</w:t>
       </w:r>
     </w:p>
     <w:p>
@@ -1552,174 +2757,25 @@
         <w:pStyle w:val="BodyText"/>
       </w:pPr>
       <w:r>
-        <w:t xml:space="preserve">These three features are static within the training window: because the Indeks Danmark survey is cross-sectional, they do not vary across time periods. Their contribution to model performance is therefore limited to capturing cross-retailer structural differences in demand levels and is not expected to improve the modelling of within-retailer temporal variation. This limitation is central to the ablation evaluation design described in Chapter 8.</w:t>
-      </w:r>
-    </w:p>
-    <w:tbl>
-      <w:tblPr>
-        <w:tblStyle w:val="Table"/>
-        <w:tblW w:type="pct" w:w="5000"/>
-        <w:tblLayout w:type="fixed"/>
-        <w:tblLook w:firstRow="1" w:lastRow="0" w:firstColumn="0" w:lastColumn="0" w:noHBand="0" w:noVBand="0" w:val="0020"/>
-      </w:tblPr>
-      <w:tblGrid>
-        <w:gridCol w:w="2640"/>
-        <w:gridCol w:w="2640"/>
-        <w:gridCol w:w="2640"/>
-      </w:tblGrid>
-      <w:tr>
-        <w:trPr>
-          <w:tblHeader w:val="on"/>
-        </w:trPr>
-        <w:tc>
-          <w:tcPr/>
-          <w:p>
-            <w:pPr>
-              <w:pStyle w:val="Compact"/>
-            </w:pPr>
-            <w:r>
-              <w:t xml:space="preserve">Feature</w:t>
-            </w:r>
-          </w:p>
-        </w:tc>
-        <w:tc>
-          <w:tcPr/>
-          <w:p>
-            <w:pPr>
-              <w:pStyle w:val="Compact"/>
-            </w:pPr>
-            <w:r>
-              <w:t xml:space="preserve">Description</w:t>
-            </w:r>
-          </w:p>
-        </w:tc>
-        <w:tc>
-          <w:tcPr/>
-          <w:p>
-            <w:pPr>
-              <w:pStyle w:val="Compact"/>
-            </w:pPr>
-            <w:r>
-              <w:t xml:space="preserve">Source</w:t>
-            </w:r>
-          </w:p>
-        </w:tc>
-      </w:tr>
-      <w:tr>
-        <w:tc>
-          <w:tcPr/>
-          <w:p>
-            <w:pPr>
-              <w:pStyle w:val="Compact"/>
-            </w:pPr>
-            <w:r>
-              <w:rPr>
-                <w:rStyle w:val="VerbatimChar"/>
-              </w:rPr>
-              <w:t xml:space="preserve">consumer_demand_index</w:t>
-            </w:r>
-          </w:p>
-        </w:tc>
-        <w:tc>
-          <w:tcPr/>
-          <w:p>
-            <w:pPr>
-              <w:pStyle w:val="Compact"/>
-            </w:pPr>
-            <w:r>
-              <w:t xml:space="preserve">Retailer-level CSD demand propensity index</w:t>
-            </w:r>
-          </w:p>
-        </w:tc>
-        <w:tc>
-          <w:tcPr/>
-          <w:p>
-            <w:pPr>
-              <w:pStyle w:val="Compact"/>
-            </w:pPr>
-            <w:r>
-              <w:t xml:space="preserve">Indeks Danmark</w:t>
-            </w:r>
-          </w:p>
-        </w:tc>
-      </w:tr>
-      <w:tr>
-        <w:tc>
-          <w:tcPr/>
-          <w:p>
-            <w:pPr>
-              <w:pStyle w:val="Compact"/>
-            </w:pPr>
-            <w:r>
-              <w:rPr>
-                <w:rStyle w:val="VerbatimChar"/>
-              </w:rPr>
-              <w:t xml:space="preserve">segment_id</w:t>
-            </w:r>
-          </w:p>
-        </w:tc>
-        <w:tc>
-          <w:tcPr/>
-          <w:p>
-            <w:pPr>
-              <w:pStyle w:val="Compact"/>
-            </w:pPr>
-            <w:r>
-              <w:t xml:space="preserve">Dominant consumer segment for this retailer</w:t>
-            </w:r>
-          </w:p>
-        </w:tc>
-        <w:tc>
-          <w:tcPr/>
-          <w:p>
-            <w:pPr>
-              <w:pStyle w:val="Compact"/>
-            </w:pPr>
-            <w:r>
-              <w:t xml:space="preserve">Indeks Danmark</w:t>
-            </w:r>
-          </w:p>
-        </w:tc>
-      </w:tr>
-      <w:tr>
-        <w:tc>
-          <w:tcPr/>
-          <w:p>
-            <w:pPr>
-              <w:pStyle w:val="Compact"/>
-            </w:pPr>
-            <w:r>
-              <w:rPr>
-                <w:rStyle w:val="VerbatimChar"/>
-              </w:rPr>
-              <w:t xml:space="preserve">trend_direction</w:t>
-            </w:r>
-          </w:p>
-        </w:tc>
-        <w:tc>
-          <w:tcPr/>
-          <w:p>
-            <w:pPr>
-              <w:pStyle w:val="Compact"/>
-            </w:pPr>
-            <w:r>
-              <w:t xml:space="preserve">Directional demand signal (up, flat, down)</w:t>
-            </w:r>
-          </w:p>
-        </w:tc>
-        <w:tc>
-          <w:tcPr/>
-          <w:p>
-            <w:pPr>
-              <w:pStyle w:val="Compact"/>
-            </w:pPr>
-            <w:r>
-              <w:t xml:space="preserve">Indeks Danmark</w:t>
-            </w:r>
-          </w:p>
-        </w:tc>
-      </w:tr>
-    </w:tbl>
+        <w:t xml:space="preserve">ARIMA and Prophet are fitted as univariate statistical baselines on the (log) sales series, not on the tabular feature matrix. The promotional feature is</w:t>
+      </w:r>
+      <w:r>
+        <w:t xml:space="preserve"> </w:t>
+      </w:r>
+      <w:r>
+        <w:rPr>
+          <w:b/>
+          <w:bCs/>
+        </w:rPr>
+        <w:t xml:space="preserve">not informative for danskvand and RTD</w:t>
+      </w:r>
+      <w:r>
+        <w:t xml:space="preserve"> </w:t>
+      </w:r>
+      <w:r>
+        <w:t xml:space="preserve">(promo-zero) and is handled accordingly for those categories.</w:t>
+      </w:r>
+    </w:p>
     <w:p>
       <w:r>
         <w:pict>
@@ -1728,8 +2784,7 @@
       </w:r>
     </w:p>
     <w:bookmarkEnd w:id="22"/>
-    <w:bookmarkEnd w:id="23"/>
-    <w:bookmarkStart w:id="24" w:name="train-validation-and-test-split"/>
+    <w:bookmarkStart w:id="23" w:name="train-validation-and-test-split"/>
     <w:p>
       <w:pPr>
         <w:pStyle w:val="Heading2"/>
@@ -1743,7 +2798,7 @@
         <w:pStyle w:val="FirstParagraph"/>
       </w:pPr>
       <w:r>
-        <w:t xml:space="preserve">The temporal split is defined by calendar date and locked as a pre-specified design decision, applied identically across all five forecasting models. No random shuffling is applied at any stage; the strict temporal split is required to preserve the autocorrelation structure of the time series and to prevent information leakage from future observations into the training or validation windows.</w:t>
+        <w:t xml:space="preserve">The split is defined by calendar date and locked as a pre-specified design decision, applied identically across the forecasting models and across categories. No random shuffling is applied: a strict temporal split preserves the autocorrelation structure and prevents leakage of future observations into training or validation.</w:t>
       </w:r>
     </w:p>
     <w:p>
@@ -1751,7 +2806,7 @@
         <w:pStyle w:val="BodyText"/>
       </w:pPr>
       <w:r>
-        <w:t xml:space="preserve">The 42 monthly periods, sorted chronologically from October 2022 through March 2026, are divided as follows. The training set comprises 29 periods from October 2022 through February 2025, representing 69 per cent of the available data. The validation set comprises 6 periods from March 2025 through August 2025, representing 14 per cent. The test set comprises 7 periods from September 2025 through March 2026, representing 17 per cent.</w:t>
+        <w:t xml:space="preserve">Because the categories differ in length, the split is expressed as contiguous chronological blocks per category (training → validation → test), with the test window placed in the most recent months relevant to Manifold AI’s planning horizon and covering at least one autumn/winter promotional cycle. The training window is required to satisfy the ARIMA minimum (~24 periods) and to contain at least two seasonal cycles for Prophet.</w:t>
       </w:r>
     </w:p>
     <w:p>
@@ -1759,15 +2814,83 @@
         <w:pStyle w:val="BodyText"/>
       </w:pPr>
       <w:r>
-        <w:t xml:space="preserve">The training window of 29 months satisfies the ARIMA minimum requirement of 24 periods for stable parameter identification and provides two complete seasonal cycles, which is the minimum required for Prophet’s automatic seasonality detection. For LightGBM and XGBoost, the 29-month training window is generous relative to the feature matrix dimension, which is bounded by the number of autoregressive lags and rolling statistics constructed from the training history. The validation set of 6 months is used exclusively for model selection and hyperparameter optimisation; it does not inform any final performance estimates. The test set of 7 months is held out until the final evaluation reported in Chapter 8 and is used for all performance metrics reported in the thesis.</w:t>
-      </w:r>
-    </w:p>
-    <w:p>
-      <w:pPr>
-        <w:pStyle w:val="BodyText"/>
-      </w:pPr>
-      <w:r>
-        <w:t xml:space="preserve">The choice of September 2025 as the test set start date is deliberate. It places the test window in the most recent data available, which includes the period most relevant to Manifold AI’s operational planning horizon. It also ensures that the test set covers at least one full seasonal cycle of the autumn and winter months, in which promotional activity in the Danish CSD category tends to be elevated.</w:t>
+        <w:t xml:space="preserve">For</w:t>
+      </w:r>
+      <w:r>
+        <w:t xml:space="preserve"> </w:t>
+      </w:r>
+      <w:r>
+        <w:rPr>
+          <w:b/>
+          <w:bCs/>
+        </w:rPr>
+        <w:t xml:space="preserve">CSD</w:t>
+      </w:r>
+      <w:r>
+        <w:t xml:space="preserve"> </w:t>
+      </w:r>
+      <w:r>
+        <w:t xml:space="preserve">the boundaries are:</w:t>
+      </w:r>
+      <w:r>
+        <w:t xml:space="preserve"> </w:t>
+      </w:r>
+      <w:r>
+        <w:rPr>
+          <w:b/>
+          <w:bCs/>
+        </w:rPr>
+        <w:t xml:space="preserve">train 24 months</w:t>
+      </w:r>
+      <w:r>
+        <w:t xml:space="preserve"> </w:t>
+      </w:r>
+      <w:r>
+        <w:t xml:space="preserve">(Oct 2022 → Oct 2024),</w:t>
+      </w:r>
+      <w:r>
+        <w:t xml:space="preserve"> </w:t>
+      </w:r>
+      <w:r>
+        <w:rPr>
+          <w:b/>
+          <w:bCs/>
+        </w:rPr>
+        <w:t xml:space="preserve">validation 6 months</w:t>
+      </w:r>
+      <w:r>
+        <w:t xml:space="preserve"> </w:t>
+      </w:r>
+      <w:r>
+        <w:t xml:space="preserve">(Oct 2024 → Apr 2025),</w:t>
+      </w:r>
+      <w:r>
+        <w:t xml:space="preserve"> </w:t>
+      </w:r>
+      <w:r>
+        <w:rPr>
+          <w:b/>
+          <w:bCs/>
+        </w:rPr>
+        <w:t xml:space="preserve">test 12 months</w:t>
+      </w:r>
+      <w:r>
+        <w:t xml:space="preserve"> </w:t>
+      </w:r>
+      <w:r>
+        <w:t xml:space="preserve">(Apr 2025 → Mar 2026), over the 42-period window confirmed locally. The 24/6/12 proportions are forward-chaining. Per-category boundaries for danskvand/energidrikke/RTD:</w:t>
+      </w:r>
+      <w:r>
+        <w:t xml:space="preserve"> </w:t>
+      </w:r>
+      <w:r>
+        <w:rPr>
+          <w:rStyle w:val="VerbatimChar"/>
+        </w:rPr>
+        <w:t xml:space="preserve">[regenerate]</w:t>
+      </w:r>
+      <w:r>
+        <w:t xml:space="preserve">.</w:t>
       </w:r>
     </w:p>
     <w:p>
@@ -1777,8 +2900,8 @@
         </w:pict>
       </w:r>
     </w:p>
-    <w:bookmarkEnd w:id="24"/>
-    <w:bookmarkStart w:id="25" w:name="key-risks-and-mitigations"/>
+    <w:bookmarkEnd w:id="23"/>
+    <w:bookmarkStart w:id="24" w:name="key-risks-and-mitigations"/>
     <w:p>
       <w:pPr>
         <w:pStyle w:val="Heading2"/>
@@ -1789,100 +2912,292 @@
     </w:p>
     <w:p>
       <w:pPr>
-        <w:pStyle w:val="FirstParagraph"/>
-      </w:pPr>
-      <w:r>
-        <w:t xml:space="preserve">The data assessment has identified five risks relevant to the empirical chapters. Each risk is documented with its estimated likelihood, its potential impact on the research findings, and the mitigation strategy adopted in this thesis.</w:t>
-      </w:r>
-    </w:p>
-    <w:p>
-      <w:pPr>
-        <w:pStyle w:val="BodyText"/>
-      </w:pPr>
-      <w:r>
-        <w:rPr>
-          <w:b/>
-          <w:bCs/>
-        </w:rPr>
-        <w:t xml:space="preserve">Promotional null imputation.</w:t>
-      </w:r>
-      <w:r>
-        <w:t xml:space="preserve"> </w:t>
-      </w:r>
-      <w:r>
-        <w:t xml:space="preserve">The 39.48 per cent null rate in the promotional columns requires a deliberate imputation decision. Imputing nulls as zero assumes that a null indicates the absence of promotional activity, which is consistent with the structure of scanner panel data collection. However, if a subset of nulls reflects genuine data collection gaps rather than true absence of promotions, the imputation would introduce systematic downward bias in the promotional feature. The risk is judged as low, because the three promotional columns are null for exactly the same rows, which is more consistent with a structural absence pattern than with random data loss.</w:t>
-      </w:r>
-    </w:p>
-    <w:p>
-      <w:pPr>
-        <w:pStyle w:val="BodyText"/>
-      </w:pPr>
-      <w:r>
-        <w:rPr>
-          <w:b/>
-          <w:bCs/>
-        </w:rPr>
-        <w:t xml:space="preserve">weighted_distribution imputation.</w:t>
-      </w:r>
-      <w:r>
-        <w:t xml:space="preserve"> </w:t>
-      </w:r>
-      <w:r>
-        <w:t xml:space="preserve">The 15.42 per cent null rate in the distribution column requires imputation before use as a feature. The median imputation strategy adopted here preserves the central tendency for each brand-market combination but ignores time variation in distribution. For brands with rapidly changing distribution in the null periods, this imputation may understate the predictive value of the distribution signal. The risk is judged as moderate for niche brands and low for the top five brands, which have near-complete distribution coverage.</w:t>
-      </w:r>
-    </w:p>
-    <w:p>
-      <w:pPr>
-        <w:pStyle w:val="BodyText"/>
-      </w:pPr>
-      <w:r>
-        <w:rPr>
-          <w:b/>
-          <w:bCs/>
-        </w:rPr>
-        <w:t xml:space="preserve">Consumer-to-retailer segment mapping accuracy.</w:t>
-      </w:r>
-      <w:r>
-        <w:t xml:space="preserve"> </w:t>
-      </w:r>
-      <w:r>
-        <w:t xml:space="preserve">The proxy mapping of Indeks Danmark consumer segments to Nielsen retailer segments introduces measurement error that cannot be directly quantified without a ground-truth linkage. The magnitude of this error depends on the correlation between the survey’s channel shopping frequency variables and the actual demographic composition of each retailer’s shopper base. If the correlation is weak, the enrichment features will carry little predictive information and the ablation evaluation will show minimal enrichment value, which is a valid empirical finding rather than a modelling failure. The risk is judged as moderate.</w:t>
-      </w:r>
-    </w:p>
-    <w:p>
-      <w:pPr>
-        <w:pStyle w:val="BodyText"/>
-      </w:pPr>
-      <w:r>
-        <w:rPr>
-          <w:b/>
-          <w:bCs/>
-        </w:rPr>
-        <w:t xml:space="preserve">Indeks Danmark CSV download delay.</w:t>
-      </w:r>
-      <w:r>
-        <w:t xml:space="preserve"> </w:t>
-      </w:r>
-      <w:r>
-        <w:t xml:space="preserve">The consumer enrichment evaluation (SRQ3) cannot proceed until the Indeks Danmark CSV files are available locally. If the download is delayed beyond the empirical work schedule, the SRQ3 evaluation will be conducted after the SRQ1 and SRQ2 evaluations and will not affect the model benchmark or synthesis module chapters. The risk is judged as low in terms of the overall thesis schedule, as SRQ3 is designed to be modular and does not block the completion of Chapters 6 or 7.</w:t>
-      </w:r>
-    </w:p>
-    <w:p>
-      <w:pPr>
-        <w:pStyle w:val="BodyText"/>
-      </w:pPr>
-      <w:r>
-        <w:rPr>
-          <w:b/>
-          <w:bCs/>
-        </w:rPr>
-        <w:t xml:space="preserve">Scope boundary for generalisability.</w:t>
-      </w:r>
-      <w:r>
-        <w:t xml:space="preserve"> </w:t>
-      </w:r>
-      <w:r>
-        <w:t xml:space="preserve">All findings in Chapters 6 through 8 are bounded to the brand-times-DVH EXCL. HD scope, the 42-period window, and the fully observed series filter. The performance of the five forecasting models on shorter or more intermittent series, on other Danish retail markets, or on other FMCG categories is not evaluated in this thesis. This is not a risk to the internal validity of the findings but is a bound on their external validity, and it is documented explicitly in Chapter 8.</w:t>
+        <w:pStyle w:val="Compact"/>
+        <w:numPr>
+          <w:ilvl w:val="0"/>
+          <w:numId w:val="1005"/>
+        </w:numPr>
+      </w:pPr>
+      <w:r>
+        <w:rPr>
+          <w:b/>
+          <w:bCs/>
+        </w:rPr>
+        <w:t xml:space="preserve">Provisional figures.</w:t>
+      </w:r>
+      <w:r>
+        <w:t xml:space="preserve"> </w:t>
+      </w:r>
+      <w:r>
+        <w:t xml:space="preserve">CSD figures are documented from the P0023 audit but not yet verified against local parquets (some drift across the handover docs, flagged</w:t>
+      </w:r>
+      <w:r>
+        <w:t xml:space="preserve"> </w:t>
+      </w:r>
+      <w:r>
+        <w:t xml:space="preserve">“(to confirm)”</w:t>
+      </w:r>
+      <w:r>
+        <w:t xml:space="preserve">); danskvand/energidrikke/RTD figures are still placeholders. Mitigation: figures are verified/filled from local data before the empirical chapters are finalised.</w:t>
+      </w:r>
+    </w:p>
+    <w:p>
+      <w:pPr>
+        <w:pStyle w:val="Compact"/>
+        <w:numPr>
+          <w:ilvl w:val="0"/>
+          <w:numId w:val="1005"/>
+        </w:numPr>
+      </w:pPr>
+      <w:r>
+        <w:rPr>
+          <w:b/>
+          <w:bCs/>
+        </w:rPr>
+        <w:t xml:space="preserve">Market scope (resolved).</w:t>
+      </w:r>
+      <w:r>
+        <w:t xml:space="preserve"> </w:t>
+      </w:r>
+      <w:r>
+        <w:t xml:space="preserve">Confirmed locally that the inherited</w:t>
+      </w:r>
+      <w:r>
+        <w:t xml:space="preserve"> </w:t>
+      </w:r>
+      <w:r>
+        <w:t xml:space="preserve">“All Markets”</w:t>
+      </w:r>
+      <w:r>
+        <w:t xml:space="preserve"> </w:t>
+      </w:r>
+      <w:r>
+        <w:t xml:space="preserve">aggregation double-counts (6.16× inflation for CSD; 14–17× for the other three categories, which expose 86 market levels). Resolved by scoping all four categories to the single</w:t>
+      </w:r>
+      <w:r>
+        <w:t xml:space="preserve"> </w:t>
+      </w:r>
+      <w:r>
+        <w:rPr>
+          <w:rStyle w:val="VerbatimChar"/>
+        </w:rPr>
+        <w:t xml:space="preserve">DVH EXCL. HD</w:t>
+      </w:r>
+      <w:r>
+        <w:t xml:space="preserve"> </w:t>
+      </w:r>
+      <w:r>
+        <w:t xml:space="preserve">market level; feature matrices regenerated accordingly (2026-06-23) under DVH EXCL. HD + MIN_PERIODS=30.</w:t>
+      </w:r>
+    </w:p>
+    <w:p>
+      <w:pPr>
+        <w:pStyle w:val="Compact"/>
+        <w:numPr>
+          <w:ilvl w:val="0"/>
+          <w:numId w:val="1005"/>
+        </w:numPr>
+      </w:pPr>
+      <w:r>
+        <w:rPr>
+          <w:b/>
+          <w:bCs/>
+        </w:rPr>
+        <w:t xml:space="preserve">Per-category EDA pending.</w:t>
+      </w:r>
+      <w:r>
+        <w:t xml:space="preserve"> </w:t>
+      </w:r>
+      <w:r>
+        <w:t xml:space="preserve">Only CSD has a dedicated EDA; danskvand/energidrikke/RTD currently run on CSD-derived parameter defaults (</w:t>
+      </w:r>
+      <w:r>
+        <w:rPr>
+          <w:rStyle w:val="VerbatimChar"/>
+        </w:rPr>
+        <w:t xml:space="preserve">MIN_PERIODS</w:t>
+      </w:r>
+      <w:r>
+        <w:t xml:space="preserve">,</w:t>
+      </w:r>
+      <w:r>
+        <w:t xml:space="preserve"> </w:t>
+      </w:r>
+      <w:r>
+        <w:rPr>
+          <w:rStyle w:val="VerbatimChar"/>
+        </w:rPr>
+        <w:t xml:space="preserve">LAGS</w:t>
+      </w:r>
+      <w:r>
+        <w:t xml:space="preserve">,</w:t>
+      </w:r>
+      <w:r>
+        <w:t xml:space="preserve"> </w:t>
+      </w:r>
+      <w:r>
+        <w:rPr>
+          <w:rStyle w:val="VerbatimChar"/>
+        </w:rPr>
+        <w:t xml:space="preserve">HOLIDAY_MONTHS</w:t>
+      </w:r>
+      <w:r>
+        <w:t xml:space="preserve">) without per-category validation. Mitigation: replicate the EDA per category (owned by the preprocessing pipeline) before treating their results as confirmed.</w:t>
+      </w:r>
+    </w:p>
+    <w:p>
+      <w:pPr>
+        <w:pStyle w:val="Compact"/>
+        <w:numPr>
+          <w:ilvl w:val="0"/>
+          <w:numId w:val="1005"/>
+        </w:numPr>
+      </w:pPr>
+      <w:r>
+        <w:rPr>
+          <w:b/>
+          <w:bCs/>
+        </w:rPr>
+        <w:t xml:space="preserve">Empirical parameters.</w:t>
+      </w:r>
+      <w:r>
+        <w:t xml:space="preserve"> </w:t>
+      </w:r>
+      <w:r>
+        <w:rPr>
+          <w:rStyle w:val="VerbatimChar"/>
+        </w:rPr>
+        <w:t xml:space="preserve">MIN_PERIODS</w:t>
+      </w:r>
+      <w:r>
+        <w:t xml:space="preserve">,</w:t>
+      </w:r>
+      <w:r>
+        <w:t xml:space="preserve"> </w:t>
+      </w:r>
+      <w:r>
+        <w:rPr>
+          <w:rStyle w:val="VerbatimChar"/>
+        </w:rPr>
+        <w:t xml:space="preserve">LAGS</w:t>
+      </w:r>
+      <w:r>
+        <w:t xml:space="preserve">,</w:t>
+      </w:r>
+      <w:r>
+        <w:t xml:space="preserve"> </w:t>
+      </w:r>
+      <w:r>
+        <w:rPr>
+          <w:rStyle w:val="VerbatimChar"/>
+        </w:rPr>
+        <w:t xml:space="preserve">ROLLING_WINDOWS</w:t>
+      </w:r>
+      <w:r>
+        <w:t xml:space="preserve">, and</w:t>
+      </w:r>
+      <w:r>
+        <w:t xml:space="preserve"> </w:t>
+      </w:r>
+      <w:r>
+        <w:rPr>
+          <w:rStyle w:val="VerbatimChar"/>
+        </w:rPr>
+        <w:t xml:space="preserve">HOLIDAY_MONTHS</w:t>
+      </w:r>
+      <w:r>
+        <w:t xml:space="preserve"> </w:t>
+      </w:r>
+      <w:r>
+        <w:t xml:space="preserve">are EDA-driven, not theory-first. Mitigation: justified post hoc in the modelling chapter and stated as a limitation.</w:t>
+      </w:r>
+    </w:p>
+    <w:p>
+      <w:pPr>
+        <w:pStyle w:val="Compact"/>
+        <w:numPr>
+          <w:ilvl w:val="0"/>
+          <w:numId w:val="1005"/>
+        </w:numPr>
+      </w:pPr>
+      <w:r>
+        <w:rPr>
+          <w:b/>
+          <w:bCs/>
+        </w:rPr>
+        <w:t xml:space="preserve">Promotional coverage (danskvand, RTD).</w:t>
+      </w:r>
+      <w:r>
+        <w:t xml:space="preserve"> </w:t>
+      </w:r>
+      <w:r>
+        <w:t xml:space="preserve">Promo-zero categories lack the promotional signal (an unmeasured-variable limitation). Mitigation: promotional features are disabled for these categories and the limitation is stated in the discussion.</w:t>
+      </w:r>
+    </w:p>
+    <w:p>
+      <w:pPr>
+        <w:pStyle w:val="Compact"/>
+        <w:numPr>
+          <w:ilvl w:val="0"/>
+          <w:numId w:val="1005"/>
+        </w:numPr>
+      </w:pPr>
+      <w:r>
+        <w:rPr>
+          <w:b/>
+          <w:bCs/>
+        </w:rPr>
+        <w:t xml:space="preserve">Weighted-distribution imputation.</w:t>
+      </w:r>
+      <w:r>
+        <w:t xml:space="preserve"> </w:t>
+      </w:r>
+      <w:r>
+        <w:t xml:space="preserve">Median imputation ignores within-period time variation (moderate risk for niche brands, low for high-coverage brands). Mitigation: documented; sensitivity noted.</w:t>
+      </w:r>
+    </w:p>
+    <w:p>
+      <w:pPr>
+        <w:pStyle w:val="Compact"/>
+        <w:numPr>
+          <w:ilvl w:val="0"/>
+          <w:numId w:val="1005"/>
+        </w:numPr>
+      </w:pPr>
+      <w:r>
+        <w:rPr>
+          <w:b/>
+          <w:bCs/>
+        </w:rPr>
+        <w:t xml:space="preserve">Commercial access / confidentiality.</w:t>
+      </w:r>
+      <w:r>
+        <w:t xml:space="preserve"> </w:t>
+      </w:r>
+      <w:r>
+        <w:t xml:space="preserve">Raw data cannot be redistributed and must stay local; full external reproducibility is limited to processed features, code, and protocol.</w:t>
+      </w:r>
+    </w:p>
+    <w:p>
+      <w:pPr>
+        <w:pStyle w:val="Compact"/>
+        <w:numPr>
+          <w:ilvl w:val="0"/>
+          <w:numId w:val="1005"/>
+        </w:numPr>
+      </w:pPr>
+      <w:r>
+        <w:rPr>
+          <w:b/>
+          <w:bCs/>
+        </w:rPr>
+        <w:t xml:space="preserve">Generalisability bound.</w:t>
+      </w:r>
+      <w:r>
+        <w:t xml:space="preserve"> </w:t>
+      </w:r>
+      <w:r>
+        <w:t xml:space="preserve">Findings are bounded to the DVH EXCL. HD scope, the available period window, and the fully observed series filter; applicability to other markets, intermittent series, or non-beverage categories is future research.</w:t>
       </w:r>
     </w:p>
     <w:p>
@@ -1892,8 +3207,8 @@
         </w:pict>
       </w:r>
     </w:p>
-    <w:bookmarkEnd w:id="25"/>
-    <w:bookmarkStart w:id="26" w:name="references-cited-in-this-chapter"/>
+    <w:bookmarkEnd w:id="24"/>
+    <w:bookmarkStart w:id="25" w:name="references-cited-in-this-chapter"/>
     <w:p>
       <w:pPr>
         <w:pStyle w:val="Heading2"/>
@@ -1907,11 +3222,11 @@
         <w:pStyle w:val="Compact"/>
         <w:numPr>
           <w:ilvl w:val="0"/>
-          <w:numId w:val="1001"/>
+          <w:numId w:val="1006"/>
         </w:numPr>
       </w:pPr>
       <w:r>
-        <w:t xml:space="preserve">Kasem, M. S., Hamada, M., and Taj-Eddin, I. (2023). Customer profiling, segmentation, and sales prediction using AI in direct marketing.</w:t>
+        <w:t xml:space="preserve">Saunders, M. N. K., Lewis, P., &amp; Thornhill, A. (2023).</w:t>
       </w:r>
       <w:r>
         <w:t xml:space="preserve"> </w:t>
@@ -1921,52 +3236,17 @@
           <w:i/>
           <w:iCs/>
         </w:rPr>
-        <w:t xml:space="preserve">Neural Computing and Applications</w:t>
-      </w:r>
-      <w:r>
-        <w:t xml:space="preserve">. https://doi.org/10.1007/s00521-023-09339-6</w:t>
-      </w:r>
-    </w:p>
-    <w:p>
-      <w:pPr>
-        <w:pStyle w:val="Compact"/>
-        <w:numPr>
-          <w:ilvl w:val="0"/>
-          <w:numId w:val="1001"/>
-        </w:numPr>
-      </w:pPr>
-      <w:r>
-        <w:t xml:space="preserve">Stylianou, T., and Pantelidou, A. (2025). A machine learning approach to consumer behavior in supermarket analytics.</w:t>
-      </w:r>
-      <w:r>
-        <w:t xml:space="preserve"> </w:t>
-      </w:r>
-      <w:r>
-        <w:rPr>
-          <w:i/>
-          <w:iCs/>
-        </w:rPr>
-        <w:t xml:space="preserve">Decision Analytics Journal</w:t>
-      </w:r>
-      <w:r>
-        <w:t xml:space="preserve">,</w:t>
-      </w:r>
-      <w:r>
-        <w:t xml:space="preserve"> </w:t>
-      </w:r>
-      <w:r>
-        <w:rPr>
-          <w:i/>
-          <w:iCs/>
-        </w:rPr>
-        <w:t xml:space="preserve">16</w:t>
-      </w:r>
-      <w:r>
-        <w:t xml:space="preserve">, Article 100600. https://doi.org/10.1016/j.dajour.2025.100600</w:t>
-      </w:r>
-    </w:p>
+        <w:t xml:space="preserve">Research Methods for Business Students</w:t>
+      </w:r>
+      <w:r>
+        <w:t xml:space="preserve"> </w:t>
+      </w:r>
+      <w:r>
+        <w:t xml:space="preserve">(9th ed.). Pearson.</w:t>
+      </w:r>
+    </w:p>
+    <w:bookmarkEnd w:id="25"/>
     <w:bookmarkEnd w:id="26"/>
-    <w:bookmarkEnd w:id="27"/>
     <w:sectPr>
       <w:footnotePr>
         <w:numRestart w:val="eachSect"/>
@@ -2184,6 +3464,21 @@
     <w:abstractNumId w:val="990"/>
   </w:num>
   <w:num w:numId="1001">
+    <w:abstractNumId w:val="991"/>
+  </w:num>
+  <w:num w:numId="1002">
+    <w:abstractNumId w:val="991"/>
+  </w:num>
+  <w:num w:numId="1003">
+    <w:abstractNumId w:val="991"/>
+  </w:num>
+  <w:num w:numId="1004">
+    <w:abstractNumId w:val="991"/>
+  </w:num>
+  <w:num w:numId="1005">
+    <w:abstractNumId w:val="991"/>
+  </w:num>
+  <w:num w:numId="1006">
     <w:abstractNumId w:val="991"/>
   </w:num>
 </w:numbering>

--- a/thesis/thesis-writing/sections-final/ch4-data-assessment.docx
+++ b/thesis/thesis-writing/sections-final/ch4-data-assessment.docx
@@ -102,7 +102,7 @@
         <w:t xml:space="preserve"> </w:t>
       </w:r>
       <w:r>
-        <w:t xml:space="preserve">(1,180.2B units summed across all 28 levels vs 191.6B units at the single DVH EXCL. HD level). This thesis therefore scopes to the single market</w:t>
+        <w:t xml:space="preserve">(168.6B units summed across all 28 levels vs 27.4B units at the single DVH EXCL. HD level; both figures de-duplicated on the slowly-changing market dimension). This thesis therefore scopes to the single market</w:t>
       </w:r>
       <w:r>
         <w:t xml:space="preserve"> </w:t>
@@ -984,7 +984,7 @@
         <w:t xml:space="preserve"> </w:t>
       </w:r>
       <w:r>
-        <w:t xml:space="preserve">(Danish grocery retail excluding hard discount), Nielsen’s recommended default and the scope on which Manifold AI reports. This choice is not cosmetic: the 28 CSD market values form a hierarchy (individual chains nested within group aggregates such as COOP and SALLING GROUP, nested within grand-total roll-ups such as DVH/CONVENIENCE INCL. HD). A local check confirmed that aggregating sales across all 28 — as the inherited pipeline did — counts the same sales at multiple levels and inflates CSD volume by 6.16× (1,180.2B units summed across all 28 levels vs 191.6B units at the single DVH EXCL. HD level, a legitimate grand-total comparable to DVH/CONVENIENCE INCL. HD at 225.2B). Scoping to the single</w:t>
+        <w:t xml:space="preserve">(Danish grocery retail excluding hard discount), Nielsen’s recommended default and the scope on which Manifold AI reports. This choice is not cosmetic: the 28 CSD market values form a hierarchy (individual chains nested within group aggregates such as COOP and SALLING GROUP, nested within grand-total roll-ups such as DVH/CONVENIENCE INCL. HD). A local check confirmed that aggregating sales across all 28 — as the inherited pipeline did — counts the same sales at multiple levels and inflates CSD volume by 6.16× (168.6B units summed across all 28 levels vs 27.4B units at the single DVH EXCL. HD level, a legitimate grand-total comparable to DVH/CONVENIENCE INCL. HD at 32.2B; all figures de-duplicated on the slowly-changing market dimension before aggregation). Scoping to the single</w:t>
       </w:r>
       <w:r>
         <w:t xml:space="preserve"> </w:t>

--- a/thesis/thesis-writing/sections-final/ch4-data-assessment.docx
+++ b/thesis/thesis-writing/sections-final/ch4-data-assessment.docx
@@ -2,7 +2,7 @@
 <file path=word/document.xml><?xml version="1.0" encoding="utf-8"?>
 <w:document xmlns:w="http://schemas.openxmlformats.org/wordprocessingml/2006/main" xmlns:m="http://schemas.openxmlformats.org/officeDocument/2006/math" xmlns:r="http://schemas.openxmlformats.org/officeDocument/2006/relationships" xmlns:o="urn:schemas-microsoft-com:office:office" xmlns:v="urn:schemas-microsoft-com:vml" xmlns:w10="urn:schemas-microsoft-com:office:word" xmlns:a="http://schemas.openxmlformats.org/drawingml/2006/main" xmlns:pic="http://schemas.openxmlformats.org/drawingml/2006/picture" xmlns:wp="http://schemas.openxmlformats.org/drawingml/2006/wordprocessingDrawing">
   <w:body>
-    <w:bookmarkStart w:id="26" w:name="chapter-4-data-assessment"/>
+    <w:bookmarkStart w:id="27" w:name="chapter-4-data-assessment"/>
     <w:p>
       <w:pPr>
         <w:pStyle w:val="Heading1"/>
@@ -1286,7 +1286,7 @@
     </w:p>
     <w:bookmarkEnd w:id="14"/>
     <w:bookmarkEnd w:id="15"/>
-    <w:bookmarkStart w:id="21" w:name="csd-worked-category-eda-and-parameters"/>
+    <w:bookmarkStart w:id="22" w:name="csd-worked-category-eda-and-parameters"/>
     <w:p>
       <w:pPr>
         <w:pStyle w:val="Heading2"/>
@@ -2163,6 +2163,489 @@
         <w:t xml:space="preserve">These parameters are EDA-driven rather than theory-first; their academic justification is developed in the modelling chapter, and their empirical (not theoretical) origin is stated honestly as a limitation.</w:t>
       </w:r>
     </w:p>
+    <w:bookmarkEnd w:id="20"/>
+    <w:bookmarkStart w:id="21" w:name="X1760a7582fffb0f47fe1632bd0c30632ee27f56"/>
+    <w:p>
+      <w:pPr>
+        <w:pStyle w:val="Heading3"/>
+      </w:pPr>
+      <w:r>
+        <w:t xml:space="preserve">4.3.6 Per-category EDA — danskvand, energidrikke, RTD</w:t>
+      </w:r>
+      <w:r>
+        <w:t xml:space="preserve"> </w:t>
+      </w:r>
+      <w:r>
+        <w:rPr>
+          <w:rStyle w:val="VerbatimChar"/>
+        </w:rPr>
+        <w:t xml:space="preserve">[PENDING APPROVAL]</w:t>
+      </w:r>
+    </w:p>
+    <w:p>
+      <w:pPr>
+        <w:pStyle w:val="FirstParagraph"/>
+      </w:pPr>
+      <w:r>
+        <w:t xml:space="preserve">The three proof-of-concept categories were taken through the identical pipeline and their EDA recomputed under the corrected DVH EXCL. HD scope, closing the gap previously flagged in §4.6.</w:t>
+      </w:r>
+    </w:p>
+    <w:tbl>
+      <w:tblPr>
+        <w:tblStyle w:val="Table"/>
+        <w:tblW w:type="pct" w:w="5000"/>
+        <w:tblLayout w:type="fixed"/>
+        <w:tblLook w:firstRow="1" w:lastRow="0" w:firstColumn="0" w:lastColumn="0" w:noHBand="0" w:noVBand="0" w:val="0020"/>
+      </w:tblPr>
+      <w:tblGrid>
+        <w:gridCol w:w="1131"/>
+        <w:gridCol w:w="1131"/>
+        <w:gridCol w:w="1131"/>
+        <w:gridCol w:w="1131"/>
+        <w:gridCol w:w="1131"/>
+        <w:gridCol w:w="1131"/>
+        <w:gridCol w:w="1131"/>
+      </w:tblGrid>
+      <w:tr>
+        <w:trPr>
+          <w:tblHeader w:val="on"/>
+        </w:trPr>
+        <w:tc>
+          <w:tcPr/>
+          <w:p>
+            <w:pPr>
+              <w:pStyle w:val="Compact"/>
+            </w:pPr>
+            <w:r>
+              <w:t xml:space="preserve">Category</w:t>
+            </w:r>
+          </w:p>
+        </w:tc>
+        <w:tc>
+          <w:tcPr/>
+          <w:p>
+            <w:pPr>
+              <w:pStyle w:val="Compact"/>
+            </w:pPr>
+            <w:r>
+              <w:t xml:space="preserve">Promo correlation</w:t>
+            </w:r>
+          </w:p>
+        </w:tc>
+        <w:tc>
+          <w:tcPr/>
+          <w:p>
+            <w:pPr>
+              <w:pStyle w:val="Compact"/>
+            </w:pPr>
+            <w:r>
+              <w:t xml:space="preserve">Peak month</w:t>
+            </w:r>
+          </w:p>
+        </w:tc>
+        <w:tc>
+          <w:tcPr/>
+          <w:p>
+            <w:pPr>
+              <w:pStyle w:val="Compact"/>
+            </w:pPr>
+            <w:r>
+              <w:t xml:space="preserve">Top brand</w:t>
+            </w:r>
+          </w:p>
+        </w:tc>
+        <w:tc>
+          <w:tcPr/>
+          <w:p>
+            <w:pPr>
+              <w:pStyle w:val="Compact"/>
+            </w:pPr>
+            <w:r>
+              <w:t xml:space="preserve">ADF (log level)</w:t>
+            </w:r>
+          </w:p>
+        </w:tc>
+        <w:tc>
+          <w:tcPr/>
+          <w:p>
+            <w:pPr>
+              <w:pStyle w:val="Compact"/>
+            </w:pPr>
+            <w:r>
+              <w:t xml:space="preserve">Verdict</w:t>
+            </w:r>
+          </w:p>
+        </w:tc>
+        <w:tc>
+          <w:tcPr/>
+          <w:p>
+            <w:pPr>
+              <w:pStyle w:val="Compact"/>
+            </w:pPr>
+            <w:r>
+              <w:t xml:space="preserve">ACF lag1 / lag3</w:t>
+            </w:r>
+          </w:p>
+        </w:tc>
+      </w:tr>
+      <w:tr>
+        <w:tc>
+          <w:tcPr/>
+          <w:p>
+            <w:pPr>
+              <w:pStyle w:val="Compact"/>
+            </w:pPr>
+            <w:r>
+              <w:t xml:space="preserve">CSD</w:t>
+            </w:r>
+          </w:p>
+        </w:tc>
+        <w:tc>
+          <w:tcPr/>
+          <w:p>
+            <w:pPr>
+              <w:pStyle w:val="Compact"/>
+            </w:pPr>
+            <w:r>
+              <w:t xml:space="preserve">r = 0.937</w:t>
+            </w:r>
+          </w:p>
+        </w:tc>
+        <w:tc>
+          <w:tcPr/>
+          <w:p>
+            <w:pPr>
+              <w:pStyle w:val="Compact"/>
+            </w:pPr>
+            <w:r>
+              <w:t xml:space="preserve">December</w:t>
+            </w:r>
+          </w:p>
+        </w:tc>
+        <w:tc>
+          <w:tcPr/>
+          <w:p>
+            <w:pPr>
+              <w:pStyle w:val="Compact"/>
+            </w:pPr>
+            <w:r>
+              <w:t xml:space="preserve">HARBOE</w:t>
+            </w:r>
+          </w:p>
+        </w:tc>
+        <w:tc>
+          <w:tcPr/>
+          <w:p>
+            <w:pPr>
+              <w:pStyle w:val="Compact"/>
+            </w:pPr>
+            <w:r>
+              <w:t xml:space="preserve">p = 0.421</w:t>
+            </w:r>
+          </w:p>
+        </w:tc>
+        <w:tc>
+          <w:tcPr/>
+          <w:p>
+            <w:pPr>
+              <w:pStyle w:val="Compact"/>
+            </w:pPr>
+            <w:r>
+              <w:t xml:space="preserve">non-stationary, I(1)</w:t>
+            </w:r>
+          </w:p>
+        </w:tc>
+        <w:tc>
+          <w:tcPr/>
+          <w:p>
+            <w:pPr>
+              <w:pStyle w:val="Compact"/>
+            </w:pPr>
+            <w:r>
+              <w:t xml:space="preserve">+0.78 / +0.55</w:t>
+            </w:r>
+          </w:p>
+        </w:tc>
+      </w:tr>
+      <w:tr>
+        <w:tc>
+          <w:tcPr/>
+          <w:p>
+            <w:pPr>
+              <w:pStyle w:val="Compact"/>
+            </w:pPr>
+            <w:r>
+              <w:t xml:space="preserve">danskvand</w:t>
+            </w:r>
+          </w:p>
+        </w:tc>
+        <w:tc>
+          <w:tcPr/>
+          <w:p>
+            <w:pPr>
+              <w:pStyle w:val="Compact"/>
+            </w:pPr>
+            <w:r>
+              <w:t xml:space="preserve">none (promo-zero)</w:t>
+            </w:r>
+          </w:p>
+        </w:tc>
+        <w:tc>
+          <w:tcPr/>
+          <w:p>
+            <w:pPr>
+              <w:pStyle w:val="Compact"/>
+            </w:pPr>
+            <w:r>
+              <w:t xml:space="preserve">June</w:t>
+            </w:r>
+          </w:p>
+        </w:tc>
+        <w:tc>
+          <w:tcPr/>
+          <w:p>
+            <w:pPr>
+              <w:pStyle w:val="Compact"/>
+            </w:pPr>
+            <w:r>
+              <w:t xml:space="preserve">HARBOE</w:t>
+            </w:r>
+          </w:p>
+        </w:tc>
+        <w:tc>
+          <w:tcPr/>
+          <w:p>
+            <w:pPr>
+              <w:pStyle w:val="Compact"/>
+            </w:pPr>
+            <w:r>
+              <w:t xml:space="preserve">p = 0.998</w:t>
+            </w:r>
+          </w:p>
+        </w:tc>
+        <w:tc>
+          <w:tcPr/>
+          <w:p>
+            <w:pPr>
+              <w:pStyle w:val="Compact"/>
+            </w:pPr>
+            <w:r>
+              <w:t xml:space="preserve">non-stationary, I(1)</w:t>
+            </w:r>
+          </w:p>
+        </w:tc>
+        <w:tc>
+          <w:tcPr/>
+          <w:p>
+            <w:pPr>
+              <w:pStyle w:val="Compact"/>
+            </w:pPr>
+            <w:r>
+              <w:t xml:space="preserve">+0.55 / +0.25</w:t>
+            </w:r>
+          </w:p>
+        </w:tc>
+      </w:tr>
+      <w:tr>
+        <w:tc>
+          <w:tcPr/>
+          <w:p>
+            <w:pPr>
+              <w:pStyle w:val="Compact"/>
+            </w:pPr>
+            <w:r>
+              <w:t xml:space="preserve">energidrikke</w:t>
+            </w:r>
+          </w:p>
+        </w:tc>
+        <w:tc>
+          <w:tcPr/>
+          <w:p>
+            <w:pPr>
+              <w:pStyle w:val="Compact"/>
+            </w:pPr>
+            <w:r>
+              <w:t xml:space="preserve">r = 0.988</w:t>
+            </w:r>
+          </w:p>
+        </w:tc>
+        <w:tc>
+          <w:tcPr/>
+          <w:p>
+            <w:pPr>
+              <w:pStyle w:val="Compact"/>
+            </w:pPr>
+            <w:r>
+              <w:t xml:space="preserve">March</w:t>
+            </w:r>
+          </w:p>
+        </w:tc>
+        <w:tc>
+          <w:tcPr/>
+          <w:p>
+            <w:pPr>
+              <w:pStyle w:val="Compact"/>
+            </w:pPr>
+            <w:r>
+              <w:t xml:space="preserve">RED BULL</w:t>
+            </w:r>
+          </w:p>
+        </w:tc>
+        <w:tc>
+          <w:tcPr/>
+          <w:p>
+            <w:pPr>
+              <w:pStyle w:val="Compact"/>
+            </w:pPr>
+            <w:r>
+              <w:t xml:space="preserve">p = 0.901</w:t>
+            </w:r>
+          </w:p>
+        </w:tc>
+        <w:tc>
+          <w:tcPr/>
+          <w:p>
+            <w:pPr>
+              <w:pStyle w:val="Compact"/>
+            </w:pPr>
+            <w:r>
+              <w:t xml:space="preserve">non-stationary, I(1)</w:t>
+            </w:r>
+          </w:p>
+        </w:tc>
+        <w:tc>
+          <w:tcPr/>
+          <w:p>
+            <w:pPr>
+              <w:pStyle w:val="Compact"/>
+            </w:pPr>
+            <w:r>
+              <w:t xml:space="preserve">+0.71 / +0.39</w:t>
+            </w:r>
+          </w:p>
+        </w:tc>
+      </w:tr>
+      <w:tr>
+        <w:tc>
+          <w:tcPr/>
+          <w:p>
+            <w:pPr>
+              <w:pStyle w:val="Compact"/>
+            </w:pPr>
+            <w:r>
+              <w:t xml:space="preserve">RTD</w:t>
+            </w:r>
+          </w:p>
+        </w:tc>
+        <w:tc>
+          <w:tcPr/>
+          <w:p>
+            <w:pPr>
+              <w:pStyle w:val="Compact"/>
+            </w:pPr>
+            <w:r>
+              <w:t xml:space="preserve">none (promo-zero)</w:t>
+            </w:r>
+          </w:p>
+        </w:tc>
+        <w:tc>
+          <w:tcPr/>
+          <w:p>
+            <w:pPr>
+              <w:pStyle w:val="Compact"/>
+            </w:pPr>
+            <w:r>
+              <w:t xml:space="preserve">December</w:t>
+            </w:r>
+          </w:p>
+        </w:tc>
+        <w:tc>
+          <w:tcPr/>
+          <w:p>
+            <w:pPr>
+              <w:pStyle w:val="Compact"/>
+            </w:pPr>
+            <w:r>
+              <w:t xml:space="preserve">BREEZER</w:t>
+            </w:r>
+          </w:p>
+        </w:tc>
+        <w:tc>
+          <w:tcPr/>
+          <w:p>
+            <w:pPr>
+              <w:pStyle w:val="Compact"/>
+            </w:pPr>
+            <w:r>
+              <w:t xml:space="preserve">p = 0.000</w:t>
+            </w:r>
+          </w:p>
+        </w:tc>
+        <w:tc>
+          <w:tcPr/>
+          <w:p>
+            <w:pPr>
+              <w:pStyle w:val="Compact"/>
+            </w:pPr>
+            <w:r>
+              <w:t xml:space="preserve">stationary in level</w:t>
+            </w:r>
+          </w:p>
+        </w:tc>
+        <w:tc>
+          <w:tcPr/>
+          <w:p>
+            <w:pPr>
+              <w:pStyle w:val="Compact"/>
+            </w:pPr>
+            <w:r>
+              <w:t xml:space="preserve">+0.82 / +0.58</w:t>
+            </w:r>
+          </w:p>
+        </w:tc>
+      </w:tr>
+    </w:tbl>
+    <w:p>
+      <w:pPr>
+        <w:pStyle w:val="BodyText"/>
+      </w:pPr>
+      <w:r>
+        <w:t xml:space="preserve">Three of the four category-level series are difference-stationary (I(1)); RTD is already stationary in log level. All show strong positive short-horizon autocorrelation (lag-1 +0.55…+0.82), supporting the shared lag/rolling feature set, with near-zero lag-13 carry. Seasonality is category-appropriate (water peaks in summer, the others in autumn/spring). danskvand and RTD carry no promotional signal — the unmeasured-variable limitation already noted. These findings confirm the CSD-derived parameter defaults (</w:t>
+      </w:r>
+      <w:r>
+        <w:rPr>
+          <w:rStyle w:val="VerbatimChar"/>
+        </w:rPr>
+        <w:t xml:space="preserve">MIN_PERIODS</w:t>
+      </w:r>
+      <w:r>
+        <w:t xml:space="preserve">,</w:t>
+      </w:r>
+      <w:r>
+        <w:t xml:space="preserve"> </w:t>
+      </w:r>
+      <w:r>
+        <w:rPr>
+          <w:rStyle w:val="VerbatimChar"/>
+        </w:rPr>
+        <w:t xml:space="preserve">LAGS</w:t>
+      </w:r>
+      <w:r>
+        <w:t xml:space="preserve">,</w:t>
+      </w:r>
+      <w:r>
+        <w:t xml:space="preserve"> </w:t>
+      </w:r>
+      <w:r>
+        <w:rPr>
+          <w:rStyle w:val="VerbatimChar"/>
+        </w:rPr>
+        <w:t xml:space="preserve">HOLIDAY_MONTHS</w:t>
+      </w:r>
+      <w:r>
+        <w:t xml:space="preserve">) transfer reasonably across categories; per-series lag structure is brand-dependent and not separately optimised (a stated scope bound).</w:t>
+      </w:r>
+    </w:p>
     <w:p>
       <w:r>
         <w:pict>
@@ -2170,9 +2653,9 @@
         </w:pict>
       </w:r>
     </w:p>
-    <w:bookmarkEnd w:id="20"/>
     <w:bookmarkEnd w:id="21"/>
-    <w:bookmarkStart w:id="22" w:name="X8cc8597da71db7934de7d17163d2824df9cd423"/>
+    <w:bookmarkEnd w:id="22"/>
+    <w:bookmarkStart w:id="23" w:name="X8cc8597da71db7934de7d17163d2824df9cd423"/>
     <w:p>
       <w:pPr>
         <w:pStyle w:val="Heading2"/>
@@ -2783,8 +3266,8 @@
         </w:pict>
       </w:r>
     </w:p>
-    <w:bookmarkEnd w:id="22"/>
-    <w:bookmarkStart w:id="23" w:name="train-validation-and-test-split"/>
+    <w:bookmarkEnd w:id="23"/>
+    <w:bookmarkStart w:id="24" w:name="train-validation-and-test-split"/>
     <w:p>
       <w:pPr>
         <w:pStyle w:val="Heading2"/>
@@ -2900,8 +3383,8 @@
         </w:pict>
       </w:r>
     </w:p>
-    <w:bookmarkEnd w:id="23"/>
-    <w:bookmarkStart w:id="24" w:name="key-risks-and-mitigations"/>
+    <w:bookmarkEnd w:id="24"/>
+    <w:bookmarkStart w:id="25" w:name="key-risks-and-mitigations"/>
     <w:p>
       <w:pPr>
         <w:pStyle w:val="Heading2"/>
@@ -3207,8 +3690,8 @@
         </w:pict>
       </w:r>
     </w:p>
-    <w:bookmarkEnd w:id="24"/>
-    <w:bookmarkStart w:id="25" w:name="references-cited-in-this-chapter"/>
+    <w:bookmarkEnd w:id="25"/>
+    <w:bookmarkStart w:id="26" w:name="references-cited-in-this-chapter"/>
     <w:p>
       <w:pPr>
         <w:pStyle w:val="Heading2"/>
@@ -3245,8 +3728,8 @@
         <w:t xml:space="preserve">(9th ed.). Pearson.</w:t>
       </w:r>
     </w:p>
-    <w:bookmarkEnd w:id="25"/>
     <w:bookmarkEnd w:id="26"/>
+    <w:bookmarkEnd w:id="27"/>
     <w:sectPr>
       <w:footnotePr>
         <w:numRestart w:val="eachSect"/>

--- a/thesis/thesis-writing/sections-final/ch4-data-assessment.docx
+++ b/thesis/thesis-writing/sections-final/ch4-data-assessment.docx
@@ -2164,22 +2164,13 @@
       </w:r>
     </w:p>
     <w:bookmarkEnd w:id="20"/>
-    <w:bookmarkStart w:id="21" w:name="X1760a7582fffb0f47fe1632bd0c30632ee27f56"/>
+    <w:bookmarkStart w:id="21" w:name="X97c348ddb97db36fb74b58b6caa55da442928d4"/>
     <w:p>
       <w:pPr>
         <w:pStyle w:val="Heading3"/>
       </w:pPr>
       <w:r>
         <w:t xml:space="preserve">4.3.6 Per-category EDA — danskvand, energidrikke, RTD</w:t>
-      </w:r>
-      <w:r>
-        <w:t xml:space="preserve"> </w:t>
-      </w:r>
-      <w:r>
-        <w:rPr>
-          <w:rStyle w:val="VerbatimChar"/>
-        </w:rPr>
-        <w:t xml:space="preserve">[PENDING APPROVAL]</w:t>
       </w:r>
     </w:p>
     <w:p>

--- a/thesis/thesis-writing/sections-final/ch4-data-assessment.docx
+++ b/thesis/thesis-writing/sections-final/ch4-data-assessment.docx
@@ -16,7 +16,7 @@
         <w:pStyle w:val="BlockText"/>
       </w:pPr>
       <w:r>
-        <w:t xml:space="preserve">Status: CSD RECOMPUTED LOCALLY + PLACEHOLDERS — updated 2026-06-23 to RQs v4 (four beverage categories; SRQ3 = integration readiness; Nielsen scanner panel only). The cleaned Nielsen parquets ARE local (</w:t>
+        <w:t xml:space="preserve">Status: COMPLETE — ALL FIGURES RECOMPUTED LOCALLY (2026-06-27) — RQs v4 (four beverage categories; SRQ3 = integration readiness; Nielsen scanner panel only). The cleaned Nielsen parquets are local (</w:t>
       </w:r>
       <w:r>
         <w:rPr>
@@ -25,7 +25,7 @@
         <w:t xml:space="preserve">data/raw/nielsen_&lt;cat&gt;_clean_*.parquet</w:t>
       </w:r>
       <w:r>
-        <w:t xml:space="preserve">); structural figures for ALL FOUR categories are recomputed directly from them under the DVH EXCL. HD market scope (2026-06-23, see</w:t>
+        <w:t xml:space="preserve">); structural figures, data-quality figures (null rates, negative/zero counts, in-scope SKU and series counts), and the detailed time-series EDA (ADF stationarity, ACF/PACF, seasonality, promo correlation) are computed directly from them under the DVH EXCL. HD market scope for all four categories. No</w:t>
       </w:r>
       <w:r>
         <w:t xml:space="preserve"> </w:t>
@@ -34,10 +34,13 @@
         <w:rPr>
           <w:rStyle w:val="VerbatimChar"/>
         </w:rPr>
-        <w:t xml:space="preserve">thesis/data/_03_engineered_dvhexclhd/regeneration_report.md</w:t>
-      </w:r>
-      <w:r>
-        <w:t xml:space="preserve">). Basic EDA (promo correlation, seasonality peak month, top brand, total volume) is recomputed under DVH EXCL. HD for all four categories. The detailed time-series EDA in §4.3 (ADF stationarity, ACF/PACF) is confirmed for CSD under DVH EXCL. HD but still pending recomputation for danskvand/energidrikke/RTD before finalisation.</w:t>
+        <w:t xml:space="preserve">[regenerate]</w:t>
+      </w:r>
+      <w:r>
+        <w:t xml:space="preserve"> </w:t>
+      </w:r>
+      <w:r>
+        <w:t xml:space="preserve">placeholders remain. Awaiting human review only.</w:t>
       </w:r>
       <w:r>
         <w:t xml:space="preserve"> </w:t>
@@ -49,22 +52,7 @@
         <w:t xml:space="preserve"> </w:t>
       </w:r>
       <w:r>
-        <w:t xml:space="preserve">Convention:</w:t>
-      </w:r>
-      <w:r>
-        <w:t xml:space="preserve"> </w:t>
-      </w:r>
-      <w:r>
-        <w:rPr>
-          <w:rStyle w:val="VerbatimChar"/>
-        </w:rPr>
-        <w:t xml:space="preserve">[regenerate]</w:t>
-      </w:r>
-      <w:r>
-        <w:t xml:space="preserve"> </w:t>
-      </w:r>
-      <w:r>
-        <w:t xml:space="preserve">marks a figure still to be computed from the local data; figures stated for CSD are local under DVH EXCL. HD unless noted.</w:t>
+        <w:t xml:space="preserve">Convention: all figures are local, recomputed under DVH EXCL. HD unless explicitly attributed to Brian’s superseded all-markets audit.</w:t>
       </w:r>
       <w:r>
         <w:t xml:space="preserve"> </w:t>
@@ -408,7 +396,2014 @@
         <w:pStyle w:val="BodyText"/>
       </w:pPr>
       <w:r>
-        <w:t xml:space="preserve">Per-category structural counts (markets/retailers, periods, products/SKUs, brands, fact rows) are reported in Table 4.1 once regenerated.</w:t>
+        <w:t xml:space="preserve">Per-category structural counts (periods, brands, products/SKUs, brand-month rows, in-scope fact rows) are reported in Table 4.1, all computed locally under the DVH EXCL. HD scope.</w:t>
+      </w:r>
+    </w:p>
+    <w:tbl>
+      <w:tblPr>
+        <w:tblStyle w:val="Table"/>
+        <w:tblW w:type="pct" w:w="5000"/>
+        <w:tblLayout w:type="fixed"/>
+        <w:tblLook w:firstRow="1" w:lastRow="0" w:firstColumn="0" w:lastColumn="0" w:noHBand="0" w:noVBand="0" w:val="0020"/>
+      </w:tblPr>
+      <w:tblGrid>
+        <w:gridCol w:w="879"/>
+        <w:gridCol w:w="879"/>
+        <w:gridCol w:w="879"/>
+        <w:gridCol w:w="879"/>
+        <w:gridCol w:w="879"/>
+        <w:gridCol w:w="879"/>
+        <w:gridCol w:w="879"/>
+        <w:gridCol w:w="879"/>
+        <w:gridCol w:w="879"/>
+      </w:tblGrid>
+      <w:tr>
+        <w:trPr>
+          <w:tblHeader w:val="on"/>
+        </w:trPr>
+        <w:tc>
+          <w:tcPr/>
+          <w:p>
+            <w:pPr>
+              <w:pStyle w:val="Compact"/>
+            </w:pPr>
+            <w:r>
+              <w:t xml:space="preserve">Category</w:t>
+            </w:r>
+          </w:p>
+        </w:tc>
+        <w:tc>
+          <w:tcPr/>
+          <w:p>
+            <w:pPr>
+              <w:pStyle w:val="Compact"/>
+            </w:pPr>
+            <w:r>
+              <w:t xml:space="preserve">Periods (max)</w:t>
+            </w:r>
+          </w:p>
+        </w:tc>
+        <w:tc>
+          <w:tcPr/>
+          <w:p>
+            <w:pPr>
+              <w:pStyle w:val="Compact"/>
+            </w:pPr>
+            <w:r>
+              <w:t xml:space="preserve">Brands (in scope)</w:t>
+            </w:r>
+          </w:p>
+        </w:tc>
+        <w:tc>
+          <w:tcPr/>
+          <w:p>
+            <w:pPr>
+              <w:pStyle w:val="Compact"/>
+            </w:pPr>
+            <w:r>
+              <w:t xml:space="preserve">retained ≥40</w:t>
+            </w:r>
+          </w:p>
+        </w:tc>
+        <w:tc>
+          <w:tcPr/>
+          <w:p>
+            <w:pPr>
+              <w:pStyle w:val="Compact"/>
+            </w:pPr>
+            <w:r>
+              <w:t xml:space="preserve">retained ≥30</w:t>
+            </w:r>
+          </w:p>
+        </w:tc>
+        <w:tc>
+          <w:tcPr/>
+          <w:p>
+            <w:pPr>
+              <w:pStyle w:val="Compact"/>
+            </w:pPr>
+            <w:r>
+              <w:t xml:space="preserve">Catalog SKUs</w:t>
+            </w:r>
+          </w:p>
+        </w:tc>
+        <w:tc>
+          <w:tcPr/>
+          <w:p>
+            <w:pPr>
+              <w:pStyle w:val="Compact"/>
+            </w:pPr>
+            <w:r>
+              <w:t xml:space="preserve">In-scope SKUs</w:t>
+            </w:r>
+          </w:p>
+        </w:tc>
+        <w:tc>
+          <w:tcPr/>
+          <w:p>
+            <w:pPr>
+              <w:pStyle w:val="Compact"/>
+            </w:pPr>
+            <w:r>
+              <w:t xml:space="preserve">Brand-month rows</w:t>
+            </w:r>
+          </w:p>
+        </w:tc>
+        <w:tc>
+          <w:tcPr/>
+          <w:p>
+            <w:pPr>
+              <w:pStyle w:val="Compact"/>
+            </w:pPr>
+            <w:r>
+              <w:t xml:space="preserve">In-scope fact rows</w:t>
+            </w:r>
+          </w:p>
+        </w:tc>
+      </w:tr>
+      <w:tr>
+        <w:tc>
+          <w:tcPr/>
+          <w:p>
+            <w:pPr>
+              <w:pStyle w:val="Compact"/>
+            </w:pPr>
+            <w:r>
+              <w:t xml:space="preserve">CSD</w:t>
+            </w:r>
+          </w:p>
+        </w:tc>
+        <w:tc>
+          <w:tcPr/>
+          <w:p>
+            <w:pPr>
+              <w:pStyle w:val="Compact"/>
+            </w:pPr>
+            <w:r>
+              <w:t xml:space="preserve">42</w:t>
+            </w:r>
+          </w:p>
+        </w:tc>
+        <w:tc>
+          <w:tcPr/>
+          <w:p>
+            <w:pPr>
+              <w:pStyle w:val="Compact"/>
+            </w:pPr>
+            <w:r>
+              <w:t xml:space="preserve">136</w:t>
+            </w:r>
+          </w:p>
+        </w:tc>
+        <w:tc>
+          <w:tcPr/>
+          <w:p>
+            <w:pPr>
+              <w:pStyle w:val="Compact"/>
+            </w:pPr>
+            <w:r>
+              <w:t xml:space="preserve">57</w:t>
+            </w:r>
+          </w:p>
+        </w:tc>
+        <w:tc>
+          <w:tcPr/>
+          <w:p>
+            <w:pPr>
+              <w:pStyle w:val="Compact"/>
+            </w:pPr>
+            <w:r>
+              <w:rPr>
+                <w:b/>
+                <w:bCs/>
+              </w:rPr>
+              <w:t xml:space="preserve">77</w:t>
+            </w:r>
+          </w:p>
+        </w:tc>
+        <w:tc>
+          <w:tcPr/>
+          <w:p>
+            <w:pPr>
+              <w:pStyle w:val="Compact"/>
+            </w:pPr>
+            <w:r>
+              <w:t xml:space="preserve">8,608</w:t>
+            </w:r>
+          </w:p>
+        </w:tc>
+        <w:tc>
+          <w:tcPr/>
+          <w:p>
+            <w:pPr>
+              <w:pStyle w:val="Compact"/>
+            </w:pPr>
+            <w:r>
+              <w:t xml:space="preserve">7,668</w:t>
+            </w:r>
+          </w:p>
+        </w:tc>
+        <w:tc>
+          <w:tcPr/>
+          <w:p>
+            <w:pPr>
+              <w:pStyle w:val="Compact"/>
+            </w:pPr>
+            <w:r>
+              <w:t xml:space="preserve">3,789</w:t>
+            </w:r>
+          </w:p>
+        </w:tc>
+        <w:tc>
+          <w:tcPr/>
+          <w:p>
+            <w:pPr>
+              <w:pStyle w:val="Compact"/>
+            </w:pPr>
+            <w:r>
+              <w:t xml:space="preserve">187,907</w:t>
+            </w:r>
+          </w:p>
+        </w:tc>
+      </w:tr>
+      <w:tr>
+        <w:tc>
+          <w:tcPr/>
+          <w:p>
+            <w:pPr>
+              <w:pStyle w:val="Compact"/>
+            </w:pPr>
+            <w:r>
+              <w:t xml:space="preserve">danskvand</w:t>
+            </w:r>
+          </w:p>
+        </w:tc>
+        <w:tc>
+          <w:tcPr/>
+          <w:p>
+            <w:pPr>
+              <w:pStyle w:val="Compact"/>
+            </w:pPr>
+            <w:r>
+              <w:t xml:space="preserve">37</w:t>
+            </w:r>
+          </w:p>
+        </w:tc>
+        <w:tc>
+          <w:tcPr/>
+          <w:p>
+            <w:pPr>
+              <w:pStyle w:val="Compact"/>
+            </w:pPr>
+            <w:r>
+              <w:t xml:space="preserve">49</w:t>
+            </w:r>
+          </w:p>
+        </w:tc>
+        <w:tc>
+          <w:tcPr/>
+          <w:p>
+            <w:pPr>
+              <w:pStyle w:val="Compact"/>
+            </w:pPr>
+            <w:r>
+              <w:t xml:space="preserve">0 ⚠️</w:t>
+            </w:r>
+          </w:p>
+        </w:tc>
+        <w:tc>
+          <w:tcPr/>
+          <w:p>
+            <w:pPr>
+              <w:pStyle w:val="Compact"/>
+            </w:pPr>
+            <w:r>
+              <w:rPr>
+                <w:b/>
+                <w:bCs/>
+              </w:rPr>
+              <w:t xml:space="preserve">24</w:t>
+            </w:r>
+          </w:p>
+        </w:tc>
+        <w:tc>
+          <w:tcPr/>
+          <w:p>
+            <w:pPr>
+              <w:pStyle w:val="Compact"/>
+            </w:pPr>
+            <w:r>
+              <w:t xml:space="preserve">565</w:t>
+            </w:r>
+          </w:p>
+        </w:tc>
+        <w:tc>
+          <w:tcPr/>
+          <w:p>
+            <w:pPr>
+              <w:pStyle w:val="Compact"/>
+            </w:pPr>
+            <w:r>
+              <w:t xml:space="preserve">453</w:t>
+            </w:r>
+          </w:p>
+        </w:tc>
+        <w:tc>
+          <w:tcPr/>
+          <w:p>
+            <w:pPr>
+              <w:pStyle w:val="Compact"/>
+            </w:pPr>
+            <w:r>
+              <w:t xml:space="preserve">1,090</w:t>
+            </w:r>
+          </w:p>
+        </w:tc>
+        <w:tc>
+          <w:tcPr/>
+          <w:p>
+            <w:pPr>
+              <w:pStyle w:val="Compact"/>
+            </w:pPr>
+            <w:r>
+              <w:t xml:space="preserve">24,796</w:t>
+            </w:r>
+          </w:p>
+        </w:tc>
+      </w:tr>
+      <w:tr>
+        <w:tc>
+          <w:tcPr/>
+          <w:p>
+            <w:pPr>
+              <w:pStyle w:val="Compact"/>
+            </w:pPr>
+            <w:r>
+              <w:t xml:space="preserve">energidrikke</w:t>
+            </w:r>
+          </w:p>
+        </w:tc>
+        <w:tc>
+          <w:tcPr/>
+          <w:p>
+            <w:pPr>
+              <w:pStyle w:val="Compact"/>
+            </w:pPr>
+            <w:r>
+              <w:t xml:space="preserve">39</w:t>
+            </w:r>
+          </w:p>
+        </w:tc>
+        <w:tc>
+          <w:tcPr/>
+          <w:p>
+            <w:pPr>
+              <w:pStyle w:val="Compact"/>
+            </w:pPr>
+            <w:r>
+              <w:t xml:space="preserve">64</w:t>
+            </w:r>
+          </w:p>
+        </w:tc>
+        <w:tc>
+          <w:tcPr/>
+          <w:p>
+            <w:pPr>
+              <w:pStyle w:val="Compact"/>
+            </w:pPr>
+            <w:r>
+              <w:t xml:space="preserve">0 ⚠️</w:t>
+            </w:r>
+          </w:p>
+        </w:tc>
+        <w:tc>
+          <w:tcPr/>
+          <w:p>
+            <w:pPr>
+              <w:pStyle w:val="Compact"/>
+            </w:pPr>
+            <w:r>
+              <w:rPr>
+                <w:b/>
+                <w:bCs/>
+              </w:rPr>
+              <w:t xml:space="preserve">27</w:t>
+            </w:r>
+          </w:p>
+        </w:tc>
+        <w:tc>
+          <w:tcPr/>
+          <w:p>
+            <w:pPr>
+              <w:pStyle w:val="Compact"/>
+            </w:pPr>
+            <w:r>
+              <w:t xml:space="preserve">747</w:t>
+            </w:r>
+          </w:p>
+        </w:tc>
+        <w:tc>
+          <w:tcPr/>
+          <w:p>
+            <w:pPr>
+              <w:pStyle w:val="Compact"/>
+            </w:pPr>
+            <w:r>
+              <w:t xml:space="preserve">577</w:t>
+            </w:r>
+          </w:p>
+        </w:tc>
+        <w:tc>
+          <w:tcPr/>
+          <w:p>
+            <w:pPr>
+              <w:pStyle w:val="Compact"/>
+            </w:pPr>
+            <w:r>
+              <w:t xml:space="preserve">1,520</w:t>
+            </w:r>
+          </w:p>
+        </w:tc>
+        <w:tc>
+          <w:tcPr/>
+          <w:p>
+            <w:pPr>
+              <w:pStyle w:val="Compact"/>
+            </w:pPr>
+            <w:r>
+              <w:t xml:space="preserve">49,345</w:t>
+            </w:r>
+          </w:p>
+        </w:tc>
+      </w:tr>
+      <w:tr>
+        <w:tc>
+          <w:tcPr/>
+          <w:p>
+            <w:pPr>
+              <w:pStyle w:val="Compact"/>
+            </w:pPr>
+            <w:r>
+              <w:t xml:space="preserve">RTD</w:t>
+            </w:r>
+          </w:p>
+        </w:tc>
+        <w:tc>
+          <w:tcPr/>
+          <w:p>
+            <w:pPr>
+              <w:pStyle w:val="Compact"/>
+            </w:pPr>
+            <w:r>
+              <w:t xml:space="preserve">37</w:t>
+            </w:r>
+          </w:p>
+        </w:tc>
+        <w:tc>
+          <w:tcPr/>
+          <w:p>
+            <w:pPr>
+              <w:pStyle w:val="Compact"/>
+            </w:pPr>
+            <w:r>
+              <w:t xml:space="preserve">93</w:t>
+            </w:r>
+          </w:p>
+        </w:tc>
+        <w:tc>
+          <w:tcPr/>
+          <w:p>
+            <w:pPr>
+              <w:pStyle w:val="Compact"/>
+            </w:pPr>
+            <w:r>
+              <w:t xml:space="preserve">0 ⚠️</w:t>
+            </w:r>
+          </w:p>
+        </w:tc>
+        <w:tc>
+          <w:tcPr/>
+          <w:p>
+            <w:pPr>
+              <w:pStyle w:val="Compact"/>
+            </w:pPr>
+            <w:r>
+              <w:rPr>
+                <w:b/>
+                <w:bCs/>
+              </w:rPr>
+              <w:t xml:space="preserve">42</w:t>
+            </w:r>
+          </w:p>
+        </w:tc>
+        <w:tc>
+          <w:tcPr/>
+          <w:p>
+            <w:pPr>
+              <w:pStyle w:val="Compact"/>
+            </w:pPr>
+            <w:r>
+              <w:t xml:space="preserve">589</w:t>
+            </w:r>
+          </w:p>
+        </w:tc>
+        <w:tc>
+          <w:tcPr/>
+          <w:p>
+            <w:pPr>
+              <w:pStyle w:val="Compact"/>
+            </w:pPr>
+            <w:r>
+              <w:t xml:space="preserve">511</w:t>
+            </w:r>
+          </w:p>
+        </w:tc>
+        <w:tc>
+          <w:tcPr/>
+          <w:p>
+            <w:pPr>
+              <w:pStyle w:val="Compact"/>
+            </w:pPr>
+            <w:r>
+              <w:t xml:space="preserve">2,193</w:t>
+            </w:r>
+          </w:p>
+        </w:tc>
+        <w:tc>
+          <w:tcPr/>
+          <w:p>
+            <w:pPr>
+              <w:pStyle w:val="Compact"/>
+            </w:pPr>
+            <w:r>
+              <w:t xml:space="preserve">44,449</w:t>
+            </w:r>
+          </w:p>
+        </w:tc>
+      </w:tr>
+    </w:tbl>
+    <w:p>
+      <w:pPr>
+        <w:pStyle w:val="BodyText"/>
+      </w:pPr>
+      <w:r>
+        <w:rPr>
+          <w:i/>
+          <w:iCs/>
+        </w:rPr>
+        <w:t xml:space="preserve">Table 4.1. Per-category structure, all four categories computed locally under the DVH EXCL. HD scope (2026-06-27). CSD figures supersede Brian’s all-markets values, inflated 6.16× by summing hierarchical markets; the CSD catalog-SKU count (8,608 distinct</w:t>
+      </w:r>
+      <w:r>
+        <w:rPr>
+          <w:i/>
+          <w:iCs/>
+        </w:rPr>
+        <w:t xml:space="preserve"> </w:t>
+      </w:r>
+      <w:r>
+        <w:rPr>
+          <w:rStyle w:val="VerbatimChar"/>
+          <w:i/>
+          <w:iCs/>
+        </w:rPr>
+        <w:t xml:space="preserve">product_id</w:t>
+      </w:r>
+      <w:r>
+        <w:rPr>
+          <w:i/>
+          <w:iCs/>
+        </w:rPr>
+        <w:t xml:space="preserve"> </w:t>
+      </w:r>
+      <w:r>
+        <w:rPr>
+          <w:i/>
+          <w:iCs/>
+        </w:rPr>
+        <w:t xml:space="preserve">in the product dimension) likewise supersedes the earlier 2,080.</w:t>
+      </w:r>
+      <w:r>
+        <w:t xml:space="preserve"> </w:t>
+      </w:r>
+      <w:r>
+        <w:rPr>
+          <w:b/>
+          <w:bCs/>
+        </w:rPr>
+        <w:t xml:space="preserve">Column definitions</w:t>
+      </w:r>
+      <w:r>
+        <w:t xml:space="preserve">:</w:t>
+      </w:r>
+      <w:r>
+        <w:t xml:space="preserve"> </w:t>
+      </w:r>
+      <w:r>
+        <w:rPr>
+          <w:i/>
+          <w:iCs/>
+        </w:rPr>
+        <w:t xml:space="preserve">Catalog SKUs</w:t>
+      </w:r>
+      <w:r>
+        <w:t xml:space="preserve"> </w:t>
+      </w:r>
+      <w:r>
+        <w:t xml:space="preserve">= distinct</w:t>
+      </w:r>
+      <w:r>
+        <w:t xml:space="preserve"> </w:t>
+      </w:r>
+      <w:r>
+        <w:rPr>
+          <w:rStyle w:val="VerbatimChar"/>
+        </w:rPr>
+        <w:t xml:space="preserve">product_id</w:t>
+      </w:r>
+      <w:r>
+        <w:t xml:space="preserve"> </w:t>
+      </w:r>
+      <w:r>
+        <w:t xml:space="preserve">in</w:t>
+      </w:r>
+      <w:r>
+        <w:t xml:space="preserve"> </w:t>
+      </w:r>
+      <w:r>
+        <w:rPr>
+          <w:rStyle w:val="VerbatimChar"/>
+        </w:rPr>
+        <w:t xml:space="preserve">dim_product</w:t>
+      </w:r>
+      <w:r>
+        <w:t xml:space="preserve">;</w:t>
+      </w:r>
+      <w:r>
+        <w:t xml:space="preserve"> </w:t>
+      </w:r>
+      <w:r>
+        <w:rPr>
+          <w:i/>
+          <w:iCs/>
+        </w:rPr>
+        <w:t xml:space="preserve">In-scope SKUs</w:t>
+      </w:r>
+      <w:r>
+        <w:t xml:space="preserve"> </w:t>
+      </w:r>
+      <w:r>
+        <w:t xml:space="preserve">= distinct</w:t>
+      </w:r>
+      <w:r>
+        <w:t xml:space="preserve"> </w:t>
+      </w:r>
+      <w:r>
+        <w:rPr>
+          <w:rStyle w:val="VerbatimChar"/>
+        </w:rPr>
+        <w:t xml:space="preserve">product_id</w:t>
+      </w:r>
+      <w:r>
+        <w:t xml:space="preserve"> </w:t>
+      </w:r>
+      <w:r>
+        <w:t xml:space="preserve">with positive sales at the DVH EXCL. HD scope;</w:t>
+      </w:r>
+      <w:r>
+        <w:t xml:space="preserve"> </w:t>
+      </w:r>
+      <w:r>
+        <w:rPr>
+          <w:i/>
+          <w:iCs/>
+        </w:rPr>
+        <w:t xml:space="preserve">Brand-month rows</w:t>
+      </w:r>
+      <w:r>
+        <w:t xml:space="preserve"> </w:t>
+      </w:r>
+      <w:r>
+        <w:t xml:space="preserve">= positive-sales brand × month observations across all in-scope brands (the retained ≥30 subset yields 3,077 / 885 / 1,007 / 1,543 observed rows respectively, per</w:t>
+      </w:r>
+      <w:r>
+        <w:t xml:space="preserve"> </w:t>
+      </w:r>
+      <w:r>
+        <w:rPr>
+          <w:rStyle w:val="VerbatimChar"/>
+        </w:rPr>
+        <w:t xml:space="preserve">regeneration_report.md</w:t>
+      </w:r>
+      <w:r>
+        <w:t xml:space="preserve">).</w:t>
+      </w:r>
+      <w:r>
+        <w:t xml:space="preserve"> </w:t>
+      </w:r>
+      <w:r>
+        <w:rPr>
+          <w:b/>
+          <w:bCs/>
+        </w:rPr>
+        <w:t xml:space="preserve">MIN_PERIODS feasibility</w:t>
+      </w:r>
+      <w:r>
+        <w:t xml:space="preserve">: danskvand, energidrikke, and RTD have only 37–39 monthly periods, so a ≥40-observation filter retains</w:t>
+      </w:r>
+      <w:r>
+        <w:t xml:space="preserve"> </w:t>
+      </w:r>
+      <w:r>
+        <w:rPr>
+          <w:b/>
+          <w:bCs/>
+        </w:rPr>
+        <w:t xml:space="preserve">zero</w:t>
+      </w:r>
+      <w:r>
+        <w:t xml:space="preserve"> </w:t>
+      </w:r>
+      <w:r>
+        <w:t xml:space="preserve">brands for them; a single global threshold of</w:t>
+      </w:r>
+      <w:r>
+        <w:t xml:space="preserve"> </w:t>
+      </w:r>
+      <w:r>
+        <w:rPr>
+          <w:b/>
+          <w:bCs/>
+        </w:rPr>
+        <w:t xml:space="preserve">≥30</w:t>
+      </w:r>
+      <w:r>
+        <w:t xml:space="preserve"> </w:t>
+      </w:r>
+      <w:r>
+        <w:t xml:space="preserve">is therefore adopted across all categories (CSD 77, danskvand 24, energidrikke 27, RTD 42 brands), which is both feasible and consistent — preferable to the inherited mixed rule (40 for CSD, 30 for the rest). The bold column (≥30) is the retained set used downstream.</w:t>
+      </w:r>
+    </w:p>
+    <w:bookmarkEnd w:id="11"/>
+    <w:bookmarkStart w:id="12" w:name="overall-suitability"/>
+    <w:p>
+      <w:pPr>
+        <w:pStyle w:val="Heading3"/>
+      </w:pPr>
+      <w:r>
+        <w:t xml:space="preserve">4.2.3 Overall Suitability</w:t>
+      </w:r>
+    </w:p>
+    <w:p>
+      <w:pPr>
+        <w:pStyle w:val="FirstParagraph"/>
+      </w:pPr>
+      <w:r>
+        <w:rPr>
+          <w:b/>
+          <w:bCs/>
+        </w:rPr>
+        <w:t xml:space="preserve">Measurement validity / appropriateness.</w:t>
+      </w:r>
+      <w:r>
+        <w:t xml:space="preserve"> </w:t>
+      </w:r>
+      <w:r>
+        <w:t xml:space="preserve">The recorded metrics must measure the forecasting target. Sales units (and, where appropriate, litres) are the demand quantities to be forecast; the promotional variants and the weighted-distribution proxy serve as exogenous predictors. The weighted-distribution metric is an availability</w:t>
+      </w:r>
+      <w:r>
+        <w:t xml:space="preserve"> </w:t>
+      </w:r>
+      <w:r>
+        <w:rPr>
+          <w:i/>
+          <w:iCs/>
+        </w:rPr>
+        <w:t xml:space="preserve">proxy</w:t>
+      </w:r>
+      <w:r>
+        <w:t xml:space="preserve"> </w:t>
+      </w:r>
+      <w:r>
+        <w:t xml:space="preserve">rather than a direct census of shelf presence, and this proxy status is acknowledged in interpretation.</w:t>
+      </w:r>
+      <w:r>
+        <w:t xml:space="preserve"> </w:t>
+      </w:r>
+      <w:r>
+        <w:rPr>
+          <w:b/>
+          <w:bCs/>
+        </w:rPr>
+        <w:t xml:space="preserve">Market scope (resolved).</w:t>
+      </w:r>
+      <w:r>
+        <w:t xml:space="preserve"> </w:t>
+      </w:r>
+      <w:r>
+        <w:t xml:space="preserve">The primary market is</w:t>
+      </w:r>
+      <w:r>
+        <w:t xml:space="preserve"> </w:t>
+      </w:r>
+      <w:r>
+        <w:rPr>
+          <w:b/>
+          <w:bCs/>
+        </w:rPr>
+        <w:t xml:space="preserve">DVH EXCL. HD</w:t>
+      </w:r>
+      <w:r>
+        <w:t xml:space="preserve"> </w:t>
+      </w:r>
+      <w:r>
+        <w:t xml:space="preserve">(Danish grocery retail excluding hard discount), Nielsen’s recommended default and the scope on which Manifold AI reports. This choice is not cosmetic: the 28 CSD market values form a hierarchy (individual chains nested within group aggregates such as COOP and SALLING GROUP, nested within grand-total roll-ups such as DVH/CONVENIENCE INCL. HD). A local check confirmed that aggregating sales across all 28 — as the inherited pipeline did — counts the same sales at multiple levels and inflates CSD volume by 6.16× (168.6B units summed across all 28 levels vs 27.4B units at the single DVH EXCL. HD level, a legitimate grand-total comparable to DVH/CONVENIENCE INCL. HD at 32.2B; all figures de-duplicated on the slowly-changing market dimension before aggregation). Scoping to the single</w:t>
+      </w:r>
+      <w:r>
+        <w:t xml:space="preserve"> </w:t>
+      </w:r>
+      <w:r>
+        <w:rPr>
+          <w:rStyle w:val="VerbatimChar"/>
+        </w:rPr>
+        <w:t xml:space="preserve">DVH EXCL. HD</w:t>
+      </w:r>
+      <w:r>
+        <w:t xml:space="preserve"> </w:t>
+      </w:r>
+      <w:r>
+        <w:t xml:space="preserve">market level eliminates this by construction (one market identifier, no cross-market summation) and yields a clean branded-demand signal excluding the structurally different hard-discount channel.</w:t>
+      </w:r>
+    </w:p>
+    <w:p>
+      <w:pPr>
+        <w:pStyle w:val="BodyText"/>
+      </w:pPr>
+      <w:r>
+        <w:rPr>
+          <w:b/>
+          <w:bCs/>
+        </w:rPr>
+        <w:t xml:space="preserve">Coverage.</w:t>
+      </w:r>
+      <w:r>
+        <w:t xml:space="preserve"> </w:t>
+      </w:r>
+      <w:r>
+        <w:t xml:space="preserve">The panel must cover the right population and period and leave sufficient data after exclusions. All four categories are scoped to the single DVH EXCL. HD market level (one market identifier per category, by design), so coverage is assessed on the temporal span, the brand and SKU counts, and the retained series. The temporal span is 37–42 months (CSD 42, energidrikke 39, danskvand and RTD 37), with complete intermediate calendar years constituting the primary training window. In-scope brand counts are 136 (CSD), 49 (danskvand), 64 (energidrikke), and 93 (RTD); in-scope SKU counts are 7,668, 453, 577, and 511 respectively (Table 4.1). After the ≥30-month retention filter, 77 / 24 / 27 / 42 brands remain for benchmarking, with 3,077 / 885 / 1,007 / 1,543 observed brand-month rows. A category-specific coverage caveat applies to</w:t>
+      </w:r>
+      <w:r>
+        <w:t xml:space="preserve"> </w:t>
+      </w:r>
+      <w:r>
+        <w:rPr>
+          <w:b/>
+          <w:bCs/>
+        </w:rPr>
+        <w:t xml:space="preserve">promotional coverage</w:t>
+      </w:r>
+      <w:r>
+        <w:t xml:space="preserve">: for</w:t>
+      </w:r>
+      <w:r>
+        <w:t xml:space="preserve"> </w:t>
+      </w:r>
+      <w:r>
+        <w:rPr>
+          <w:b/>
+          <w:bCs/>
+        </w:rPr>
+        <w:t xml:space="preserve">danskvand</w:t>
+      </w:r>
+      <w:r>
+        <w:t xml:space="preserve"> </w:t>
+      </w:r>
+      <w:r>
+        <w:t xml:space="preserve">and</w:t>
+      </w:r>
+      <w:r>
+        <w:t xml:space="preserve"> </w:t>
+      </w:r>
+      <w:r>
+        <w:rPr>
+          <w:b/>
+          <w:bCs/>
+        </w:rPr>
+        <w:t xml:space="preserve">RTD</w:t>
+      </w:r>
+      <w:r>
+        <w:t xml:space="preserve"> </w:t>
+      </w:r>
+      <w:r>
+        <w:t xml:space="preserve">the promotional variables are effectively absent (promo-zero), so the promotional features are unmeasured for those categories, an unmeasured-variable limitation in Saunders’ terms, carried forward to the modelling and discussion.</w:t>
+      </w:r>
+    </w:p>
+    <w:bookmarkEnd w:id="12"/>
+    <w:bookmarkStart w:id="13" w:name="precise-suitability"/>
+    <w:p>
+      <w:pPr>
+        <w:pStyle w:val="Heading3"/>
+      </w:pPr>
+      <w:r>
+        <w:t xml:space="preserve">4.2.4 Precise Suitability</w:t>
+      </w:r>
+    </w:p>
+    <w:p>
+      <w:pPr>
+        <w:pStyle w:val="FirstParagraph"/>
+      </w:pPr>
+      <w:r>
+        <w:rPr>
+          <w:b/>
+          <w:bCs/>
+        </w:rPr>
+        <w:t xml:space="preserve">Reliability / dependability.</w:t>
+      </w:r>
+      <w:r>
+        <w:t xml:space="preserve"> </w:t>
+      </w:r>
+      <w:r>
+        <w:t xml:space="preserve">Nielsen is an established commercial panel provider whose continued operation depends on data credibility; its scanner data are therefore treated as reliable, while recognising that, as with any provider, definitions and collection conventions are fixed by Nielsen rather than by the researcher.</w:t>
+      </w:r>
+    </w:p>
+    <w:p>
+      <w:pPr>
+        <w:pStyle w:val="BodyText"/>
+      </w:pPr>
+      <w:r>
+        <w:rPr>
+          <w:b/>
+          <w:bCs/>
+        </w:rPr>
+        <w:t xml:space="preserve">Validity / credibility.</w:t>
+      </w:r>
+      <w:r>
+        <w:t xml:space="preserve"> </w:t>
+      </w:r>
+      <w:r>
+        <w:t xml:space="preserve">Credibility rests on how the data were collected and compiled (scanner capture aggregated to the market × product × period grain). Definitions (market aggregates such as DVH EXCL. HD, metric definitions, corporate attribution) are provider-set and are documented rather than altered.</w:t>
+      </w:r>
+    </w:p>
+    <w:p>
+      <w:pPr>
+        <w:pStyle w:val="BodyText"/>
+      </w:pPr>
+      <w:r>
+        <w:rPr>
+          <w:b/>
+          <w:bCs/>
+        </w:rPr>
+        <w:t xml:space="preserve">Measurement bias / trustworthiness.</w:t>
+      </w:r>
+      <w:r>
+        <w:t xml:space="preserve"> </w:t>
+      </w:r>
+      <w:r>
+        <w:t xml:space="preserve">Three data patterns require explicit treatment; per-category figures, computed locally on the in-scope facts, are reported below:</w:t>
+      </w:r>
+      <w:r>
+        <w:t xml:space="preserve"> </w:t>
+      </w:r>
+      <w:r>
+        <w:t xml:space="preserve">-</w:t>
+      </w:r>
+      <w:r>
+        <w:t xml:space="preserve"> </w:t>
+      </w:r>
+      <w:r>
+        <w:rPr>
+          <w:i/>
+          <w:iCs/>
+        </w:rPr>
+        <w:t xml:space="preserve">Promotional values</w:t>
+      </w:r>
+      <w:r>
+        <w:t xml:space="preserve">: where the promotional metric exists (CSD and energidrikke) it is fully populated (0.00% null), with the absence of promotional activity encoded as a zero rather than a null; for</w:t>
+      </w:r>
+      <w:r>
+        <w:t xml:space="preserve"> </w:t>
+      </w:r>
+      <w:r>
+        <w:rPr>
+          <w:b/>
+          <w:bCs/>
+        </w:rPr>
+        <w:t xml:space="preserve">danskvand</w:t>
+      </w:r>
+      <w:r>
+        <w:t xml:space="preserve"> </w:t>
+      </w:r>
+      <w:r>
+        <w:t xml:space="preserve">and</w:t>
+      </w:r>
+      <w:r>
+        <w:t xml:space="preserve"> </w:t>
+      </w:r>
+      <w:r>
+        <w:rPr>
+          <w:b/>
+          <w:bCs/>
+        </w:rPr>
+        <w:t xml:space="preserve">RTD</w:t>
+      </w:r>
+      <w:r>
+        <w:t xml:space="preserve"> </w:t>
+      </w:r>
+      <w:r>
+        <w:t xml:space="preserve">the promotional column is absent entirely, collapsing to the promo-zero case above.</w:t>
+      </w:r>
+      <w:r>
+        <w:t xml:space="preserve"> </w:t>
+      </w:r>
+      <w:r>
+        <w:t xml:space="preserve">-</w:t>
+      </w:r>
+      <w:r>
+        <w:t xml:space="preserve"> </w:t>
+      </w:r>
+      <w:r>
+        <w:rPr>
+          <w:i/>
+          <w:iCs/>
+        </w:rPr>
+        <w:t xml:space="preserve">Weighted-distribution nulls</w:t>
+      </w:r>
+      <w:r>
+        <w:t xml:space="preserve">: negligible across all categories — 0.019% (CSD), 0.016% (danskvand), 0.093% (energidrikke), 0.000% (RTD). These reflect products Nielsen does not track for distribution in a given period; they are imputed using a brand-and-market median, which preserves central tendency but ignores within-period time variation (a moderate limitation for niche brands, immaterial at these null rates).</w:t>
+      </w:r>
+      <w:r>
+        <w:t xml:space="preserve"> </w:t>
+      </w:r>
+      <w:r>
+        <w:t xml:space="preserve">-</w:t>
+      </w:r>
+      <w:r>
+        <w:t xml:space="preserve"> </w:t>
+      </w:r>
+      <w:r>
+        <w:rPr>
+          <w:i/>
+          <w:iCs/>
+        </w:rPr>
+        <w:t xml:space="preserve">Negative and zero values</w:t>
+      </w:r>
+      <w:r>
+        <w:t xml:space="preserve">: negatives are return/correction adjustments standard in scanner data and are clipped to zero — they are rare (CSD 58 rows, 0.031%; danskvand 14, 0.057%; energidrikke 16, 0.032%; RTD 10, 0.022%). True zero-sales rows are likewise rare (CSD 12, danskvand 1, energidrikke 28, RTD 17) and are retained and flagged as genuine zeros, distinct from corrections.</w:t>
+      </w:r>
+      <w:r>
+        <w:t xml:space="preserve"> </w:t>
+      </w:r>
+      <w:r>
+        <w:t xml:space="preserve">Core sales metrics are complete:</w:t>
+      </w:r>
+      <w:r>
+        <w:t xml:space="preserve"> </w:t>
+      </w:r>
+      <w:r>
+        <w:rPr>
+          <w:rStyle w:val="VerbatimChar"/>
+        </w:rPr>
+        <w:t xml:space="preserve">sales_units</w:t>
+      </w:r>
+      <w:r>
+        <w:t xml:space="preserve"> </w:t>
+      </w:r>
+      <w:r>
+        <w:t xml:space="preserve">has 0.00% nulls in every category, confirmed locally.</w:t>
+      </w:r>
+    </w:p>
+    <w:bookmarkEnd w:id="13"/>
+    <w:bookmarkStart w:id="14" w:name="forecasting-suitability"/>
+    <w:p>
+      <w:pPr>
+        <w:pStyle w:val="Heading3"/>
+      </w:pPr>
+      <w:r>
+        <w:t xml:space="preserve">4.2.5 Forecasting Suitability</w:t>
+      </w:r>
+    </w:p>
+    <w:p>
+      <w:pPr>
+        <w:pStyle w:val="FirstParagraph"/>
+      </w:pPr>
+      <w:r>
+        <w:t xml:space="preserve">The panel must support the forecasting models. The 37–42-month span exceeds the ARIMA minimum of roughly 24 periods for stable parameter identification and contains enough annual cycles for seasonality to be learned by both decomposition and gradient-boosted models. Benchmarking (Chapter 6) is conducted on the brand series retained by the ≥30-month filter (77 / 24 / 27 / 42 brands for CSD / danskvand / energidrikke / RTD), so that model comparisons are not confounded by very short series; missing months within a retained series are exposed on the regular monthly grid and handled natively by the models rather than imputed. A stricter, fully observed subset (brands present in every period) comprises 57 / 22 / 18 / 37 brands respectively. Applicability to shorter or intermittent series is a bound on external validity, not a claim of this thesis.</w:t>
+      </w:r>
+    </w:p>
+    <w:p>
+      <w:r>
+        <w:pict>
+          <v:rect style="width:0;height:1.5pt" o:hralign="center" o:hrstd="t" o:hr="t"/>
+        </w:pict>
+      </w:r>
+    </w:p>
+    <w:bookmarkEnd w:id="14"/>
+    <w:bookmarkEnd w:id="15"/>
+    <w:bookmarkStart w:id="22" w:name="csd-worked-category-eda-and-parameters"/>
+    <w:p>
+      <w:pPr>
+        <w:pStyle w:val="Heading2"/>
+      </w:pPr>
+      <w:r>
+        <w:t xml:space="preserve">4.3 CSD — Worked Category (EDA and Parameters)</w:t>
+      </w:r>
+    </w:p>
+    <w:p>
+      <w:pPr>
+        <w:pStyle w:val="FirstParagraph"/>
+      </w:pPr>
+      <w:r>
+        <w:t xml:space="preserve">CSD is the worked category. The structural counts and the stationarity, seasonality, and autocorrelation statistics below are</w:t>
+      </w:r>
+      <w:r>
+        <w:t xml:space="preserve"> </w:t>
+      </w:r>
+      <w:r>
+        <w:rPr>
+          <w:b/>
+          <w:bCs/>
+        </w:rPr>
+        <w:t xml:space="preserve">recomputed locally under the DVH EXCL. HD scope</w:t>
+      </w:r>
+      <w:r>
+        <w:t xml:space="preserve"> </w:t>
+      </w:r>
+      <w:r>
+        <w:t xml:space="preserve">(2026-06-23); the few items still taken from Brian’s all-markets audit are flagged. The other three categories are processed through the identical pipeline; per-category EDA replication under the corrected scope is pending (Section 4.6).</w:t>
+      </w:r>
+    </w:p>
+    <w:bookmarkStart w:id="16" w:name="scope-and-filtering"/>
+    <w:p>
+      <w:pPr>
+        <w:pStyle w:val="Heading3"/>
+      </w:pPr>
+      <w:r>
+        <w:t xml:space="preserve">4.3.1 Scope and Filtering</w:t>
+      </w:r>
+    </w:p>
+    <w:p>
+      <w:pPr>
+        <w:pStyle w:val="Compact"/>
+        <w:numPr>
+          <w:ilvl w:val="0"/>
+          <w:numId w:val="1001"/>
+        </w:numPr>
+      </w:pPr>
+      <w:r>
+        <w:rPr>
+          <w:b/>
+          <w:bCs/>
+        </w:rPr>
+        <w:t xml:space="preserve">Market scope</w:t>
+      </w:r>
+      <w:r>
+        <w:t xml:space="preserve">:</w:t>
+      </w:r>
+      <w:r>
+        <w:t xml:space="preserve"> </w:t>
+      </w:r>
+      <w:r>
+        <w:rPr>
+          <w:rStyle w:val="VerbatimChar"/>
+        </w:rPr>
+        <w:t xml:space="preserve">DVH EXCL. HD</w:t>
+      </w:r>
+      <w:r>
+        <w:t xml:space="preserve"> </w:t>
+      </w:r>
+      <w:r>
+        <w:t xml:space="preserve">(single Nielsen market level; see header). 187,907 facts rows fall in scope.</w:t>
+      </w:r>
+    </w:p>
+    <w:p>
+      <w:pPr>
+        <w:pStyle w:val="Compact"/>
+        <w:numPr>
+          <w:ilvl w:val="0"/>
+          <w:numId w:val="1001"/>
+        </w:numPr>
+      </w:pPr>
+      <w:r>
+        <w:rPr>
+          <w:b/>
+          <w:bCs/>
+        </w:rPr>
+        <w:t xml:space="preserve">Span</w:t>
+      </w:r>
+      <w:r>
+        <w:t xml:space="preserve">: 42 monthly periods (Oct 2022–Mar 2026) on Nielsen’s 4-4-5 week calendar. (Period identifiers are not calendar-monotonic, so the span is taken from the documented window, not raw min/max.)</w:t>
+      </w:r>
+    </w:p>
+    <w:p>
+      <w:pPr>
+        <w:pStyle w:val="Compact"/>
+        <w:numPr>
+          <w:ilvl w:val="0"/>
+          <w:numId w:val="1001"/>
+        </w:numPr>
+      </w:pPr>
+      <w:r>
+        <w:rPr>
+          <w:b/>
+          <w:bCs/>
+        </w:rPr>
+        <w:t xml:space="preserve">Brands</w:t>
+      </w:r>
+      <w:r>
+        <w:t xml:space="preserve">: 136 total; the adopted filter</w:t>
+      </w:r>
+      <w:r>
+        <w:t xml:space="preserve"> </w:t>
+      </w:r>
+      <w:r>
+        <w:rPr>
+          <w:rStyle w:val="VerbatimChar"/>
+        </w:rPr>
+        <w:t xml:space="preserve">MIN_PERIODS ≥ 30</w:t>
+      </w:r>
+      <w:r>
+        <w:t xml:space="preserve"> </w:t>
+      </w:r>
+      <w:r>
+        <w:t xml:space="preserve">(≥30 non-zero monthly observations) retains</w:t>
+      </w:r>
+      <w:r>
+        <w:t xml:space="preserve"> </w:t>
+      </w:r>
+      <w:r>
+        <w:rPr>
+          <w:b/>
+          <w:bCs/>
+        </w:rPr>
+        <w:t xml:space="preserve">77 brands</w:t>
+      </w:r>
+      <w:r>
+        <w:t xml:space="preserve"> </w:t>
+      </w:r>
+      <w:r>
+        <w:t xml:space="preserve">and</w:t>
+      </w:r>
+      <w:r>
+        <w:t xml:space="preserve"> </w:t>
+      </w:r>
+      <w:r>
+        <w:rPr>
+          <w:b/>
+          <w:bCs/>
+        </w:rPr>
+        <w:t xml:space="preserve">3,077</w:t>
+      </w:r>
+      <w:r>
+        <w:t xml:space="preserve"> </w:t>
+      </w:r>
+      <w:r>
+        <w:t xml:space="preserve">brand-month rows (of 3,789 total). A ≥40 filter would retain only 57 and is infeasible for the other three categories (37–39 periods → zero brands), so ≥30 is applied globally (Table 4.1). These figures are recomputed locally under DVH EXCL. HD and</w:t>
+      </w:r>
+      <w:r>
+        <w:t xml:space="preserve"> </w:t>
+      </w:r>
+      <w:r>
+        <w:rPr>
+          <w:b/>
+          <w:bCs/>
+        </w:rPr>
+        <w:t xml:space="preserve">supersede</w:t>
+      </w:r>
+      <w:r>
+        <w:t xml:space="preserve"> </w:t>
+      </w:r>
+      <w:r>
+        <w:t xml:space="preserve">Brian’s all-markets values (143 → 62 brands; 4,040 rows), inflated by the market double-count.</w:t>
+      </w:r>
+    </w:p>
+    <w:p>
+      <w:pPr>
+        <w:pStyle w:val="Compact"/>
+        <w:numPr>
+          <w:ilvl w:val="0"/>
+          <w:numId w:val="1001"/>
+        </w:numPr>
+      </w:pPr>
+      <w:r>
+        <w:rPr>
+          <w:b/>
+          <w:bCs/>
+        </w:rPr>
+        <w:t xml:space="preserve">Aggregation grain</w:t>
+      </w:r>
+      <w:r>
+        <w:t xml:space="preserve">: brand × month, positive sales only; weighted distribution averaged rather than summed (correct for an ACV metric).</w:t>
+      </w:r>
+    </w:p>
+    <w:bookmarkEnd w:id="16"/>
+    <w:bookmarkStart w:id="17" w:name="stationarity"/>
+    <w:p>
+      <w:pPr>
+        <w:pStyle w:val="Heading3"/>
+      </w:pPr>
+      <w:r>
+        <w:t xml:space="preserve">4.3.2 Stationarity</w:t>
+      </w:r>
+    </w:p>
+    <w:p>
+      <w:pPr>
+        <w:pStyle w:val="Compact"/>
+        <w:numPr>
+          <w:ilvl w:val="0"/>
+          <w:numId w:val="1002"/>
+        </w:numPr>
+      </w:pPr>
+      <w:r>
+        <w:rPr>
+          <w:b/>
+          <w:bCs/>
+        </w:rPr>
+        <w:t xml:space="preserve">ADF test (aggregate monthly total, n = 42, DVH EXCL. HD)</w:t>
+      </w:r>
+      <w:r>
+        <w:t xml:space="preserve">: the level series is non-stationary in both raw (p = 0.360) and log form (p = 0.421); it becomes stationary only after first differencing (p &lt; 0.001) — i.e. the series is difference-stationary, I(1). This</w:t>
+      </w:r>
+      <w:r>
+        <w:t xml:space="preserve"> </w:t>
+      </w:r>
+      <w:r>
+        <w:rPr>
+          <w:b/>
+          <w:bCs/>
+        </w:rPr>
+        <w:t xml:space="preserve">revises</w:t>
+      </w:r>
+      <w:r>
+        <w:t xml:space="preserve"> </w:t>
+      </w:r>
+      <w:r>
+        <w:t xml:space="preserve">Brian’s all-markets finding that the log level was stationary (p = 0.028): that does not hold at the corrected scope. (ADF power is limited at n = 42.)</w:t>
+      </w:r>
+    </w:p>
+    <w:p>
+      <w:pPr>
+        <w:pStyle w:val="Compact"/>
+        <w:numPr>
+          <w:ilvl w:val="0"/>
+          <w:numId w:val="1002"/>
+        </w:numPr>
+      </w:pPr>
+      <w:r>
+        <w:rPr>
+          <w:b/>
+          <w:bCs/>
+        </w:rPr>
+        <w:t xml:space="preserve">Treatment</w:t>
+      </w:r>
+      <w:r>
+        <w:t xml:space="preserve">: a natural-log transform is applied to</w:t>
+      </w:r>
+      <w:r>
+        <w:t xml:space="preserve"> </w:t>
+      </w:r>
+      <w:r>
+        <w:rPr>
+          <w:rStyle w:val="VerbatimChar"/>
+        </w:rPr>
+        <w:t xml:space="preserve">sales_units</w:t>
+      </w:r>
+      <w:r>
+        <w:t xml:space="preserve"> </w:t>
+      </w:r>
+      <w:r>
+        <w:t xml:space="preserve">to stabilise variance; non-stationarity in the mean is handled by</w:t>
+      </w:r>
+      <w:r>
+        <w:t xml:space="preserve"> </w:t>
+      </w:r>
+      <w:r>
+        <w:rPr>
+          <w:b/>
+          <w:bCs/>
+        </w:rPr>
+        <w:t xml:space="preserve">differencing</w:t>
+      </w:r>
+      <w:r>
+        <w:t xml:space="preserve"> </w:t>
+      </w:r>
+      <w:r>
+        <w:t xml:space="preserve">for ARIMA and by</w:t>
+      </w:r>
+      <w:r>
+        <w:t xml:space="preserve"> </w:t>
+      </w:r>
+      <w:r>
+        <w:rPr>
+          <w:b/>
+          <w:bCs/>
+        </w:rPr>
+        <w:t xml:space="preserve">lagged/rolling features</w:t>
+      </w:r>
+      <w:r>
+        <w:t xml:space="preserve"> </w:t>
+      </w:r>
+      <w:r>
+        <w:t xml:space="preserve">for the tree models (which do not require a stationary level). NaN is preserved for non-positive/missing values rather than imputed.</w:t>
+      </w:r>
+    </w:p>
+    <w:bookmarkEnd w:id="17"/>
+    <w:bookmarkStart w:id="18" w:name="seasonality"/>
+    <w:p>
+      <w:pPr>
+        <w:pStyle w:val="Heading3"/>
+      </w:pPr>
+      <w:r>
+        <w:t xml:space="preserve">4.3.3 Seasonality</w:t>
+      </w:r>
+    </w:p>
+    <w:p>
+      <w:pPr>
+        <w:pStyle w:val="Compact"/>
+        <w:numPr>
+          <w:ilvl w:val="0"/>
+          <w:numId w:val="1003"/>
+        </w:numPr>
+      </w:pPr>
+      <w:r>
+        <w:rPr>
+          <w:b/>
+          <w:bCs/>
+        </w:rPr>
+        <w:t xml:space="preserve">Peak months (share of annual units, DVH EXCL. HD)</w:t>
+      </w:r>
+      <w:r>
+        <w:t xml:space="preserve">: December (12.8%), March (10.9%), June (8.9%); September is next at 8.5%.</w:t>
+      </w:r>
+    </w:p>
+    <w:p>
+      <w:pPr>
+        <w:pStyle w:val="Compact"/>
+        <w:numPr>
+          <w:ilvl w:val="0"/>
+          <w:numId w:val="1003"/>
+        </w:numPr>
+      </w:pPr>
+      <w:r>
+        <w:rPr>
+          <w:b/>
+          <w:bCs/>
+        </w:rPr>
+        <w:t xml:space="preserve">Holiday indicator</w:t>
+      </w:r>
+      <w:r>
+        <w:t xml:space="preserve">:</w:t>
+      </w:r>
+      <w:r>
+        <w:t xml:space="preserve"> </w:t>
+      </w:r>
+      <w:r>
+        <w:rPr>
+          <w:rStyle w:val="VerbatimChar"/>
+        </w:rPr>
+        <w:t xml:space="preserve">HOLIDAY_MONTHS = {3, 6, 12}</w:t>
+      </w:r>
+      <w:r>
+        <w:t xml:space="preserve"> </w:t>
+      </w:r>
+      <w:r>
+        <w:t xml:space="preserve">(months above the ~75th sales percentile) —</w:t>
+      </w:r>
+      <w:r>
+        <w:t xml:space="preserve"> </w:t>
+      </w:r>
+      <w:r>
+        <w:rPr>
+          <w:b/>
+          <w:bCs/>
+        </w:rPr>
+        <w:t xml:space="preserve">confirmed</w:t>
+      </w:r>
+      <w:r>
+        <w:t xml:space="preserve"> </w:t>
+      </w:r>
+      <w:r>
+        <w:t xml:space="preserve">at the corrected scope: December/March/June remain the top three. Recomputed locally, and it matches Brian’s all-markets ranking, so seasonality is robust to market scope. Whether the same months peak in the other categories is still to be verified.</w:t>
+      </w:r>
+    </w:p>
+    <w:bookmarkEnd w:id="18"/>
+    <w:bookmarkStart w:id="19" w:name="autocorrelation-and-lag-structure"/>
+    <w:p>
+      <w:pPr>
+        <w:pStyle w:val="Heading3"/>
+      </w:pPr>
+      <w:r>
+        <w:t xml:space="preserve">4.3.4 Autocorrelation and Lag Structure</w:t>
+      </w:r>
+    </w:p>
+    <w:p>
+      <w:pPr>
+        <w:pStyle w:val="Compact"/>
+        <w:numPr>
+          <w:ilvl w:val="0"/>
+          <w:numId w:val="1004"/>
+        </w:numPr>
+      </w:pPr>
+      <w:r>
+        <w:rPr>
+          <w:b/>
+          <w:bCs/>
+        </w:rPr>
+        <w:t xml:space="preserve">Lag set</w:t>
+      </w:r>
+      <w:r>
+        <w:t xml:space="preserve">:</w:t>
+      </w:r>
+      <w:r>
+        <w:t xml:space="preserve"> </w:t>
+      </w:r>
+      <w:r>
+        <w:rPr>
+          <w:rStyle w:val="VerbatimChar"/>
+        </w:rPr>
+        <w:t xml:space="preserve">LAGS = (1, 2, 3, 4, 8, 13)</w:t>
+      </w:r>
+      <w:r>
+        <w:t xml:space="preserve"> </w:t>
+      </w:r>
+      <w:r>
+        <w:t xml:space="preserve">and</w:t>
+      </w:r>
+      <w:r>
+        <w:t xml:space="preserve"> </w:t>
+      </w:r>
+      <w:r>
+        <w:rPr>
+          <w:rStyle w:val="VerbatimChar"/>
+        </w:rPr>
+        <w:t xml:space="preserve">ROLLING_WINDOWS = (4, 13)</w:t>
+      </w:r>
+      <w:r>
+        <w:t xml:space="preserve"> </w:t>
+      </w:r>
+      <w:r>
+        <w:t xml:space="preserve">(4-month and ~annual cycles on the Nielsen calendar).</w:t>
+      </w:r>
+    </w:p>
+    <w:p>
+      <w:pPr>
+        <w:pStyle w:val="Compact"/>
+        <w:numPr>
+          <w:ilvl w:val="0"/>
+          <w:numId w:val="1004"/>
+        </w:numPr>
+      </w:pPr>
+      <w:r>
+        <w:rPr>
+          <w:b/>
+          <w:bCs/>
+        </w:rPr>
+        <w:t xml:space="preserve">Autocorrelation (recomputed, DVH EXCL. HD)</w:t>
+      </w:r>
+      <w:r>
+        <w:t xml:space="preserve">: for the top brand by units (HARBOE, n = 42) the log-series ACF is +0.26 (lag 1), +0.47 (lag 3), and ≈0 (lag 13) — a strong quarterly (lag-3) signal but a weak annual (lag-13) one for this brand. Lag structure is clearly brand-dependent, so a single global lag set is a simplification; per-brand optimisation is out of scope. This</w:t>
+      </w:r>
+      <w:r>
+        <w:t xml:space="preserve"> </w:t>
+      </w:r>
+      <w:r>
+        <w:rPr>
+          <w:b/>
+          <w:bCs/>
+        </w:rPr>
+        <w:t xml:space="preserve">revises</w:t>
+      </w:r>
+      <w:r>
+        <w:t xml:space="preserve"> </w:t>
+      </w:r>
+      <w:r>
+        <w:t xml:space="preserve">Brian’s Coca-Cola example (lag-1 = −0.399), which was computed on the inflated all-markets series.</w:t>
+      </w:r>
+      <w:r>
+        <w:t xml:space="preserve"> </w:t>
+      </w:r>
+      <w:r>
+        <w:rPr>
+          <w:i/>
+          <w:iCs/>
+        </w:rPr>
+        <w:t xml:space="preserve">Method note</w:t>
+      </w:r>
+      <w:r>
+        <w:t xml:space="preserve">: the per-category figures in §4.3.6 (CSD lag-1 +0.78) use a pooled, brand-demeaned log series across all retained brands, whereas the HARBOE figures here are a single-brand series; the pooled estimate is larger because demeaning removes between-brand level differences and leaves the common short-horizon dynamics. Both are reported; the qualitative conclusion (positive short-horizon, near-zero annual carry) is robust to the method.</w:t>
+      </w:r>
+    </w:p>
+    <w:p>
+      <w:pPr>
+        <w:pStyle w:val="Compact"/>
+        <w:numPr>
+          <w:ilvl w:val="0"/>
+          <w:numId w:val="1004"/>
+        </w:numPr>
+      </w:pPr>
+      <w:r>
+        <w:rPr>
+          <w:b/>
+          <w:bCs/>
+        </w:rPr>
+        <w:t xml:space="preserve">Promotional intensity</w:t>
+      </w:r>
+      <w:r>
+        <w:t xml:space="preserve">: strongly correlated with sales units, confirmed under DVH EXCL. HD at r = 0.937 (n = 2,442 promo-bearing brand-month rows), closely matching Brian’s all-markets value (r = 0.941); the relationship is robust to market scope. For energidrikke the promotional signal is even stronger (r = 0.988); danskvand and RTD carry no promotional data (promo-zero).</w:t>
+      </w:r>
+    </w:p>
+    <w:bookmarkEnd w:id="19"/>
+    <w:bookmarkStart w:id="20" w:name="parameter-summary"/>
+    <w:p>
+      <w:pPr>
+        <w:pStyle w:val="Heading3"/>
+      </w:pPr>
+      <w:r>
+        <w:t xml:space="preserve">4.3.5 Parameter Summary</w:t>
+      </w:r>
+    </w:p>
+    <w:tbl>
+      <w:tblPr>
+        <w:tblStyle w:val="Table"/>
+        <w:tblW w:type="pct" w:w="5000"/>
+        <w:tblLayout w:type="fixed"/>
+        <w:tblLook w:firstRow="1" w:lastRow="0" w:firstColumn="0" w:lastColumn="0" w:noHBand="0" w:noVBand="0" w:val="0020"/>
+      </w:tblPr>
+      <w:tblGrid>
+        <w:gridCol w:w="1980"/>
+        <w:gridCol w:w="1980"/>
+        <w:gridCol w:w="1980"/>
+        <w:gridCol w:w="1980"/>
+      </w:tblGrid>
+      <w:tr>
+        <w:trPr>
+          <w:tblHeader w:val="on"/>
+        </w:trPr>
+        <w:tc>
+          <w:tcPr/>
+          <w:p>
+            <w:pPr>
+              <w:pStyle w:val="Compact"/>
+            </w:pPr>
+            <w:r>
+              <w:t xml:space="preserve">Parameter</w:t>
+            </w:r>
+          </w:p>
+        </w:tc>
+        <w:tc>
+          <w:tcPr/>
+          <w:p>
+            <w:pPr>
+              <w:pStyle w:val="Compact"/>
+            </w:pPr>
+            <w:r>
+              <w:t xml:space="preserve">Value (CSD)</w:t>
+            </w:r>
+          </w:p>
+        </w:tc>
+        <w:tc>
+          <w:tcPr/>
+          <w:p>
+            <w:pPr>
+              <w:pStyle w:val="Compact"/>
+            </w:pPr>
+            <w:r>
+              <w:t xml:space="preserve">Basis</w:t>
+            </w:r>
+          </w:p>
+        </w:tc>
+        <w:tc>
+          <w:tcPr/>
+          <w:p>
+            <w:pPr>
+              <w:pStyle w:val="Compact"/>
+            </w:pPr>
+            <w:r>
+              <w:t xml:space="preserve">Status</w:t>
+            </w:r>
+          </w:p>
+        </w:tc>
+      </w:tr>
+      <w:tr>
+        <w:tc>
+          <w:tcPr/>
+          <w:p>
+            <w:pPr>
+              <w:pStyle w:val="Compact"/>
+            </w:pPr>
+            <w:r>
+              <w:rPr>
+                <w:rStyle w:val="VerbatimChar"/>
+              </w:rPr>
+              <w:t xml:space="preserve">MIN_PERIODS</w:t>
+            </w:r>
+          </w:p>
+        </w:tc>
+        <w:tc>
+          <w:tcPr/>
+          <w:p>
+            <w:pPr>
+              <w:pStyle w:val="Compact"/>
+            </w:pPr>
+            <w:r>
+              <w:t xml:space="preserve">30 (global)</w:t>
+            </w:r>
+          </w:p>
+        </w:tc>
+        <w:tc>
+          <w:tcPr/>
+          <w:p>
+            <w:pPr>
+              <w:pStyle w:val="Compact"/>
+            </w:pPr>
+            <w:r>
+              <w:t xml:space="preserve">feasibility (other cats have 37–39 periods) + quality</w:t>
+            </w:r>
+          </w:p>
+        </w:tc>
+        <w:tc>
+          <w:tcPr/>
+          <w:p>
+            <w:pPr>
+              <w:pStyle w:val="Compact"/>
+            </w:pPr>
+            <w:r>
+              <w:t xml:space="preserve">adopted</w:t>
+            </w:r>
+          </w:p>
+        </w:tc>
+      </w:tr>
+      <w:tr>
+        <w:tc>
+          <w:tcPr/>
+          <w:p>
+            <w:pPr>
+              <w:pStyle w:val="Compact"/>
+            </w:pPr>
+            <w:r>
+              <w:rPr>
+                <w:rStyle w:val="VerbatimChar"/>
+              </w:rPr>
+              <w:t xml:space="preserve">LAGS</w:t>
+            </w:r>
+          </w:p>
+        </w:tc>
+        <w:tc>
+          <w:tcPr/>
+          <w:p>
+            <w:pPr>
+              <w:pStyle w:val="Compact"/>
+            </w:pPr>
+            <w:r>
+              <w:t xml:space="preserve">1, 2, 3, 4, 8, 13</w:t>
+            </w:r>
+          </w:p>
+        </w:tc>
+        <w:tc>
+          <w:tcPr/>
+          <w:p>
+            <w:pPr>
+              <w:pStyle w:val="Compact"/>
+            </w:pPr>
+            <w:r>
+              <w:t xml:space="preserve">ACF/PACF inspection</w:t>
+            </w:r>
+          </w:p>
+        </w:tc>
+        <w:tc>
+          <w:tcPr/>
+          <w:p>
+            <w:pPr>
+              <w:pStyle w:val="Compact"/>
+            </w:pPr>
+            <w:r>
+              <w:t xml:space="preserve">empirical; needs prose justification</w:t>
+            </w:r>
+          </w:p>
+        </w:tc>
+      </w:tr>
+      <w:tr>
+        <w:tc>
+          <w:tcPr/>
+          <w:p>
+            <w:pPr>
+              <w:pStyle w:val="Compact"/>
+            </w:pPr>
+            <w:r>
+              <w:rPr>
+                <w:rStyle w:val="VerbatimChar"/>
+              </w:rPr>
+              <w:t xml:space="preserve">ROLLING_WINDOWS</w:t>
+            </w:r>
+          </w:p>
+        </w:tc>
+        <w:tc>
+          <w:tcPr/>
+          <w:p>
+            <w:pPr>
+              <w:pStyle w:val="Compact"/>
+            </w:pPr>
+            <w:r>
+              <w:t xml:space="preserve">4, 13</w:t>
+            </w:r>
+          </w:p>
+        </w:tc>
+        <w:tc>
+          <w:tcPr/>
+          <w:p>
+            <w:pPr>
+              <w:pStyle w:val="Compact"/>
+            </w:pPr>
+            <w:r>
+              <w:t xml:space="preserve">4-month + annual cycle</w:t>
+            </w:r>
+          </w:p>
+        </w:tc>
+        <w:tc>
+          <w:tcPr/>
+          <w:p>
+            <w:pPr>
+              <w:pStyle w:val="Compact"/>
+            </w:pPr>
+            <w:r>
+              <w:t xml:space="preserve">empirical</w:t>
+            </w:r>
+          </w:p>
+        </w:tc>
+      </w:tr>
+      <w:tr>
+        <w:tc>
+          <w:tcPr/>
+          <w:p>
+            <w:pPr>
+              <w:pStyle w:val="Compact"/>
+            </w:pPr>
+            <w:r>
+              <w:rPr>
+                <w:rStyle w:val="VerbatimChar"/>
+              </w:rPr>
+              <w:t xml:space="preserve">HOLIDAY_MONTHS</w:t>
+            </w:r>
+          </w:p>
+        </w:tc>
+        <w:tc>
+          <w:tcPr/>
+          <w:p>
+            <w:pPr>
+              <w:pStyle w:val="Compact"/>
+            </w:pPr>
+            <w:r>
+              <w:t xml:space="preserve">3, 6, 12</w:t>
+            </w:r>
+          </w:p>
+        </w:tc>
+        <w:tc>
+          <w:tcPr/>
+          <w:p>
+            <w:pPr>
+              <w:pStyle w:val="Compact"/>
+            </w:pPr>
+            <w:r>
+              <w:t xml:space="preserve">&gt;75th sales percentile</w:t>
+            </w:r>
+          </w:p>
+        </w:tc>
+        <w:tc>
+          <w:tcPr/>
+          <w:p>
+            <w:pPr>
+              <w:pStyle w:val="Compact"/>
+            </w:pPr>
+            <w:r>
+              <w:t xml:space="preserve">confirmed under DVH EXCL. HD</w:t>
+            </w:r>
+          </w:p>
+        </w:tc>
+      </w:tr>
+      <w:tr>
+        <w:tc>
+          <w:tcPr/>
+          <w:p>
+            <w:pPr>
+              <w:pStyle w:val="Compact"/>
+            </w:pPr>
+            <w:r>
+              <w:t xml:space="preserve">log transform</w:t>
+            </w:r>
+          </w:p>
+        </w:tc>
+        <w:tc>
+          <w:tcPr/>
+          <w:p>
+            <w:pPr>
+              <w:pStyle w:val="Compact"/>
+            </w:pPr>
+            <w:r>
+              <w:t xml:space="preserve">applied to</w:t>
+            </w:r>
+            <w:r>
+              <w:t xml:space="preserve"> </w:t>
+            </w:r>
+            <w:r>
+              <w:rPr>
+                <w:rStyle w:val="VerbatimChar"/>
+              </w:rPr>
+              <w:t xml:space="preserve">sales_units</w:t>
+            </w:r>
+          </w:p>
+        </w:tc>
+        <w:tc>
+          <w:tcPr/>
+          <w:p>
+            <w:pPr>
+              <w:pStyle w:val="Compact"/>
+            </w:pPr>
+            <w:r>
+              <w:t xml:space="preserve">variance stabilisation; series is I(1), diff-stationary (ADF p&lt;0.001)</w:t>
+            </w:r>
+          </w:p>
+        </w:tc>
+        <w:tc>
+          <w:tcPr/>
+          <w:p>
+            <w:pPr>
+              <w:pStyle w:val="Compact"/>
+            </w:pPr>
+            <w:r>
+              <w:t xml:space="preserve">confirmed</w:t>
+            </w:r>
+          </w:p>
+        </w:tc>
+      </w:tr>
+      <w:tr>
+        <w:tc>
+          <w:tcPr/>
+          <w:p>
+            <w:pPr>
+              <w:pStyle w:val="Compact"/>
+            </w:pPr>
+            <w:r>
+              <w:t xml:space="preserve">Train / Val / Test</w:t>
+            </w:r>
+          </w:p>
+        </w:tc>
+        <w:tc>
+          <w:tcPr/>
+          <w:p>
+            <w:pPr>
+              <w:pStyle w:val="Compact"/>
+            </w:pPr>
+            <w:r>
+              <w:t xml:space="preserve">24 / 6 / 12 months</w:t>
+            </w:r>
+          </w:p>
+        </w:tc>
+        <w:tc>
+          <w:tcPr/>
+          <w:p>
+            <w:pPr>
+              <w:pStyle w:val="Compact"/>
+            </w:pPr>
+            <w:r>
+              <w:t xml:space="preserve">forward-chaining (Section 4.5)</w:t>
+            </w:r>
+          </w:p>
+        </w:tc>
+        <w:tc>
+          <w:tcPr/>
+          <w:p>
+            <w:pPr>
+              <w:pStyle w:val="Compact"/>
+            </w:pPr>
+            <w:r>
+              <w:t xml:space="preserve">confirmed</w:t>
+            </w:r>
+          </w:p>
+        </w:tc>
+      </w:tr>
+    </w:tbl>
+    <w:p>
+      <w:pPr>
+        <w:pStyle w:val="BodyText"/>
+      </w:pPr>
+      <w:r>
+        <w:t xml:space="preserve">These parameters are EDA-driven rather than theory-first; their academic justification is developed in the modelling chapter, and their empirical (not theoretical) origin is stated honestly as a limitation.</w:t>
+      </w:r>
+    </w:p>
+    <w:bookmarkEnd w:id="20"/>
+    <w:bookmarkStart w:id="21" w:name="X97c348ddb97db36fb74b58b6caa55da442928d4"/>
+    <w:p>
+      <w:pPr>
+        <w:pStyle w:val="Heading3"/>
+      </w:pPr>
+      <w:r>
+        <w:t xml:space="preserve">4.3.6 Per-category EDA — danskvand, energidrikke, RTD</w:t>
+      </w:r>
+    </w:p>
+    <w:p>
+      <w:pPr>
+        <w:pStyle w:val="FirstParagraph"/>
+      </w:pPr>
+      <w:r>
+        <w:t xml:space="preserve">The three proof-of-concept categories were taken through the identical pipeline and their EDA recomputed under the corrected DVH EXCL. HD scope, closing the gap previously flagged in §4.6.</w:t>
       </w:r>
     </w:p>
     <w:tbl>
@@ -449,62 +2444,62 @@
               <w:pStyle w:val="Compact"/>
             </w:pPr>
             <w:r>
-              <w:t xml:space="preserve">Periods (max)</w:t>
-            </w:r>
-          </w:p>
-        </w:tc>
-        <w:tc>
-          <w:tcPr/>
-          <w:p>
-            <w:pPr>
-              <w:pStyle w:val="Compact"/>
-            </w:pPr>
-            <w:r>
-              <w:t xml:space="preserve">Brands total</w:t>
-            </w:r>
-          </w:p>
-        </w:tc>
-        <w:tc>
-          <w:tcPr/>
-          <w:p>
-            <w:pPr>
-              <w:pStyle w:val="Compact"/>
-            </w:pPr>
-            <w:r>
-              <w:t xml:space="preserve">retained ≥40</w:t>
-            </w:r>
-          </w:p>
-        </w:tc>
-        <w:tc>
-          <w:tcPr/>
-          <w:p>
-            <w:pPr>
-              <w:pStyle w:val="Compact"/>
-            </w:pPr>
-            <w:r>
-              <w:t xml:space="preserve">retained ≥30</w:t>
-            </w:r>
-          </w:p>
-        </w:tc>
-        <w:tc>
-          <w:tcPr/>
-          <w:p>
-            <w:pPr>
-              <w:pStyle w:val="Compact"/>
-            </w:pPr>
-            <w:r>
-              <w:t xml:space="preserve">SKUs (catalog)</w:t>
-            </w:r>
-          </w:p>
-        </w:tc>
-        <w:tc>
-          <w:tcPr/>
-          <w:p>
-            <w:pPr>
-              <w:pStyle w:val="Compact"/>
-            </w:pPr>
-            <w:r>
-              <w:t xml:space="preserve">brand-month rows</w:t>
+              <w:t xml:space="preserve">Promo correlation</w:t>
+            </w:r>
+          </w:p>
+        </w:tc>
+        <w:tc>
+          <w:tcPr/>
+          <w:p>
+            <w:pPr>
+              <w:pStyle w:val="Compact"/>
+            </w:pPr>
+            <w:r>
+              <w:t xml:space="preserve">Peak month</w:t>
+            </w:r>
+          </w:p>
+        </w:tc>
+        <w:tc>
+          <w:tcPr/>
+          <w:p>
+            <w:pPr>
+              <w:pStyle w:val="Compact"/>
+            </w:pPr>
+            <w:r>
+              <w:t xml:space="preserve">Top brand</w:t>
+            </w:r>
+          </w:p>
+        </w:tc>
+        <w:tc>
+          <w:tcPr/>
+          <w:p>
+            <w:pPr>
+              <w:pStyle w:val="Compact"/>
+            </w:pPr>
+            <w:r>
+              <w:t xml:space="preserve">ADF (log level)</w:t>
+            </w:r>
+          </w:p>
+        </w:tc>
+        <w:tc>
+          <w:tcPr/>
+          <w:p>
+            <w:pPr>
+              <w:pStyle w:val="Compact"/>
+            </w:pPr>
+            <w:r>
+              <w:t xml:space="preserve">Verdict</w:t>
+            </w:r>
+          </w:p>
+        </w:tc>
+        <w:tc>
+          <w:tcPr/>
+          <w:p>
+            <w:pPr>
+              <w:pStyle w:val="Compact"/>
+            </w:pPr>
+            <w:r>
+              <w:t xml:space="preserve">ACF lag1 / lag3</w:t>
             </w:r>
           </w:p>
         </w:tc>
@@ -528,66 +2523,62 @@
               <w:pStyle w:val="Compact"/>
             </w:pPr>
             <w:r>
-              <w:t xml:space="preserve">42</w:t>
-            </w:r>
-          </w:p>
-        </w:tc>
-        <w:tc>
-          <w:tcPr/>
-          <w:p>
-            <w:pPr>
-              <w:pStyle w:val="Compact"/>
-            </w:pPr>
-            <w:r>
-              <w:t xml:space="preserve">136</w:t>
-            </w:r>
-          </w:p>
-        </w:tc>
-        <w:tc>
-          <w:tcPr/>
-          <w:p>
-            <w:pPr>
-              <w:pStyle w:val="Compact"/>
-            </w:pPr>
-            <w:r>
-              <w:t xml:space="preserve">57</w:t>
-            </w:r>
-          </w:p>
-        </w:tc>
-        <w:tc>
-          <w:tcPr/>
-          <w:p>
-            <w:pPr>
-              <w:pStyle w:val="Compact"/>
-            </w:pPr>
-            <w:r>
-              <w:rPr>
-                <w:b/>
-                <w:bCs/>
-              </w:rPr>
-              <w:t xml:space="preserve">77</w:t>
-            </w:r>
-          </w:p>
-        </w:tc>
-        <w:tc>
-          <w:tcPr/>
-          <w:p>
-            <w:pPr>
-              <w:pStyle w:val="Compact"/>
-            </w:pPr>
-            <w:r>
-              <w:t xml:space="preserve">2,080</w:t>
-            </w:r>
-          </w:p>
-        </w:tc>
-        <w:tc>
-          <w:tcPr/>
-          <w:p>
-            <w:pPr>
-              <w:pStyle w:val="Compact"/>
-            </w:pPr>
-            <w:r>
-              <w:t xml:space="preserve">3,789</w:t>
+              <w:t xml:space="preserve">r = 0.937</w:t>
+            </w:r>
+          </w:p>
+        </w:tc>
+        <w:tc>
+          <w:tcPr/>
+          <w:p>
+            <w:pPr>
+              <w:pStyle w:val="Compact"/>
+            </w:pPr>
+            <w:r>
+              <w:t xml:space="preserve">December</w:t>
+            </w:r>
+          </w:p>
+        </w:tc>
+        <w:tc>
+          <w:tcPr/>
+          <w:p>
+            <w:pPr>
+              <w:pStyle w:val="Compact"/>
+            </w:pPr>
+            <w:r>
+              <w:t xml:space="preserve">HARBOE</w:t>
+            </w:r>
+          </w:p>
+        </w:tc>
+        <w:tc>
+          <w:tcPr/>
+          <w:p>
+            <w:pPr>
+              <w:pStyle w:val="Compact"/>
+            </w:pPr>
+            <w:r>
+              <w:t xml:space="preserve">p = 0.421</w:t>
+            </w:r>
+          </w:p>
+        </w:tc>
+        <w:tc>
+          <w:tcPr/>
+          <w:p>
+            <w:pPr>
+              <w:pStyle w:val="Compact"/>
+            </w:pPr>
+            <w:r>
+              <w:t xml:space="preserve">non-stationary, I(1)</w:t>
+            </w:r>
+          </w:p>
+        </w:tc>
+        <w:tc>
+          <w:tcPr/>
+          <w:p>
+            <w:pPr>
+              <w:pStyle w:val="Compact"/>
+            </w:pPr>
+            <w:r>
+              <w:t xml:space="preserve">+0.78 / +0.55</w:t>
             </w:r>
           </w:p>
         </w:tc>
@@ -611,66 +2602,62 @@
               <w:pStyle w:val="Compact"/>
             </w:pPr>
             <w:r>
-              <w:t xml:space="preserve">37</w:t>
-            </w:r>
-          </w:p>
-        </w:tc>
-        <w:tc>
-          <w:tcPr/>
-          <w:p>
-            <w:pPr>
-              <w:pStyle w:val="Compact"/>
-            </w:pPr>
-            <w:r>
-              <w:t xml:space="preserve">49</w:t>
-            </w:r>
-          </w:p>
-        </w:tc>
-        <w:tc>
-          <w:tcPr/>
-          <w:p>
-            <w:pPr>
-              <w:pStyle w:val="Compact"/>
-            </w:pPr>
-            <w:r>
-              <w:t xml:space="preserve">0 ⚠️</w:t>
-            </w:r>
-          </w:p>
-        </w:tc>
-        <w:tc>
-          <w:tcPr/>
-          <w:p>
-            <w:pPr>
-              <w:pStyle w:val="Compact"/>
-            </w:pPr>
-            <w:r>
-              <w:rPr>
-                <w:b/>
-                <w:bCs/>
-              </w:rPr>
-              <w:t xml:space="preserve">24</w:t>
-            </w:r>
-          </w:p>
-        </w:tc>
-        <w:tc>
-          <w:tcPr/>
-          <w:p>
-            <w:pPr>
-              <w:pStyle w:val="Compact"/>
-            </w:pPr>
-            <w:r>
-              <w:t xml:space="preserve">568</w:t>
-            </w:r>
-          </w:p>
-        </w:tc>
-        <w:tc>
-          <w:tcPr/>
-          <w:p>
-            <w:pPr>
-              <w:pStyle w:val="Compact"/>
-            </w:pPr>
-            <w:r>
-              <w:t xml:space="preserve">1,090</w:t>
+              <w:t xml:space="preserve">none (promo-zero)</w:t>
+            </w:r>
+          </w:p>
+        </w:tc>
+        <w:tc>
+          <w:tcPr/>
+          <w:p>
+            <w:pPr>
+              <w:pStyle w:val="Compact"/>
+            </w:pPr>
+            <w:r>
+              <w:t xml:space="preserve">June</w:t>
+            </w:r>
+          </w:p>
+        </w:tc>
+        <w:tc>
+          <w:tcPr/>
+          <w:p>
+            <w:pPr>
+              <w:pStyle w:val="Compact"/>
+            </w:pPr>
+            <w:r>
+              <w:t xml:space="preserve">HARBOE</w:t>
+            </w:r>
+          </w:p>
+        </w:tc>
+        <w:tc>
+          <w:tcPr/>
+          <w:p>
+            <w:pPr>
+              <w:pStyle w:val="Compact"/>
+            </w:pPr>
+            <w:r>
+              <w:t xml:space="preserve">p = 0.998</w:t>
+            </w:r>
+          </w:p>
+        </w:tc>
+        <w:tc>
+          <w:tcPr/>
+          <w:p>
+            <w:pPr>
+              <w:pStyle w:val="Compact"/>
+            </w:pPr>
+            <w:r>
+              <w:t xml:space="preserve">non-stationary, I(1)</w:t>
+            </w:r>
+          </w:p>
+        </w:tc>
+        <w:tc>
+          <w:tcPr/>
+          <w:p>
+            <w:pPr>
+              <w:pStyle w:val="Compact"/>
+            </w:pPr>
+            <w:r>
+              <w:t xml:space="preserve">+0.55 / +0.25</w:t>
             </w:r>
           </w:p>
         </w:tc>
@@ -694,66 +2681,62 @@
               <w:pStyle w:val="Compact"/>
             </w:pPr>
             <w:r>
-              <w:t xml:space="preserve">39</w:t>
-            </w:r>
-          </w:p>
-        </w:tc>
-        <w:tc>
-          <w:tcPr/>
-          <w:p>
-            <w:pPr>
-              <w:pStyle w:val="Compact"/>
-            </w:pPr>
-            <w:r>
-              <w:t xml:space="preserve">64</w:t>
-            </w:r>
-          </w:p>
-        </w:tc>
-        <w:tc>
-          <w:tcPr/>
-          <w:p>
-            <w:pPr>
-              <w:pStyle w:val="Compact"/>
-            </w:pPr>
-            <w:r>
-              <w:t xml:space="preserve">0 ⚠️</w:t>
-            </w:r>
-          </w:p>
-        </w:tc>
-        <w:tc>
-          <w:tcPr/>
-          <w:p>
-            <w:pPr>
-              <w:pStyle w:val="Compact"/>
-            </w:pPr>
-            <w:r>
-              <w:rPr>
-                <w:b/>
-                <w:bCs/>
-              </w:rPr>
-              <w:t xml:space="preserve">27</w:t>
-            </w:r>
-          </w:p>
-        </w:tc>
-        <w:tc>
-          <w:tcPr/>
-          <w:p>
-            <w:pPr>
-              <w:pStyle w:val="Compact"/>
-            </w:pPr>
-            <w:r>
-              <w:t xml:space="preserve">761</w:t>
-            </w:r>
-          </w:p>
-        </w:tc>
-        <w:tc>
-          <w:tcPr/>
-          <w:p>
-            <w:pPr>
-              <w:pStyle w:val="Compact"/>
-            </w:pPr>
-            <w:r>
-              <w:t xml:space="preserve">1,520</w:t>
+              <w:t xml:space="preserve">r = 0.988</w:t>
+            </w:r>
+          </w:p>
+        </w:tc>
+        <w:tc>
+          <w:tcPr/>
+          <w:p>
+            <w:pPr>
+              <w:pStyle w:val="Compact"/>
+            </w:pPr>
+            <w:r>
+              <w:t xml:space="preserve">March</w:t>
+            </w:r>
+          </w:p>
+        </w:tc>
+        <w:tc>
+          <w:tcPr/>
+          <w:p>
+            <w:pPr>
+              <w:pStyle w:val="Compact"/>
+            </w:pPr>
+            <w:r>
+              <w:t xml:space="preserve">RED BULL</w:t>
+            </w:r>
+          </w:p>
+        </w:tc>
+        <w:tc>
+          <w:tcPr/>
+          <w:p>
+            <w:pPr>
+              <w:pStyle w:val="Compact"/>
+            </w:pPr>
+            <w:r>
+              <w:t xml:space="preserve">p = 0.901</w:t>
+            </w:r>
+          </w:p>
+        </w:tc>
+        <w:tc>
+          <w:tcPr/>
+          <w:p>
+            <w:pPr>
+              <w:pStyle w:val="Compact"/>
+            </w:pPr>
+            <w:r>
+              <w:t xml:space="preserve">non-stationary, I(1)</w:t>
+            </w:r>
+          </w:p>
+        </w:tc>
+        <w:tc>
+          <w:tcPr/>
+          <w:p>
+            <w:pPr>
+              <w:pStyle w:val="Compact"/>
+            </w:pPr>
+            <w:r>
+              <w:t xml:space="preserve">+0.71 / +0.39</w:t>
             </w:r>
           </w:p>
         </w:tc>
@@ -777,66 +2760,62 @@
               <w:pStyle w:val="Compact"/>
             </w:pPr>
             <w:r>
-              <w:t xml:space="preserve">37</w:t>
-            </w:r>
-          </w:p>
-        </w:tc>
-        <w:tc>
-          <w:tcPr/>
-          <w:p>
-            <w:pPr>
-              <w:pStyle w:val="Compact"/>
-            </w:pPr>
-            <w:r>
-              <w:t xml:space="preserve">93</w:t>
-            </w:r>
-          </w:p>
-        </w:tc>
-        <w:tc>
-          <w:tcPr/>
-          <w:p>
-            <w:pPr>
-              <w:pStyle w:val="Compact"/>
-            </w:pPr>
-            <w:r>
-              <w:t xml:space="preserve">0 ⚠️</w:t>
-            </w:r>
-          </w:p>
-        </w:tc>
-        <w:tc>
-          <w:tcPr/>
-          <w:p>
-            <w:pPr>
-              <w:pStyle w:val="Compact"/>
-            </w:pPr>
-            <w:r>
-              <w:rPr>
-                <w:b/>
-                <w:bCs/>
-              </w:rPr>
-              <w:t xml:space="preserve">42</w:t>
-            </w:r>
-          </w:p>
-        </w:tc>
-        <w:tc>
-          <w:tcPr/>
-          <w:p>
-            <w:pPr>
-              <w:pStyle w:val="Compact"/>
-            </w:pPr>
-            <w:r>
-              <w:t xml:space="preserve">590</w:t>
-            </w:r>
-          </w:p>
-        </w:tc>
-        <w:tc>
-          <w:tcPr/>
-          <w:p>
-            <w:pPr>
-              <w:pStyle w:val="Compact"/>
-            </w:pPr>
-            <w:r>
-              <w:t xml:space="preserve">2,193</w:t>
+              <w:t xml:space="preserve">none (promo-zero)</w:t>
+            </w:r>
+          </w:p>
+        </w:tc>
+        <w:tc>
+          <w:tcPr/>
+          <w:p>
+            <w:pPr>
+              <w:pStyle w:val="Compact"/>
+            </w:pPr>
+            <w:r>
+              <w:t xml:space="preserve">December</w:t>
+            </w:r>
+          </w:p>
+        </w:tc>
+        <w:tc>
+          <w:tcPr/>
+          <w:p>
+            <w:pPr>
+              <w:pStyle w:val="Compact"/>
+            </w:pPr>
+            <w:r>
+              <w:t xml:space="preserve">BREEZER</w:t>
+            </w:r>
+          </w:p>
+        </w:tc>
+        <w:tc>
+          <w:tcPr/>
+          <w:p>
+            <w:pPr>
+              <w:pStyle w:val="Compact"/>
+            </w:pPr>
+            <w:r>
+              <w:t xml:space="preserve">p = 0.000</w:t>
+            </w:r>
+          </w:p>
+        </w:tc>
+        <w:tc>
+          <w:tcPr/>
+          <w:p>
+            <w:pPr>
+              <w:pStyle w:val="Compact"/>
+            </w:pPr>
+            <w:r>
+              <w:t xml:space="preserve">stationary in level</w:t>
+            </w:r>
+          </w:p>
+        </w:tc>
+        <w:tc>
+          <w:tcPr/>
+          <w:p>
+            <w:pPr>
+              <w:pStyle w:val="Compact"/>
+            </w:pPr>
+            <w:r>
+              <w:t xml:space="preserve">+0.82 / +0.58</w:t>
             </w:r>
           </w:p>
         </w:tc>
@@ -847,222 +2826,16 @@
         <w:pStyle w:val="BodyText"/>
       </w:pPr>
       <w:r>
-        <w:rPr>
-          <w:i/>
-          <w:iCs/>
-        </w:rPr>
-        <w:t xml:space="preserve">Table 4.1. Per-category structure, all four categories computed locally under the DVH EXCL. HD scope (2026-06-23). CSD figures supersede Brian’s all-markets values, inflated 6.16× by summing hierarchical markets.</w:t>
-      </w:r>
-      <w:r>
-        <w:t xml:space="preserve"> </w:t>
-      </w:r>
-      <w:r>
-        <w:rPr>
-          <w:b/>
-          <w:bCs/>
-        </w:rPr>
-        <w:t xml:space="preserve">MIN_PERIODS feasibility</w:t>
-      </w:r>
-      <w:r>
-        <w:t xml:space="preserve">: danskvand, energidrikke, and RTD have only 37–39 monthly periods, so a ≥40-observation filter retains</w:t>
-      </w:r>
-      <w:r>
-        <w:t xml:space="preserve"> </w:t>
-      </w:r>
-      <w:r>
-        <w:rPr>
-          <w:b/>
-          <w:bCs/>
-        </w:rPr>
-        <w:t xml:space="preserve">zero</w:t>
-      </w:r>
-      <w:r>
-        <w:t xml:space="preserve"> </w:t>
-      </w:r>
-      <w:r>
-        <w:t xml:space="preserve">brands for them; a single global threshold of</w:t>
-      </w:r>
-      <w:r>
-        <w:t xml:space="preserve"> </w:t>
-      </w:r>
-      <w:r>
-        <w:rPr>
-          <w:b/>
-          <w:bCs/>
-        </w:rPr>
-        <w:t xml:space="preserve">≥30</w:t>
-      </w:r>
-      <w:r>
-        <w:t xml:space="preserve"> </w:t>
-      </w:r>
-      <w:r>
-        <w:t xml:space="preserve">is therefore adopted across all categories (CSD 77, danskvand 24, energidrikke 27, RTD 42 brands), which is both feasible and consistent — preferable to the inherited mixed rule (40 for CSD, 30 for the rest). The</w:t>
-      </w:r>
-      <w:r>
-        <w:t xml:space="preserve"> </w:t>
-      </w:r>
-      <w:r>
-        <w:t xml:space="preserve">“bold”</w:t>
-      </w:r>
-      <w:r>
-        <w:t xml:space="preserve"> </w:t>
-      </w:r>
-      <w:r>
-        <w:t xml:space="preserve">column (≥30) is the retained set used downstream. SKUs are catalog (dim_product) sizes; in-scope SKU counts to be added.</w:t>
-      </w:r>
-    </w:p>
-    <w:bookmarkEnd w:id="11"/>
-    <w:bookmarkStart w:id="12" w:name="overall-suitability"/>
-    <w:p>
-      <w:pPr>
-        <w:pStyle w:val="Heading3"/>
-      </w:pPr>
-      <w:r>
-        <w:t xml:space="preserve">4.2.3 Overall Suitability</w:t>
-      </w:r>
-    </w:p>
-    <w:p>
-      <w:pPr>
-        <w:pStyle w:val="FirstParagraph"/>
-      </w:pPr>
-      <w:r>
-        <w:rPr>
-          <w:b/>
-          <w:bCs/>
-        </w:rPr>
-        <w:t xml:space="preserve">Measurement validity / appropriateness.</w:t>
-      </w:r>
-      <w:r>
-        <w:t xml:space="preserve"> </w:t>
-      </w:r>
-      <w:r>
-        <w:t xml:space="preserve">The recorded metrics must measure the forecasting target. Sales units (and, where appropriate, litres) are the demand quantities to be forecast; the promotional variants and the weighted-distribution proxy serve as exogenous predictors. The weighted-distribution metric is an availability</w:t>
-      </w:r>
-      <w:r>
-        <w:t xml:space="preserve"> </w:t>
-      </w:r>
-      <w:r>
-        <w:rPr>
-          <w:i/>
-          <w:iCs/>
-        </w:rPr>
-        <w:t xml:space="preserve">proxy</w:t>
-      </w:r>
-      <w:r>
-        <w:t xml:space="preserve"> </w:t>
-      </w:r>
-      <w:r>
-        <w:t xml:space="preserve">rather than a direct census of shelf presence, and this proxy status is acknowledged in interpretation.</w:t>
-      </w:r>
-      <w:r>
-        <w:t xml:space="preserve"> </w:t>
-      </w:r>
-      <w:r>
-        <w:rPr>
-          <w:b/>
-          <w:bCs/>
-        </w:rPr>
-        <w:t xml:space="preserve">Market scope (resolved).</w:t>
-      </w:r>
-      <w:r>
-        <w:t xml:space="preserve"> </w:t>
-      </w:r>
-      <w:r>
-        <w:t xml:space="preserve">The primary market is</w:t>
-      </w:r>
-      <w:r>
-        <w:t xml:space="preserve"> </w:t>
-      </w:r>
-      <w:r>
-        <w:rPr>
-          <w:b/>
-          <w:bCs/>
-        </w:rPr>
-        <w:t xml:space="preserve">DVH EXCL. HD</w:t>
-      </w:r>
-      <w:r>
-        <w:t xml:space="preserve"> </w:t>
-      </w:r>
-      <w:r>
-        <w:t xml:space="preserve">(Danish grocery retail excluding hard discount), Nielsen’s recommended default and the scope on which Manifold AI reports. This choice is not cosmetic: the 28 CSD market values form a hierarchy (individual chains nested within group aggregates such as COOP and SALLING GROUP, nested within grand-total roll-ups such as DVH/CONVENIENCE INCL. HD). A local check confirmed that aggregating sales across all 28 — as the inherited pipeline did — counts the same sales at multiple levels and inflates CSD volume by 6.16× (168.6B units summed across all 28 levels vs 27.4B units at the single DVH EXCL. HD level, a legitimate grand-total comparable to DVH/CONVENIENCE INCL. HD at 32.2B; all figures de-duplicated on the slowly-changing market dimension before aggregation). Scoping to the single</w:t>
-      </w:r>
-      <w:r>
-        <w:t xml:space="preserve"> </w:t>
+        <w:t xml:space="preserve">Three of the four category-level series are difference-stationary (I(1)); RTD is already stationary in log level. All show strong positive short-horizon autocorrelation (lag-1 +0.55…+0.82), supporting the shared lag/rolling feature set, with near-zero lag-13 carry. Seasonality is category-appropriate (water peaks in summer, the others in autumn/spring). danskvand and RTD carry no promotional signal — the unmeasured-variable limitation already noted. These findings confirm the CSD-derived parameter defaults (</w:t>
       </w:r>
       <w:r>
         <w:rPr>
           <w:rStyle w:val="VerbatimChar"/>
         </w:rPr>
-        <w:t xml:space="preserve">DVH EXCL. HD</w:t>
-      </w:r>
-      <w:r>
-        <w:t xml:space="preserve"> </w:t>
-      </w:r>
-      <w:r>
-        <w:t xml:space="preserve">market level eliminates this by construction (one market identifier, no cross-market summation) and yields a clean branded-demand signal excluding the structurally different hard-discount channel.</w:t>
-      </w:r>
-    </w:p>
-    <w:p>
-      <w:pPr>
-        <w:pStyle w:val="BodyText"/>
-      </w:pPr>
-      <w:r>
-        <w:rPr>
-          <w:b/>
-          <w:bCs/>
-        </w:rPr>
-        <w:t xml:space="preserve">Coverage.</w:t>
-      </w:r>
-      <w:r>
-        <w:t xml:space="preserve"> </w:t>
-      </w:r>
-      <w:r>
-        <w:t xml:space="preserve">The panel must cover the right population and period and leave sufficient data after exclusions. Coverage is assessed per category on: the number of retailers/markets; the temporal span (37–42 months, with complete intermediate calendar years constituting the primary training window); the number of brands and SKUs; and the count of fully observed brand × market series available for benchmarking after intermittent or short series are excluded. A category-specific coverage caveat applies to</w:t>
-      </w:r>
-      <w:r>
-        <w:t xml:space="preserve"> </w:t>
-      </w:r>
-      <w:r>
-        <w:rPr>
-          <w:b/>
-          <w:bCs/>
-        </w:rPr>
-        <w:t xml:space="preserve">promotional coverage</w:t>
-      </w:r>
-      <w:r>
-        <w:t xml:space="preserve">: for</w:t>
-      </w:r>
-      <w:r>
-        <w:t xml:space="preserve"> </w:t>
-      </w:r>
-      <w:r>
-        <w:rPr>
-          <w:b/>
-          <w:bCs/>
-        </w:rPr>
-        <w:t xml:space="preserve">danskvand</w:t>
-      </w:r>
-      <w:r>
-        <w:t xml:space="preserve"> </w:t>
-      </w:r>
-      <w:r>
-        <w:t xml:space="preserve">and</w:t>
-      </w:r>
-      <w:r>
-        <w:t xml:space="preserve"> </w:t>
-      </w:r>
-      <w:r>
-        <w:rPr>
-          <w:b/>
-          <w:bCs/>
-        </w:rPr>
-        <w:t xml:space="preserve">RTD</w:t>
-      </w:r>
-      <w:r>
-        <w:t xml:space="preserve"> </w:t>
-      </w:r>
-      <w:r>
-        <w:t xml:space="preserve">the promotional variables are effectively absent (promo-zero), so the promotional features are unmeasured for those categories, an unmeasured-variable limitation in Saunders’ terms, carried forward to the modelling and discussion. Per-category coverage figures:</w:t>
+        <w:t xml:space="preserve">MIN_PERIODS</w:t>
+      </w:r>
+      <w:r>
+        <w:t xml:space="preserve">,</w:t>
       </w:r>
       <w:r>
         <w:t xml:space="preserve"> </w:t>
@@ -1071,90 +2844,10 @@
         <w:rPr>
           <w:rStyle w:val="VerbatimChar"/>
         </w:rPr>
-        <w:t xml:space="preserve">[regenerate]</w:t>
-      </w:r>
-      <w:r>
-        <w:t xml:space="preserve">.</w:t>
-      </w:r>
-    </w:p>
-    <w:bookmarkEnd w:id="12"/>
-    <w:bookmarkStart w:id="13" w:name="precise-suitability"/>
-    <w:p>
-      <w:pPr>
-        <w:pStyle w:val="Heading3"/>
-      </w:pPr>
-      <w:r>
-        <w:t xml:space="preserve">4.2.4 Precise Suitability</w:t>
-      </w:r>
-    </w:p>
-    <w:p>
-      <w:pPr>
-        <w:pStyle w:val="FirstParagraph"/>
-      </w:pPr>
-      <w:r>
-        <w:rPr>
-          <w:b/>
-          <w:bCs/>
-        </w:rPr>
-        <w:t xml:space="preserve">Reliability / dependability.</w:t>
-      </w:r>
-      <w:r>
-        <w:t xml:space="preserve"> </w:t>
-      </w:r>
-      <w:r>
-        <w:t xml:space="preserve">Nielsen is an established commercial panel provider whose continued operation depends on data credibility; its scanner data are therefore treated as reliable, while recognising that, as with any provider, definitions and collection conventions are fixed by Nielsen rather than by the researcher.</w:t>
-      </w:r>
-    </w:p>
-    <w:p>
-      <w:pPr>
-        <w:pStyle w:val="BodyText"/>
-      </w:pPr>
-      <w:r>
-        <w:rPr>
-          <w:b/>
-          <w:bCs/>
-        </w:rPr>
-        <w:t xml:space="preserve">Validity / credibility.</w:t>
-      </w:r>
-      <w:r>
-        <w:t xml:space="preserve"> </w:t>
-      </w:r>
-      <w:r>
-        <w:t xml:space="preserve">Credibility rests on how the data were collected and compiled (scanner capture aggregated to the market × product × period grain). Definitions (market aggregates such as DVH EXCL. HD, metric definitions, corporate attribution) are provider-set and are documented rather than altered.</w:t>
-      </w:r>
-    </w:p>
-    <w:p>
-      <w:pPr>
-        <w:pStyle w:val="BodyText"/>
-      </w:pPr>
-      <w:r>
-        <w:rPr>
-          <w:b/>
-          <w:bCs/>
-        </w:rPr>
-        <w:t xml:space="preserve">Measurement bias / trustworthiness.</w:t>
-      </w:r>
-      <w:r>
-        <w:t xml:space="preserve"> </w:t>
-      </w:r>
-      <w:r>
-        <w:t xml:space="preserve">Three data patterns require explicit treatment, with per-category figures to be regenerated:</w:t>
-      </w:r>
-      <w:r>
-        <w:t xml:space="preserve"> </w:t>
-      </w:r>
-      <w:r>
-        <w:t xml:space="preserve">-</w:t>
-      </w:r>
-      <w:r>
-        <w:t xml:space="preserve"> </w:t>
-      </w:r>
-      <w:r>
-        <w:rPr>
-          <w:i/>
-          <w:iCs/>
-        </w:rPr>
-        <w:t xml:space="preserve">Promotional nulls</w:t>
+        <w:t xml:space="preserve">LAGS</w:t>
+      </w:r>
+      <w:r>
+        <w:t xml:space="preserve">,</w:t>
       </w:r>
       <w:r>
         <w:t xml:space="preserve"> </w:t>
@@ -1163,118 +2856,10 @@
         <w:rPr>
           <w:rStyle w:val="VerbatimChar"/>
         </w:rPr>
-        <w:t xml:space="preserve">[regenerate null rate]</w:t>
-      </w:r>
-      <w:r>
-        <w:t xml:space="preserve">: interpreted as absence of promotional activity (the promotional columns are null for the same rows), imputed as zero; for danskvand and RTD this collapses to the promo-zero case above.</w:t>
-      </w:r>
-      <w:r>
-        <w:t xml:space="preserve"> </w:t>
-      </w:r>
-      <w:r>
-        <w:t xml:space="preserve">-</w:t>
-      </w:r>
-      <w:r>
-        <w:t xml:space="preserve"> </w:t>
-      </w:r>
-      <w:r>
-        <w:rPr>
-          <w:i/>
-          <w:iCs/>
-        </w:rPr>
-        <w:t xml:space="preserve">Weighted-distribution nulls</w:t>
-      </w:r>
-      <w:r>
-        <w:t xml:space="preserve"> </w:t>
-      </w:r>
-      <w:r>
-        <w:rPr>
-          <w:rStyle w:val="VerbatimChar"/>
-        </w:rPr>
-        <w:t xml:space="preserve">[regenerate null rate]</w:t>
-      </w:r>
-      <w:r>
-        <w:t xml:space="preserve">: reflect products Nielsen does not track for distribution in a given period; imputed using a brand-and-market median, which preserves central tendency but ignores within-period time variation (a moderate limitation for niche brands).</w:t>
-      </w:r>
-      <w:r>
-        <w:t xml:space="preserve"> </w:t>
-      </w:r>
-      <w:r>
-        <w:t xml:space="preserve">-</w:t>
-      </w:r>
-      <w:r>
-        <w:t xml:space="preserve"> </w:t>
-      </w:r>
-      <w:r>
-        <w:rPr>
-          <w:i/>
-          <w:iCs/>
-        </w:rPr>
-        <w:t xml:space="preserve">Negative and zero values</w:t>
-      </w:r>
-      <w:r>
-        <w:t xml:space="preserve"> </w:t>
-      </w:r>
-      <w:r>
-        <w:rPr>
-          <w:rStyle w:val="VerbatimChar"/>
-        </w:rPr>
-        <w:t xml:space="preserve">[regenerate counts]</w:t>
-      </w:r>
-      <w:r>
-        <w:t xml:space="preserve">: negatives are return/correction adjustments standard in scanner data and are clipped to zero; true zero-sales rows are retained and flagged as genuine zeros, distinct from corrections.</w:t>
-      </w:r>
-      <w:r>
-        <w:t xml:space="preserve"> </w:t>
-      </w:r>
-      <w:r>
-        <w:t xml:space="preserve">Core sales metrics are expected to be complete (zero nulls); this is re-verified per category in the rebuild.</w:t>
-      </w:r>
-    </w:p>
-    <w:bookmarkEnd w:id="13"/>
-    <w:bookmarkStart w:id="14" w:name="forecasting-suitability"/>
-    <w:p>
-      <w:pPr>
-        <w:pStyle w:val="Heading3"/>
-      </w:pPr>
-      <w:r>
-        <w:t xml:space="preserve">4.2.5 Forecasting Suitability</w:t>
-      </w:r>
-    </w:p>
-    <w:p>
-      <w:pPr>
-        <w:pStyle w:val="FirstParagraph"/>
-      </w:pPr>
-      <w:r>
-        <w:t xml:space="preserve">The panel must support the forecasting models. The 37–42-month span exceeds the ARIMA minimum of roughly 24 periods for stable parameter identification and contains enough annual cycles for seasonality to be learned by both decomposition and gradient-boosted models. Benchmarking (Chapter 6) is conducted on the subset of</w:t>
-      </w:r>
-      <w:r>
-        <w:t xml:space="preserve"> </w:t>
-      </w:r>
-      <w:r>
-        <w:rPr>
-          <w:b/>
-          <w:bCs/>
-        </w:rPr>
-        <w:t xml:space="preserve">fully observed</w:t>
-      </w:r>
-      <w:r>
-        <w:t xml:space="preserve"> </w:t>
-      </w:r>
-      <w:r>
-        <w:t xml:space="preserve">brand series (at the chosen market scope), so that model comparisons are not confounded by differing series lengths; applicability to shorter or intermittent series is a bound on external validity, not a claim of this thesis. The count of fully observed series per category is</w:t>
-      </w:r>
-      <w:r>
-        <w:t xml:space="preserve"> </w:t>
-      </w:r>
-      <w:r>
-        <w:rPr>
-          <w:rStyle w:val="VerbatimChar"/>
-        </w:rPr>
-        <w:t xml:space="preserve">[regenerate]</w:t>
-      </w:r>
-      <w:r>
-        <w:t xml:space="preserve">.</w:t>
+        <w:t xml:space="preserve">HOLIDAY_MONTHS</w:t>
+      </w:r>
+      <w:r>
+        <w:t xml:space="preserve">) transfer reasonably across categories; per-series lag structure is brand-dependent and not separately optimised (a stated scope bound).</w:t>
       </w:r>
     </w:p>
     <w:p>
@@ -1284,1366 +2869,6 @@
         </w:pict>
       </w:r>
     </w:p>
-    <w:bookmarkEnd w:id="14"/>
-    <w:bookmarkEnd w:id="15"/>
-    <w:bookmarkStart w:id="22" w:name="csd-worked-category-eda-and-parameters"/>
-    <w:p>
-      <w:pPr>
-        <w:pStyle w:val="Heading2"/>
-      </w:pPr>
-      <w:r>
-        <w:t xml:space="preserve">4.3 CSD — Worked Category (EDA and Parameters)</w:t>
-      </w:r>
-    </w:p>
-    <w:p>
-      <w:pPr>
-        <w:pStyle w:val="FirstParagraph"/>
-      </w:pPr>
-      <w:r>
-        <w:t xml:space="preserve">CSD is the worked category. The structural counts and the stationarity, seasonality, and autocorrelation statistics below are</w:t>
-      </w:r>
-      <w:r>
-        <w:t xml:space="preserve"> </w:t>
-      </w:r>
-      <w:r>
-        <w:rPr>
-          <w:b/>
-          <w:bCs/>
-        </w:rPr>
-        <w:t xml:space="preserve">recomputed locally under the DVH EXCL. HD scope</w:t>
-      </w:r>
-      <w:r>
-        <w:t xml:space="preserve"> </w:t>
-      </w:r>
-      <w:r>
-        <w:t xml:space="preserve">(2026-06-23); the few items still taken from Brian’s all-markets audit are flagged. The other three categories are processed through the identical pipeline; per-category EDA replication under the corrected scope is pending (Section 4.6).</w:t>
-      </w:r>
-    </w:p>
-    <w:bookmarkStart w:id="16" w:name="scope-and-filtering"/>
-    <w:p>
-      <w:pPr>
-        <w:pStyle w:val="Heading3"/>
-      </w:pPr>
-      <w:r>
-        <w:t xml:space="preserve">4.3.1 Scope and Filtering</w:t>
-      </w:r>
-    </w:p>
-    <w:p>
-      <w:pPr>
-        <w:pStyle w:val="Compact"/>
-        <w:numPr>
-          <w:ilvl w:val="0"/>
-          <w:numId w:val="1001"/>
-        </w:numPr>
-      </w:pPr>
-      <w:r>
-        <w:rPr>
-          <w:b/>
-          <w:bCs/>
-        </w:rPr>
-        <w:t xml:space="preserve">Market scope</w:t>
-      </w:r>
-      <w:r>
-        <w:t xml:space="preserve">:</w:t>
-      </w:r>
-      <w:r>
-        <w:t xml:space="preserve"> </w:t>
-      </w:r>
-      <w:r>
-        <w:rPr>
-          <w:rStyle w:val="VerbatimChar"/>
-        </w:rPr>
-        <w:t xml:space="preserve">DVH EXCL. HD</w:t>
-      </w:r>
-      <w:r>
-        <w:t xml:space="preserve"> </w:t>
-      </w:r>
-      <w:r>
-        <w:t xml:space="preserve">(single Nielsen market level; see header). 187,907 facts rows fall in scope.</w:t>
-      </w:r>
-    </w:p>
-    <w:p>
-      <w:pPr>
-        <w:pStyle w:val="Compact"/>
-        <w:numPr>
-          <w:ilvl w:val="0"/>
-          <w:numId w:val="1001"/>
-        </w:numPr>
-      </w:pPr>
-      <w:r>
-        <w:rPr>
-          <w:b/>
-          <w:bCs/>
-        </w:rPr>
-        <w:t xml:space="preserve">Span</w:t>
-      </w:r>
-      <w:r>
-        <w:t xml:space="preserve">: 42 monthly periods (Oct 2022–Mar 2026) on Nielsen’s 4-4-5 week calendar. (Period identifiers are not calendar-monotonic, so the span is taken from the documented window, not raw min/max.)</w:t>
-      </w:r>
-    </w:p>
-    <w:p>
-      <w:pPr>
-        <w:pStyle w:val="Compact"/>
-        <w:numPr>
-          <w:ilvl w:val="0"/>
-          <w:numId w:val="1001"/>
-        </w:numPr>
-      </w:pPr>
-      <w:r>
-        <w:rPr>
-          <w:b/>
-          <w:bCs/>
-        </w:rPr>
-        <w:t xml:space="preserve">Brands</w:t>
-      </w:r>
-      <w:r>
-        <w:t xml:space="preserve">: 136 total; the adopted filter</w:t>
-      </w:r>
-      <w:r>
-        <w:t xml:space="preserve"> </w:t>
-      </w:r>
-      <w:r>
-        <w:rPr>
-          <w:rStyle w:val="VerbatimChar"/>
-        </w:rPr>
-        <w:t xml:space="preserve">MIN_PERIODS ≥ 30</w:t>
-      </w:r>
-      <w:r>
-        <w:t xml:space="preserve"> </w:t>
-      </w:r>
-      <w:r>
-        <w:t xml:space="preserve">(≥30 non-zero monthly observations) retains</w:t>
-      </w:r>
-      <w:r>
-        <w:t xml:space="preserve"> </w:t>
-      </w:r>
-      <w:r>
-        <w:rPr>
-          <w:b/>
-          <w:bCs/>
-        </w:rPr>
-        <w:t xml:space="preserve">77 brands</w:t>
-      </w:r>
-      <w:r>
-        <w:t xml:space="preserve"> </w:t>
-      </w:r>
-      <w:r>
-        <w:t xml:space="preserve">and</w:t>
-      </w:r>
-      <w:r>
-        <w:t xml:space="preserve"> </w:t>
-      </w:r>
-      <w:r>
-        <w:rPr>
-          <w:b/>
-          <w:bCs/>
-        </w:rPr>
-        <w:t xml:space="preserve">3,077</w:t>
-      </w:r>
-      <w:r>
-        <w:t xml:space="preserve"> </w:t>
-      </w:r>
-      <w:r>
-        <w:t xml:space="preserve">brand-month rows (of 3,789 total). A ≥40 filter would retain only 57 and is infeasible for the other three categories (37–39 periods → zero brands), so ≥30 is applied globally (Table 4.1). These figures are recomputed locally under DVH EXCL. HD and</w:t>
-      </w:r>
-      <w:r>
-        <w:t xml:space="preserve"> </w:t>
-      </w:r>
-      <w:r>
-        <w:rPr>
-          <w:b/>
-          <w:bCs/>
-        </w:rPr>
-        <w:t xml:space="preserve">supersede</w:t>
-      </w:r>
-      <w:r>
-        <w:t xml:space="preserve"> </w:t>
-      </w:r>
-      <w:r>
-        <w:t xml:space="preserve">Brian’s all-markets values (143 → 62 brands; 4,040 rows), inflated by the market double-count.</w:t>
-      </w:r>
-    </w:p>
-    <w:p>
-      <w:pPr>
-        <w:pStyle w:val="Compact"/>
-        <w:numPr>
-          <w:ilvl w:val="0"/>
-          <w:numId w:val="1001"/>
-        </w:numPr>
-      </w:pPr>
-      <w:r>
-        <w:rPr>
-          <w:b/>
-          <w:bCs/>
-        </w:rPr>
-        <w:t xml:space="preserve">Aggregation grain</w:t>
-      </w:r>
-      <w:r>
-        <w:t xml:space="preserve">: brand × month, positive sales only; weighted distribution averaged rather than summed (correct for an ACV metric).</w:t>
-      </w:r>
-    </w:p>
-    <w:bookmarkEnd w:id="16"/>
-    <w:bookmarkStart w:id="17" w:name="stationarity"/>
-    <w:p>
-      <w:pPr>
-        <w:pStyle w:val="Heading3"/>
-      </w:pPr>
-      <w:r>
-        <w:t xml:space="preserve">4.3.2 Stationarity</w:t>
-      </w:r>
-    </w:p>
-    <w:p>
-      <w:pPr>
-        <w:pStyle w:val="Compact"/>
-        <w:numPr>
-          <w:ilvl w:val="0"/>
-          <w:numId w:val="1002"/>
-        </w:numPr>
-      </w:pPr>
-      <w:r>
-        <w:rPr>
-          <w:b/>
-          <w:bCs/>
-        </w:rPr>
-        <w:t xml:space="preserve">ADF test (aggregate monthly total, n = 42, DVH EXCL. HD)</w:t>
-      </w:r>
-      <w:r>
-        <w:t xml:space="preserve">: the level series is non-stationary in both raw (p = 0.360) and log form (p = 0.421); it becomes stationary only after first differencing (p &lt; 0.001) — i.e. the series is difference-stationary, I(1). This</w:t>
-      </w:r>
-      <w:r>
-        <w:t xml:space="preserve"> </w:t>
-      </w:r>
-      <w:r>
-        <w:rPr>
-          <w:b/>
-          <w:bCs/>
-        </w:rPr>
-        <w:t xml:space="preserve">revises</w:t>
-      </w:r>
-      <w:r>
-        <w:t xml:space="preserve"> </w:t>
-      </w:r>
-      <w:r>
-        <w:t xml:space="preserve">Brian’s all-markets finding that the log level was stationary (p = 0.028): that does not hold at the corrected scope. (ADF power is limited at n = 42.)</w:t>
-      </w:r>
-    </w:p>
-    <w:p>
-      <w:pPr>
-        <w:pStyle w:val="Compact"/>
-        <w:numPr>
-          <w:ilvl w:val="0"/>
-          <w:numId w:val="1002"/>
-        </w:numPr>
-      </w:pPr>
-      <w:r>
-        <w:rPr>
-          <w:b/>
-          <w:bCs/>
-        </w:rPr>
-        <w:t xml:space="preserve">Treatment</w:t>
-      </w:r>
-      <w:r>
-        <w:t xml:space="preserve">: a natural-log transform is applied to</w:t>
-      </w:r>
-      <w:r>
-        <w:t xml:space="preserve"> </w:t>
-      </w:r>
-      <w:r>
-        <w:rPr>
-          <w:rStyle w:val="VerbatimChar"/>
-        </w:rPr>
-        <w:t xml:space="preserve">sales_units</w:t>
-      </w:r>
-      <w:r>
-        <w:t xml:space="preserve"> </w:t>
-      </w:r>
-      <w:r>
-        <w:t xml:space="preserve">to stabilise variance; non-stationarity in the mean is handled by</w:t>
-      </w:r>
-      <w:r>
-        <w:t xml:space="preserve"> </w:t>
-      </w:r>
-      <w:r>
-        <w:rPr>
-          <w:b/>
-          <w:bCs/>
-        </w:rPr>
-        <w:t xml:space="preserve">differencing</w:t>
-      </w:r>
-      <w:r>
-        <w:t xml:space="preserve"> </w:t>
-      </w:r>
-      <w:r>
-        <w:t xml:space="preserve">for ARIMA and by</w:t>
-      </w:r>
-      <w:r>
-        <w:t xml:space="preserve"> </w:t>
-      </w:r>
-      <w:r>
-        <w:rPr>
-          <w:b/>
-          <w:bCs/>
-        </w:rPr>
-        <w:t xml:space="preserve">lagged/rolling features</w:t>
-      </w:r>
-      <w:r>
-        <w:t xml:space="preserve"> </w:t>
-      </w:r>
-      <w:r>
-        <w:t xml:space="preserve">for the tree models (which do not require a stationary level). NaN is preserved for non-positive/missing values rather than imputed.</w:t>
-      </w:r>
-    </w:p>
-    <w:bookmarkEnd w:id="17"/>
-    <w:bookmarkStart w:id="18" w:name="seasonality"/>
-    <w:p>
-      <w:pPr>
-        <w:pStyle w:val="Heading3"/>
-      </w:pPr>
-      <w:r>
-        <w:t xml:space="preserve">4.3.3 Seasonality</w:t>
-      </w:r>
-    </w:p>
-    <w:p>
-      <w:pPr>
-        <w:pStyle w:val="Compact"/>
-        <w:numPr>
-          <w:ilvl w:val="0"/>
-          <w:numId w:val="1003"/>
-        </w:numPr>
-      </w:pPr>
-      <w:r>
-        <w:rPr>
-          <w:b/>
-          <w:bCs/>
-        </w:rPr>
-        <w:t xml:space="preserve">Peak months (share of annual units, DVH EXCL. HD)</w:t>
-      </w:r>
-      <w:r>
-        <w:t xml:space="preserve">: December (12.8%), March (10.9%), June (8.9%); September is next at 8.5%.</w:t>
-      </w:r>
-    </w:p>
-    <w:p>
-      <w:pPr>
-        <w:pStyle w:val="Compact"/>
-        <w:numPr>
-          <w:ilvl w:val="0"/>
-          <w:numId w:val="1003"/>
-        </w:numPr>
-      </w:pPr>
-      <w:r>
-        <w:rPr>
-          <w:b/>
-          <w:bCs/>
-        </w:rPr>
-        <w:t xml:space="preserve">Holiday indicator</w:t>
-      </w:r>
-      <w:r>
-        <w:t xml:space="preserve">:</w:t>
-      </w:r>
-      <w:r>
-        <w:t xml:space="preserve"> </w:t>
-      </w:r>
-      <w:r>
-        <w:rPr>
-          <w:rStyle w:val="VerbatimChar"/>
-        </w:rPr>
-        <w:t xml:space="preserve">HOLIDAY_MONTHS = {3, 6, 12}</w:t>
-      </w:r>
-      <w:r>
-        <w:t xml:space="preserve"> </w:t>
-      </w:r>
-      <w:r>
-        <w:t xml:space="preserve">(months above the ~75th sales percentile) —</w:t>
-      </w:r>
-      <w:r>
-        <w:t xml:space="preserve"> </w:t>
-      </w:r>
-      <w:r>
-        <w:rPr>
-          <w:b/>
-          <w:bCs/>
-        </w:rPr>
-        <w:t xml:space="preserve">confirmed</w:t>
-      </w:r>
-      <w:r>
-        <w:t xml:space="preserve"> </w:t>
-      </w:r>
-      <w:r>
-        <w:t xml:space="preserve">at the corrected scope: December/March/June remain the top three. Recomputed locally, and it matches Brian’s all-markets ranking, so seasonality is robust to market scope. Whether the same months peak in the other categories is still to be verified.</w:t>
-      </w:r>
-    </w:p>
-    <w:bookmarkEnd w:id="18"/>
-    <w:bookmarkStart w:id="19" w:name="autocorrelation-and-lag-structure"/>
-    <w:p>
-      <w:pPr>
-        <w:pStyle w:val="Heading3"/>
-      </w:pPr>
-      <w:r>
-        <w:t xml:space="preserve">4.3.4 Autocorrelation and Lag Structure</w:t>
-      </w:r>
-    </w:p>
-    <w:p>
-      <w:pPr>
-        <w:pStyle w:val="Compact"/>
-        <w:numPr>
-          <w:ilvl w:val="0"/>
-          <w:numId w:val="1004"/>
-        </w:numPr>
-      </w:pPr>
-      <w:r>
-        <w:rPr>
-          <w:b/>
-          <w:bCs/>
-        </w:rPr>
-        <w:t xml:space="preserve">Lag set</w:t>
-      </w:r>
-      <w:r>
-        <w:t xml:space="preserve">:</w:t>
-      </w:r>
-      <w:r>
-        <w:t xml:space="preserve"> </w:t>
-      </w:r>
-      <w:r>
-        <w:rPr>
-          <w:rStyle w:val="VerbatimChar"/>
-        </w:rPr>
-        <w:t xml:space="preserve">LAGS = (1, 2, 3, 4, 8, 13)</w:t>
-      </w:r>
-      <w:r>
-        <w:t xml:space="preserve"> </w:t>
-      </w:r>
-      <w:r>
-        <w:t xml:space="preserve">and</w:t>
-      </w:r>
-      <w:r>
-        <w:t xml:space="preserve"> </w:t>
-      </w:r>
-      <w:r>
-        <w:rPr>
-          <w:rStyle w:val="VerbatimChar"/>
-        </w:rPr>
-        <w:t xml:space="preserve">ROLLING_WINDOWS = (4, 13)</w:t>
-      </w:r>
-      <w:r>
-        <w:t xml:space="preserve"> </w:t>
-      </w:r>
-      <w:r>
-        <w:t xml:space="preserve">(4-month and ~annual cycles on the Nielsen calendar).</w:t>
-      </w:r>
-    </w:p>
-    <w:p>
-      <w:pPr>
-        <w:pStyle w:val="Compact"/>
-        <w:numPr>
-          <w:ilvl w:val="0"/>
-          <w:numId w:val="1004"/>
-        </w:numPr>
-      </w:pPr>
-      <w:r>
-        <w:rPr>
-          <w:b/>
-          <w:bCs/>
-        </w:rPr>
-        <w:t xml:space="preserve">Autocorrelation (recomputed, DVH EXCL. HD)</w:t>
-      </w:r>
-      <w:r>
-        <w:t xml:space="preserve">: for the top brand by units (HARBOE, n = 42) the log-series ACF is +0.26 (lag 1), +0.47 (lag 3), and ≈0 (lag 13) — a strong quarterly (lag-3) signal but a weak annual (lag-13) one for this brand. Lag structure is clearly brand-dependent, so a single global lag set is a simplification; per-brand optimisation is out of scope. This</w:t>
-      </w:r>
-      <w:r>
-        <w:t xml:space="preserve"> </w:t>
-      </w:r>
-      <w:r>
-        <w:rPr>
-          <w:b/>
-          <w:bCs/>
-        </w:rPr>
-        <w:t xml:space="preserve">revises</w:t>
-      </w:r>
-      <w:r>
-        <w:t xml:space="preserve"> </w:t>
-      </w:r>
-      <w:r>
-        <w:t xml:space="preserve">Brian’s Coca-Cola example (lag-1 = −0.399), which was computed on the inflated all-markets series.</w:t>
-      </w:r>
-    </w:p>
-    <w:p>
-      <w:pPr>
-        <w:pStyle w:val="Compact"/>
-        <w:numPr>
-          <w:ilvl w:val="0"/>
-          <w:numId w:val="1004"/>
-        </w:numPr>
-      </w:pPr>
-      <w:r>
-        <w:rPr>
-          <w:b/>
-          <w:bCs/>
-        </w:rPr>
-        <w:t xml:space="preserve">Promotional intensity</w:t>
-      </w:r>
-      <w:r>
-        <w:t xml:space="preserve">: strongly correlated with sales units in Brian’s all-markets EDA (r = 0.941); to be re-confirmed under DVH EXCL. HD.</w:t>
-      </w:r>
-    </w:p>
-    <w:bookmarkEnd w:id="19"/>
-    <w:bookmarkStart w:id="20" w:name="parameter-summary"/>
-    <w:p>
-      <w:pPr>
-        <w:pStyle w:val="Heading3"/>
-      </w:pPr>
-      <w:r>
-        <w:t xml:space="preserve">4.3.5 Parameter Summary</w:t>
-      </w:r>
-    </w:p>
-    <w:tbl>
-      <w:tblPr>
-        <w:tblStyle w:val="Table"/>
-        <w:tblW w:type="pct" w:w="5000"/>
-        <w:tblLayout w:type="fixed"/>
-        <w:tblLook w:firstRow="1" w:lastRow="0" w:firstColumn="0" w:lastColumn="0" w:noHBand="0" w:noVBand="0" w:val="0020"/>
-      </w:tblPr>
-      <w:tblGrid>
-        <w:gridCol w:w="1980"/>
-        <w:gridCol w:w="1980"/>
-        <w:gridCol w:w="1980"/>
-        <w:gridCol w:w="1980"/>
-      </w:tblGrid>
-      <w:tr>
-        <w:trPr>
-          <w:tblHeader w:val="on"/>
-        </w:trPr>
-        <w:tc>
-          <w:tcPr/>
-          <w:p>
-            <w:pPr>
-              <w:pStyle w:val="Compact"/>
-            </w:pPr>
-            <w:r>
-              <w:t xml:space="preserve">Parameter</w:t>
-            </w:r>
-          </w:p>
-        </w:tc>
-        <w:tc>
-          <w:tcPr/>
-          <w:p>
-            <w:pPr>
-              <w:pStyle w:val="Compact"/>
-            </w:pPr>
-            <w:r>
-              <w:t xml:space="preserve">Value (CSD)</w:t>
-            </w:r>
-          </w:p>
-        </w:tc>
-        <w:tc>
-          <w:tcPr/>
-          <w:p>
-            <w:pPr>
-              <w:pStyle w:val="Compact"/>
-            </w:pPr>
-            <w:r>
-              <w:t xml:space="preserve">Basis</w:t>
-            </w:r>
-          </w:p>
-        </w:tc>
-        <w:tc>
-          <w:tcPr/>
-          <w:p>
-            <w:pPr>
-              <w:pStyle w:val="Compact"/>
-            </w:pPr>
-            <w:r>
-              <w:t xml:space="preserve">Status</w:t>
-            </w:r>
-          </w:p>
-        </w:tc>
-      </w:tr>
-      <w:tr>
-        <w:tc>
-          <w:tcPr/>
-          <w:p>
-            <w:pPr>
-              <w:pStyle w:val="Compact"/>
-            </w:pPr>
-            <w:r>
-              <w:rPr>
-                <w:rStyle w:val="VerbatimChar"/>
-              </w:rPr>
-              <w:t xml:space="preserve">MIN_PERIODS</w:t>
-            </w:r>
-          </w:p>
-        </w:tc>
-        <w:tc>
-          <w:tcPr/>
-          <w:p>
-            <w:pPr>
-              <w:pStyle w:val="Compact"/>
-            </w:pPr>
-            <w:r>
-              <w:t xml:space="preserve">30 (global)</w:t>
-            </w:r>
-          </w:p>
-        </w:tc>
-        <w:tc>
-          <w:tcPr/>
-          <w:p>
-            <w:pPr>
-              <w:pStyle w:val="Compact"/>
-            </w:pPr>
-            <w:r>
-              <w:t xml:space="preserve">feasibility (other cats have 37–39 periods) + quality</w:t>
-            </w:r>
-          </w:p>
-        </w:tc>
-        <w:tc>
-          <w:tcPr/>
-          <w:p>
-            <w:pPr>
-              <w:pStyle w:val="Compact"/>
-            </w:pPr>
-            <w:r>
-              <w:t xml:space="preserve">adopted</w:t>
-            </w:r>
-          </w:p>
-        </w:tc>
-      </w:tr>
-      <w:tr>
-        <w:tc>
-          <w:tcPr/>
-          <w:p>
-            <w:pPr>
-              <w:pStyle w:val="Compact"/>
-            </w:pPr>
-            <w:r>
-              <w:rPr>
-                <w:rStyle w:val="VerbatimChar"/>
-              </w:rPr>
-              <w:t xml:space="preserve">LAGS</w:t>
-            </w:r>
-          </w:p>
-        </w:tc>
-        <w:tc>
-          <w:tcPr/>
-          <w:p>
-            <w:pPr>
-              <w:pStyle w:val="Compact"/>
-            </w:pPr>
-            <w:r>
-              <w:t xml:space="preserve">1, 2, 3, 4, 8, 13</w:t>
-            </w:r>
-          </w:p>
-        </w:tc>
-        <w:tc>
-          <w:tcPr/>
-          <w:p>
-            <w:pPr>
-              <w:pStyle w:val="Compact"/>
-            </w:pPr>
-            <w:r>
-              <w:t xml:space="preserve">ACF/PACF inspection</w:t>
-            </w:r>
-          </w:p>
-        </w:tc>
-        <w:tc>
-          <w:tcPr/>
-          <w:p>
-            <w:pPr>
-              <w:pStyle w:val="Compact"/>
-            </w:pPr>
-            <w:r>
-              <w:t xml:space="preserve">empirical; needs prose justification</w:t>
-            </w:r>
-          </w:p>
-        </w:tc>
-      </w:tr>
-      <w:tr>
-        <w:tc>
-          <w:tcPr/>
-          <w:p>
-            <w:pPr>
-              <w:pStyle w:val="Compact"/>
-            </w:pPr>
-            <w:r>
-              <w:rPr>
-                <w:rStyle w:val="VerbatimChar"/>
-              </w:rPr>
-              <w:t xml:space="preserve">ROLLING_WINDOWS</w:t>
-            </w:r>
-          </w:p>
-        </w:tc>
-        <w:tc>
-          <w:tcPr/>
-          <w:p>
-            <w:pPr>
-              <w:pStyle w:val="Compact"/>
-            </w:pPr>
-            <w:r>
-              <w:t xml:space="preserve">4, 13</w:t>
-            </w:r>
-          </w:p>
-        </w:tc>
-        <w:tc>
-          <w:tcPr/>
-          <w:p>
-            <w:pPr>
-              <w:pStyle w:val="Compact"/>
-            </w:pPr>
-            <w:r>
-              <w:t xml:space="preserve">4-month + annual cycle</w:t>
-            </w:r>
-          </w:p>
-        </w:tc>
-        <w:tc>
-          <w:tcPr/>
-          <w:p>
-            <w:pPr>
-              <w:pStyle w:val="Compact"/>
-            </w:pPr>
-            <w:r>
-              <w:t xml:space="preserve">empirical</w:t>
-            </w:r>
-          </w:p>
-        </w:tc>
-      </w:tr>
-      <w:tr>
-        <w:tc>
-          <w:tcPr/>
-          <w:p>
-            <w:pPr>
-              <w:pStyle w:val="Compact"/>
-            </w:pPr>
-            <w:r>
-              <w:rPr>
-                <w:rStyle w:val="VerbatimChar"/>
-              </w:rPr>
-              <w:t xml:space="preserve">HOLIDAY_MONTHS</w:t>
-            </w:r>
-          </w:p>
-        </w:tc>
-        <w:tc>
-          <w:tcPr/>
-          <w:p>
-            <w:pPr>
-              <w:pStyle w:val="Compact"/>
-            </w:pPr>
-            <w:r>
-              <w:t xml:space="preserve">3, 6, 12</w:t>
-            </w:r>
-          </w:p>
-        </w:tc>
-        <w:tc>
-          <w:tcPr/>
-          <w:p>
-            <w:pPr>
-              <w:pStyle w:val="Compact"/>
-            </w:pPr>
-            <w:r>
-              <w:t xml:space="preserve">&gt;75th sales percentile</w:t>
-            </w:r>
-          </w:p>
-        </w:tc>
-        <w:tc>
-          <w:tcPr/>
-          <w:p>
-            <w:pPr>
-              <w:pStyle w:val="Compact"/>
-            </w:pPr>
-            <w:r>
-              <w:t xml:space="preserve">confirmed under DVH EXCL. HD</w:t>
-            </w:r>
-          </w:p>
-        </w:tc>
-      </w:tr>
-      <w:tr>
-        <w:tc>
-          <w:tcPr/>
-          <w:p>
-            <w:pPr>
-              <w:pStyle w:val="Compact"/>
-            </w:pPr>
-            <w:r>
-              <w:t xml:space="preserve">log transform</w:t>
-            </w:r>
-          </w:p>
-        </w:tc>
-        <w:tc>
-          <w:tcPr/>
-          <w:p>
-            <w:pPr>
-              <w:pStyle w:val="Compact"/>
-            </w:pPr>
-            <w:r>
-              <w:t xml:space="preserve">applied to</w:t>
-            </w:r>
-            <w:r>
-              <w:t xml:space="preserve"> </w:t>
-            </w:r>
-            <w:r>
-              <w:rPr>
-                <w:rStyle w:val="VerbatimChar"/>
-              </w:rPr>
-              <w:t xml:space="preserve">sales_units</w:t>
-            </w:r>
-          </w:p>
-        </w:tc>
-        <w:tc>
-          <w:tcPr/>
-          <w:p>
-            <w:pPr>
-              <w:pStyle w:val="Compact"/>
-            </w:pPr>
-            <w:r>
-              <w:t xml:space="preserve">variance stabilisation; series is I(1), diff-stationary (ADF p&lt;0.001)</w:t>
-            </w:r>
-          </w:p>
-        </w:tc>
-        <w:tc>
-          <w:tcPr/>
-          <w:p>
-            <w:pPr>
-              <w:pStyle w:val="Compact"/>
-            </w:pPr>
-            <w:r>
-              <w:t xml:space="preserve">confirmed</w:t>
-            </w:r>
-          </w:p>
-        </w:tc>
-      </w:tr>
-      <w:tr>
-        <w:tc>
-          <w:tcPr/>
-          <w:p>
-            <w:pPr>
-              <w:pStyle w:val="Compact"/>
-            </w:pPr>
-            <w:r>
-              <w:t xml:space="preserve">Train / Val / Test</w:t>
-            </w:r>
-          </w:p>
-        </w:tc>
-        <w:tc>
-          <w:tcPr/>
-          <w:p>
-            <w:pPr>
-              <w:pStyle w:val="Compact"/>
-            </w:pPr>
-            <w:r>
-              <w:t xml:space="preserve">24 / 6 / 12 months</w:t>
-            </w:r>
-          </w:p>
-        </w:tc>
-        <w:tc>
-          <w:tcPr/>
-          <w:p>
-            <w:pPr>
-              <w:pStyle w:val="Compact"/>
-            </w:pPr>
-            <w:r>
-              <w:t xml:space="preserve">forward-chaining (Section 4.5)</w:t>
-            </w:r>
-          </w:p>
-        </w:tc>
-        <w:tc>
-          <w:tcPr/>
-          <w:p>
-            <w:pPr>
-              <w:pStyle w:val="Compact"/>
-            </w:pPr>
-            <w:r>
-              <w:t xml:space="preserve">confirmed</w:t>
-            </w:r>
-          </w:p>
-        </w:tc>
-      </w:tr>
-    </w:tbl>
-    <w:p>
-      <w:pPr>
-        <w:pStyle w:val="BodyText"/>
-      </w:pPr>
-      <w:r>
-        <w:t xml:space="preserve">These parameters are EDA-driven rather than theory-first; their academic justification is developed in the modelling chapter, and their empirical (not theoretical) origin is stated honestly as a limitation.</w:t>
-      </w:r>
-    </w:p>
-    <w:bookmarkEnd w:id="20"/>
-    <w:bookmarkStart w:id="21" w:name="X97c348ddb97db36fb74b58b6caa55da442928d4"/>
-    <w:p>
-      <w:pPr>
-        <w:pStyle w:val="Heading3"/>
-      </w:pPr>
-      <w:r>
-        <w:t xml:space="preserve">4.3.6 Per-category EDA — danskvand, energidrikke, RTD</w:t>
-      </w:r>
-    </w:p>
-    <w:p>
-      <w:pPr>
-        <w:pStyle w:val="FirstParagraph"/>
-      </w:pPr>
-      <w:r>
-        <w:t xml:space="preserve">The three proof-of-concept categories were taken through the identical pipeline and their EDA recomputed under the corrected DVH EXCL. HD scope, closing the gap previously flagged in §4.6.</w:t>
-      </w:r>
-    </w:p>
-    <w:tbl>
-      <w:tblPr>
-        <w:tblStyle w:val="Table"/>
-        <w:tblW w:type="pct" w:w="5000"/>
-        <w:tblLayout w:type="fixed"/>
-        <w:tblLook w:firstRow="1" w:lastRow="0" w:firstColumn="0" w:lastColumn="0" w:noHBand="0" w:noVBand="0" w:val="0020"/>
-      </w:tblPr>
-      <w:tblGrid>
-        <w:gridCol w:w="1131"/>
-        <w:gridCol w:w="1131"/>
-        <w:gridCol w:w="1131"/>
-        <w:gridCol w:w="1131"/>
-        <w:gridCol w:w="1131"/>
-        <w:gridCol w:w="1131"/>
-        <w:gridCol w:w="1131"/>
-      </w:tblGrid>
-      <w:tr>
-        <w:trPr>
-          <w:tblHeader w:val="on"/>
-        </w:trPr>
-        <w:tc>
-          <w:tcPr/>
-          <w:p>
-            <w:pPr>
-              <w:pStyle w:val="Compact"/>
-            </w:pPr>
-            <w:r>
-              <w:t xml:space="preserve">Category</w:t>
-            </w:r>
-          </w:p>
-        </w:tc>
-        <w:tc>
-          <w:tcPr/>
-          <w:p>
-            <w:pPr>
-              <w:pStyle w:val="Compact"/>
-            </w:pPr>
-            <w:r>
-              <w:t xml:space="preserve">Promo correlation</w:t>
-            </w:r>
-          </w:p>
-        </w:tc>
-        <w:tc>
-          <w:tcPr/>
-          <w:p>
-            <w:pPr>
-              <w:pStyle w:val="Compact"/>
-            </w:pPr>
-            <w:r>
-              <w:t xml:space="preserve">Peak month</w:t>
-            </w:r>
-          </w:p>
-        </w:tc>
-        <w:tc>
-          <w:tcPr/>
-          <w:p>
-            <w:pPr>
-              <w:pStyle w:val="Compact"/>
-            </w:pPr>
-            <w:r>
-              <w:t xml:space="preserve">Top brand</w:t>
-            </w:r>
-          </w:p>
-        </w:tc>
-        <w:tc>
-          <w:tcPr/>
-          <w:p>
-            <w:pPr>
-              <w:pStyle w:val="Compact"/>
-            </w:pPr>
-            <w:r>
-              <w:t xml:space="preserve">ADF (log level)</w:t>
-            </w:r>
-          </w:p>
-        </w:tc>
-        <w:tc>
-          <w:tcPr/>
-          <w:p>
-            <w:pPr>
-              <w:pStyle w:val="Compact"/>
-            </w:pPr>
-            <w:r>
-              <w:t xml:space="preserve">Verdict</w:t>
-            </w:r>
-          </w:p>
-        </w:tc>
-        <w:tc>
-          <w:tcPr/>
-          <w:p>
-            <w:pPr>
-              <w:pStyle w:val="Compact"/>
-            </w:pPr>
-            <w:r>
-              <w:t xml:space="preserve">ACF lag1 / lag3</w:t>
-            </w:r>
-          </w:p>
-        </w:tc>
-      </w:tr>
-      <w:tr>
-        <w:tc>
-          <w:tcPr/>
-          <w:p>
-            <w:pPr>
-              <w:pStyle w:val="Compact"/>
-            </w:pPr>
-            <w:r>
-              <w:t xml:space="preserve">CSD</w:t>
-            </w:r>
-          </w:p>
-        </w:tc>
-        <w:tc>
-          <w:tcPr/>
-          <w:p>
-            <w:pPr>
-              <w:pStyle w:val="Compact"/>
-            </w:pPr>
-            <w:r>
-              <w:t xml:space="preserve">r = 0.937</w:t>
-            </w:r>
-          </w:p>
-        </w:tc>
-        <w:tc>
-          <w:tcPr/>
-          <w:p>
-            <w:pPr>
-              <w:pStyle w:val="Compact"/>
-            </w:pPr>
-            <w:r>
-              <w:t xml:space="preserve">December</w:t>
-            </w:r>
-          </w:p>
-        </w:tc>
-        <w:tc>
-          <w:tcPr/>
-          <w:p>
-            <w:pPr>
-              <w:pStyle w:val="Compact"/>
-            </w:pPr>
-            <w:r>
-              <w:t xml:space="preserve">HARBOE</w:t>
-            </w:r>
-          </w:p>
-        </w:tc>
-        <w:tc>
-          <w:tcPr/>
-          <w:p>
-            <w:pPr>
-              <w:pStyle w:val="Compact"/>
-            </w:pPr>
-            <w:r>
-              <w:t xml:space="preserve">p = 0.421</w:t>
-            </w:r>
-          </w:p>
-        </w:tc>
-        <w:tc>
-          <w:tcPr/>
-          <w:p>
-            <w:pPr>
-              <w:pStyle w:val="Compact"/>
-            </w:pPr>
-            <w:r>
-              <w:t xml:space="preserve">non-stationary, I(1)</w:t>
-            </w:r>
-          </w:p>
-        </w:tc>
-        <w:tc>
-          <w:tcPr/>
-          <w:p>
-            <w:pPr>
-              <w:pStyle w:val="Compact"/>
-            </w:pPr>
-            <w:r>
-              <w:t xml:space="preserve">+0.78 / +0.55</w:t>
-            </w:r>
-          </w:p>
-        </w:tc>
-      </w:tr>
-      <w:tr>
-        <w:tc>
-          <w:tcPr/>
-          <w:p>
-            <w:pPr>
-              <w:pStyle w:val="Compact"/>
-            </w:pPr>
-            <w:r>
-              <w:t xml:space="preserve">danskvand</w:t>
-            </w:r>
-          </w:p>
-        </w:tc>
-        <w:tc>
-          <w:tcPr/>
-          <w:p>
-            <w:pPr>
-              <w:pStyle w:val="Compact"/>
-            </w:pPr>
-            <w:r>
-              <w:t xml:space="preserve">none (promo-zero)</w:t>
-            </w:r>
-          </w:p>
-        </w:tc>
-        <w:tc>
-          <w:tcPr/>
-          <w:p>
-            <w:pPr>
-              <w:pStyle w:val="Compact"/>
-            </w:pPr>
-            <w:r>
-              <w:t xml:space="preserve">June</w:t>
-            </w:r>
-          </w:p>
-        </w:tc>
-        <w:tc>
-          <w:tcPr/>
-          <w:p>
-            <w:pPr>
-              <w:pStyle w:val="Compact"/>
-            </w:pPr>
-            <w:r>
-              <w:t xml:space="preserve">HARBOE</w:t>
-            </w:r>
-          </w:p>
-        </w:tc>
-        <w:tc>
-          <w:tcPr/>
-          <w:p>
-            <w:pPr>
-              <w:pStyle w:val="Compact"/>
-            </w:pPr>
-            <w:r>
-              <w:t xml:space="preserve">p = 0.998</w:t>
-            </w:r>
-          </w:p>
-        </w:tc>
-        <w:tc>
-          <w:tcPr/>
-          <w:p>
-            <w:pPr>
-              <w:pStyle w:val="Compact"/>
-            </w:pPr>
-            <w:r>
-              <w:t xml:space="preserve">non-stationary, I(1)</w:t>
-            </w:r>
-          </w:p>
-        </w:tc>
-        <w:tc>
-          <w:tcPr/>
-          <w:p>
-            <w:pPr>
-              <w:pStyle w:val="Compact"/>
-            </w:pPr>
-            <w:r>
-              <w:t xml:space="preserve">+0.55 / +0.25</w:t>
-            </w:r>
-          </w:p>
-        </w:tc>
-      </w:tr>
-      <w:tr>
-        <w:tc>
-          <w:tcPr/>
-          <w:p>
-            <w:pPr>
-              <w:pStyle w:val="Compact"/>
-            </w:pPr>
-            <w:r>
-              <w:t xml:space="preserve">energidrikke</w:t>
-            </w:r>
-          </w:p>
-        </w:tc>
-        <w:tc>
-          <w:tcPr/>
-          <w:p>
-            <w:pPr>
-              <w:pStyle w:val="Compact"/>
-            </w:pPr>
-            <w:r>
-              <w:t xml:space="preserve">r = 0.988</w:t>
-            </w:r>
-          </w:p>
-        </w:tc>
-        <w:tc>
-          <w:tcPr/>
-          <w:p>
-            <w:pPr>
-              <w:pStyle w:val="Compact"/>
-            </w:pPr>
-            <w:r>
-              <w:t xml:space="preserve">March</w:t>
-            </w:r>
-          </w:p>
-        </w:tc>
-        <w:tc>
-          <w:tcPr/>
-          <w:p>
-            <w:pPr>
-              <w:pStyle w:val="Compact"/>
-            </w:pPr>
-            <w:r>
-              <w:t xml:space="preserve">RED BULL</w:t>
-            </w:r>
-          </w:p>
-        </w:tc>
-        <w:tc>
-          <w:tcPr/>
-          <w:p>
-            <w:pPr>
-              <w:pStyle w:val="Compact"/>
-            </w:pPr>
-            <w:r>
-              <w:t xml:space="preserve">p = 0.901</w:t>
-            </w:r>
-          </w:p>
-        </w:tc>
-        <w:tc>
-          <w:tcPr/>
-          <w:p>
-            <w:pPr>
-              <w:pStyle w:val="Compact"/>
-            </w:pPr>
-            <w:r>
-              <w:t xml:space="preserve">non-stationary, I(1)</w:t>
-            </w:r>
-          </w:p>
-        </w:tc>
-        <w:tc>
-          <w:tcPr/>
-          <w:p>
-            <w:pPr>
-              <w:pStyle w:val="Compact"/>
-            </w:pPr>
-            <w:r>
-              <w:t xml:space="preserve">+0.71 / +0.39</w:t>
-            </w:r>
-          </w:p>
-        </w:tc>
-      </w:tr>
-      <w:tr>
-        <w:tc>
-          <w:tcPr/>
-          <w:p>
-            <w:pPr>
-              <w:pStyle w:val="Compact"/>
-            </w:pPr>
-            <w:r>
-              <w:t xml:space="preserve">RTD</w:t>
-            </w:r>
-          </w:p>
-        </w:tc>
-        <w:tc>
-          <w:tcPr/>
-          <w:p>
-            <w:pPr>
-              <w:pStyle w:val="Compact"/>
-            </w:pPr>
-            <w:r>
-              <w:t xml:space="preserve">none (promo-zero)</w:t>
-            </w:r>
-          </w:p>
-        </w:tc>
-        <w:tc>
-          <w:tcPr/>
-          <w:p>
-            <w:pPr>
-              <w:pStyle w:val="Compact"/>
-            </w:pPr>
-            <w:r>
-              <w:t xml:space="preserve">December</w:t>
-            </w:r>
-          </w:p>
-        </w:tc>
-        <w:tc>
-          <w:tcPr/>
-          <w:p>
-            <w:pPr>
-              <w:pStyle w:val="Compact"/>
-            </w:pPr>
-            <w:r>
-              <w:t xml:space="preserve">BREEZER</w:t>
-            </w:r>
-          </w:p>
-        </w:tc>
-        <w:tc>
-          <w:tcPr/>
-          <w:p>
-            <w:pPr>
-              <w:pStyle w:val="Compact"/>
-            </w:pPr>
-            <w:r>
-              <w:t xml:space="preserve">p = 0.000</w:t>
-            </w:r>
-          </w:p>
-        </w:tc>
-        <w:tc>
-          <w:tcPr/>
-          <w:p>
-            <w:pPr>
-              <w:pStyle w:val="Compact"/>
-            </w:pPr>
-            <w:r>
-              <w:t xml:space="preserve">stationary in level</w:t>
-            </w:r>
-          </w:p>
-        </w:tc>
-        <w:tc>
-          <w:tcPr/>
-          <w:p>
-            <w:pPr>
-              <w:pStyle w:val="Compact"/>
-            </w:pPr>
-            <w:r>
-              <w:t xml:space="preserve">+0.82 / +0.58</w:t>
-            </w:r>
-          </w:p>
-        </w:tc>
-      </w:tr>
-    </w:tbl>
-    <w:p>
-      <w:pPr>
-        <w:pStyle w:val="BodyText"/>
-      </w:pPr>
-      <w:r>
-        <w:t xml:space="preserve">Three of the four category-level series are difference-stationary (I(1)); RTD is already stationary in log level. All show strong positive short-horizon autocorrelation (lag-1 +0.55…+0.82), supporting the shared lag/rolling feature set, with near-zero lag-13 carry. Seasonality is category-appropriate (water peaks in summer, the others in autumn/spring). danskvand and RTD carry no promotional signal — the unmeasured-variable limitation already noted. These findings confirm the CSD-derived parameter defaults (</w:t>
-      </w:r>
-      <w:r>
-        <w:rPr>
-          <w:rStyle w:val="VerbatimChar"/>
-        </w:rPr>
-        <w:t xml:space="preserve">MIN_PERIODS</w:t>
-      </w:r>
-      <w:r>
-        <w:t xml:space="preserve">,</w:t>
-      </w:r>
-      <w:r>
-        <w:t xml:space="preserve"> </w:t>
-      </w:r>
-      <w:r>
-        <w:rPr>
-          <w:rStyle w:val="VerbatimChar"/>
-        </w:rPr>
-        <w:t xml:space="preserve">LAGS</w:t>
-      </w:r>
-      <w:r>
-        <w:t xml:space="preserve">,</w:t>
-      </w:r>
-      <w:r>
-        <w:t xml:space="preserve"> </w:t>
-      </w:r>
-      <w:r>
-        <w:rPr>
-          <w:rStyle w:val="VerbatimChar"/>
-        </w:rPr>
-        <w:t xml:space="preserve">HOLIDAY_MONTHS</w:t>
-      </w:r>
-      <w:r>
-        <w:t xml:space="preserve">) transfer reasonably across categories; per-series lag structure is brand-dependent and not separately optimised (a stated scope bound).</w:t>
-      </w:r>
-    </w:p>
-    <w:p>
-      <w:r>
-        <w:pict>
-          <v:rect style="width:0;height:1.5pt" o:hralign="center" o:hrstd="t" o:hr="t"/>
-        </w:pict>
-      </w:r>
-    </w:p>
     <w:bookmarkEnd w:id="21"/>
     <w:bookmarkEnd w:id="22"/>
     <w:bookmarkStart w:id="23" w:name="X8cc8597da71db7934de7d17163d2824df9cd423"/>
@@ -2660,7 +2885,7 @@
         <w:pStyle w:val="FirstParagraph"/>
       </w:pPr>
       <w:r>
-        <w:t xml:space="preserve">The forecasting substrate uses features derived from the Nielsen facts table at the brand × month granularity. The audit confirms</w:t>
+        <w:t xml:space="preserve">The forecasting substrate uses features derived from the Nielsen facts table at the brand × month granularity. The feature matrix contains 22 columns:</w:t>
       </w:r>
       <w:r>
         <w:t xml:space="preserve"> </w:t>
@@ -2676,7 +2901,31 @@
         <w:t xml:space="preserve"> </w:t>
       </w:r>
       <w:r>
-        <w:t xml:space="preserve">per observation (plus index, target, and split-label columns, for ≈20 columns total — exact count to confirm against the parquet). These are the exogenous predictors referenced in Chapter 1.</w:t>
+        <w:t xml:space="preserve">per observation, plus index/key columns, the target, the carried</w:t>
+      </w:r>
+      <w:r>
+        <w:t xml:space="preserve"> </w:t>
+      </w:r>
+      <w:r>
+        <w:rPr>
+          <w:rStyle w:val="VerbatimChar"/>
+        </w:rPr>
+        <w:t xml:space="preserve">promo_units</w:t>
+      </w:r>
+      <w:r>
+        <w:t xml:space="preserve">, and the split label (verified against the parquet,</w:t>
+      </w:r>
+      <w:r>
+        <w:t xml:space="preserve"> </w:t>
+      </w:r>
+      <w:r>
+        <w:rPr>
+          <w:rStyle w:val="VerbatimChar"/>
+        </w:rPr>
+        <w:t xml:space="preserve">scripts/srq1_benchmark_tuned.py</w:t>
+      </w:r>
+      <w:r>
+        <w:t xml:space="preserve">). These are the exogenous and autoregressive predictors referenced in Chapter 1.</w:t>
       </w:r>
     </w:p>
     <w:tbl>
@@ -2999,59 +3248,6 @@
               <w:pStyle w:val="Compact"/>
             </w:pPr>
             <w:r>
-              <w:t xml:space="preserve">All</w:t>
-            </w:r>
-          </w:p>
-        </w:tc>
-      </w:tr>
-      <w:tr>
-        <w:tc>
-          <w:tcPr/>
-          <w:p>
-            <w:pPr>
-              <w:pStyle w:val="Compact"/>
-            </w:pPr>
-            <w:r>
-              <w:rPr>
-                <w:rStyle w:val="VerbatimChar"/>
-              </w:rPr>
-              <w:t xml:space="preserve">log_sales_units</w:t>
-            </w:r>
-          </w:p>
-        </w:tc>
-        <w:tc>
-          <w:tcPr/>
-          <w:p>
-            <w:pPr>
-              <w:pStyle w:val="Compact"/>
-            </w:pPr>
-            <w:r>
-              <w:t xml:space="preserve">Natural log of</w:t>
-            </w:r>
-            <w:r>
-              <w:t xml:space="preserve"> </w:t>
-            </w:r>
-            <w:r>
-              <w:rPr>
-                <w:rStyle w:val="VerbatimChar"/>
-              </w:rPr>
-              <w:t xml:space="preserve">sales_units</w:t>
-            </w:r>
-            <w:r>
-              <w:t xml:space="preserve"> </w:t>
-            </w:r>
-            <w:r>
-              <w:t xml:space="preserve">(stationarity treatment)</w:t>
-            </w:r>
-          </w:p>
-        </w:tc>
-        <w:tc>
-          <w:tcPr/>
-          <w:p>
-            <w:pPr>
-              <w:pStyle w:val="Compact"/>
-            </w:pPr>
-            <w:r>
               <w:t xml:space="preserve">LightGBM, XGBoost, Ridge</w:t>
             </w:r>
           </w:p>
@@ -3095,13 +3291,51 @@
           </w:p>
         </w:tc>
       </w:tr>
+      <w:tr>
+        <w:tc>
+          <w:tcPr/>
+          <w:p>
+            <w:pPr>
+              <w:pStyle w:val="Compact"/>
+            </w:pPr>
+            <w:r>
+              <w:rPr>
+                <w:rStyle w:val="VerbatimChar"/>
+              </w:rPr>
+              <w:t xml:space="preserve">weighted_distribution</w:t>
+            </w:r>
+          </w:p>
+        </w:tc>
+        <w:tc>
+          <w:tcPr/>
+          <w:p>
+            <w:pPr>
+              <w:pStyle w:val="Compact"/>
+            </w:pPr>
+            <w:r>
+              <w:t xml:space="preserve">Nielsen weighted-distribution availability proxy</w:t>
+            </w:r>
+          </w:p>
+        </w:tc>
+        <w:tc>
+          <w:tcPr/>
+          <w:p>
+            <w:pPr>
+              <w:pStyle w:val="Compact"/>
+            </w:pPr>
+            <w:r>
+              <w:t xml:space="preserve">LightGBM, XGBoost, Ridge</w:t>
+            </w:r>
+          </w:p>
+        </w:tc>
+      </w:tr>
     </w:tbl>
     <w:p>
       <w:pPr>
         <w:pStyle w:val="BodyText"/>
       </w:pPr>
       <w:r>
-        <w:t xml:space="preserve">Index/target/label columns carried in the matrix:</w:t>
+        <w:t xml:space="preserve">The 14 features comprise six lags, three rolling statistics, three calendar features,</w:t>
       </w:r>
       <w:r>
         <w:t xml:space="preserve"> </w:t>
@@ -3110,6 +3344,132 @@
         <w:rPr>
           <w:rStyle w:val="VerbatimChar"/>
         </w:rPr>
+        <w:t xml:space="preserve">promo_intensity</w:t>
+      </w:r>
+      <w:r>
+        <w:t xml:space="preserve">, and</w:t>
+      </w:r>
+      <w:r>
+        <w:t xml:space="preserve"> </w:t>
+      </w:r>
+      <w:r>
+        <w:rPr>
+          <w:rStyle w:val="VerbatimChar"/>
+        </w:rPr>
+        <w:t xml:space="preserve">weighted_distribution</w:t>
+      </w:r>
+      <w:r>
+        <w:t xml:space="preserve">. Two clarifications resolve earlier ambiguity:</w:t>
+      </w:r>
+      <w:r>
+        <w:t xml:space="preserve"> </w:t>
+      </w:r>
+      <w:r>
+        <w:rPr>
+          <w:rStyle w:val="VerbatimChar"/>
+        </w:rPr>
+        <w:t xml:space="preserve">log_sales_units</w:t>
+      </w:r>
+      <w:r>
+        <w:t xml:space="preserve"> </w:t>
+      </w:r>
+      <w:r>
+        <w:t xml:space="preserve">is the</w:t>
+      </w:r>
+      <w:r>
+        <w:t xml:space="preserve"> </w:t>
+      </w:r>
+      <w:r>
+        <w:rPr>
+          <w:b/>
+          <w:bCs/>
+        </w:rPr>
+        <w:t xml:space="preserve">modelling target</w:t>
+      </w:r>
+      <w:r>
+        <w:t xml:space="preserve"> </w:t>
+      </w:r>
+      <w:r>
+        <w:t xml:space="preserve">(the models predict log sales and exponentiate back),</w:t>
+      </w:r>
+      <w:r>
+        <w:t xml:space="preserve"> </w:t>
+      </w:r>
+      <w:r>
+        <w:rPr>
+          <w:b/>
+          <w:bCs/>
+        </w:rPr>
+        <w:t xml:space="preserve">not</w:t>
+      </w:r>
+      <w:r>
+        <w:t xml:space="preserve"> </w:t>
+      </w:r>
+      <w:r>
+        <w:t xml:space="preserve">an input feature — using it as a predictor would be trivial leakage; and</w:t>
+      </w:r>
+      <w:r>
+        <w:t xml:space="preserve"> </w:t>
+      </w:r>
+      <w:r>
+        <w:rPr>
+          <w:rStyle w:val="VerbatimChar"/>
+        </w:rPr>
+        <w:t xml:space="preserve">weighted_distribution</w:t>
+      </w:r>
+      <w:r>
+        <w:t xml:space="preserve"> </w:t>
+      </w:r>
+      <w:r>
+        <w:rPr>
+          <w:b/>
+          <w:bCs/>
+        </w:rPr>
+        <w:t xml:space="preserve">is</w:t>
+      </w:r>
+      <w:r>
+        <w:t xml:space="preserve"> </w:t>
+      </w:r>
+      <w:r>
+        <w:t xml:space="preserve">the fourteenth input feature, while the raw</w:t>
+      </w:r>
+      <w:r>
+        <w:t xml:space="preserve"> </w:t>
+      </w:r>
+      <w:r>
+        <w:rPr>
+          <w:rStyle w:val="VerbatimChar"/>
+        </w:rPr>
+        <w:t xml:space="preserve">promo_units</w:t>
+      </w:r>
+      <w:r>
+        <w:t xml:space="preserve"> </w:t>
+      </w:r>
+      <w:r>
+        <w:t xml:space="preserve">column is carried through the matrix but is not itself a model input (only its derived</w:t>
+      </w:r>
+      <w:r>
+        <w:t xml:space="preserve"> </w:t>
+      </w:r>
+      <w:r>
+        <w:rPr>
+          <w:rStyle w:val="VerbatimChar"/>
+        </w:rPr>
+        <w:t xml:space="preserve">promo_intensity</w:t>
+      </w:r>
+      <w:r>
+        <w:t xml:space="preserve"> </w:t>
+      </w:r>
+      <w:r>
+        <w:t xml:space="preserve">is). Index/target/label columns carried alongside the features:</w:t>
+      </w:r>
+      <w:r>
+        <w:t xml:space="preserve"> </w:t>
+      </w:r>
+      <w:r>
+        <w:rPr>
+          <w:rStyle w:val="VerbatimChar"/>
+        </w:rPr>
         <w:t xml:space="preserve">brand</w:t>
       </w:r>
       <w:r>
@@ -3122,6 +3482,18 @@
         <w:rPr>
           <w:rStyle w:val="VerbatimChar"/>
         </w:rPr>
+        <w:t xml:space="preserve">period_index</w:t>
+      </w:r>
+      <w:r>
+        <w:t xml:space="preserve">,</w:t>
+      </w:r>
+      <w:r>
+        <w:t xml:space="preserve"> </w:t>
+      </w:r>
+      <w:r>
+        <w:rPr>
+          <w:rStyle w:val="VerbatimChar"/>
+        </w:rPr>
         <w:t xml:space="preserve">period_year</w:t>
       </w:r>
       <w:r>
@@ -3152,7 +3524,7 @@
         <w:t xml:space="preserve"> </w:t>
       </w:r>
       <w:r>
-        <w:t xml:space="preserve">(target),</w:t>
+        <w:t xml:space="preserve">(raw target),</w:t>
       </w:r>
       <w:r>
         <w:t xml:space="preserve"> </w:t>
@@ -3161,69 +3533,37 @@
         <w:rPr>
           <w:rStyle w:val="VerbatimChar"/>
         </w:rPr>
+        <w:t xml:space="preserve">log_sales_units</w:t>
+      </w:r>
+      <w:r>
+        <w:t xml:space="preserve"> </w:t>
+      </w:r>
+      <w:r>
+        <w:t xml:space="preserve">(log target),</w:t>
+      </w:r>
+      <w:r>
+        <w:t xml:space="preserve"> </w:t>
+      </w:r>
+      <w:r>
+        <w:rPr>
+          <w:rStyle w:val="VerbatimChar"/>
+        </w:rPr>
+        <w:t xml:space="preserve">promo_units</w:t>
+      </w:r>
+      <w:r>
+        <w:t xml:space="preserve">,</w:t>
+      </w:r>
+      <w:r>
+        <w:t xml:space="preserve"> </w:t>
+      </w:r>
+      <w:r>
+        <w:rPr>
+          <w:rStyle w:val="VerbatimChar"/>
+        </w:rPr>
         <w:t xml:space="preserve">split</w:t>
       </w:r>
       <w:r>
-        <w:t xml:space="preserve">.</w:t>
-      </w:r>
-      <w:r>
-        <w:t xml:space="preserve"> </w:t>
-      </w:r>
-      <w:r>
-        <w:rPr>
-          <w:b/>
-          <w:bCs/>
-        </w:rPr>
-        <w:t xml:space="preserve">To confirm</w:t>
-      </w:r>
-      <w:r>
-        <w:t xml:space="preserve">:</w:t>
-      </w:r>
-      <w:r>
-        <w:t xml:space="preserve"> </w:t>
-      </w:r>
-      <w:r>
-        <w:rPr>
-          <w:rStyle w:val="VerbatimChar"/>
-        </w:rPr>
-        <w:t xml:space="preserve">weighted_distribution</w:t>
-      </w:r>
-      <w:r>
-        <w:t xml:space="preserve"> </w:t>
-      </w:r>
-      <w:r>
-        <w:t xml:space="preserve">and raw</w:t>
-      </w:r>
-      <w:r>
-        <w:t xml:space="preserve"> </w:t>
-      </w:r>
-      <w:r>
-        <w:rPr>
-          <w:rStyle w:val="VerbatimChar"/>
-        </w:rPr>
-        <w:t xml:space="preserve">promo_sales_units</w:t>
-      </w:r>
-      <w:r>
-        <w:t xml:space="preserve"> </w:t>
-      </w:r>
-      <w:r>
-        <w:t xml:space="preserve">are present in the aggregated data but are</w:t>
-      </w:r>
-      <w:r>
-        <w:t xml:space="preserve"> </w:t>
-      </w:r>
-      <w:r>
-        <w:rPr>
-          <w:i/>
-          <w:iCs/>
-        </w:rPr>
-        <w:t xml:space="preserve">not</w:t>
-      </w:r>
-      <w:r>
-        <w:t xml:space="preserve"> </w:t>
-      </w:r>
-      <w:r>
-        <w:t xml:space="preserve">in the audit’s confirmed 14-feature list — whether they are used as model inputs or only carried through needs parquet verification. Lag and rolling features carry NaN for short history (expected); no imputation is done in preprocessing, so models handle NaN themselves.</w:t>
+        <w:t xml:space="preserve">. Lag and rolling features carry NaN for short history (expected); no imputation is done in preprocessing, so the tree models handle NaN natively and the linear model receives a zero-fill at fit time.</w:t>
       </w:r>
     </w:p>
     <w:p>
@@ -3288,83 +3628,505 @@
         <w:pStyle w:val="BodyText"/>
       </w:pPr>
       <w:r>
-        <w:t xml:space="preserve">For</w:t>
-      </w:r>
-      <w:r>
-        <w:t xml:space="preserve"> </w:t>
-      </w:r>
-      <w:r>
-        <w:rPr>
-          <w:b/>
-          <w:bCs/>
-        </w:rPr>
-        <w:t xml:space="preserve">CSD</w:t>
-      </w:r>
-      <w:r>
-        <w:t xml:space="preserve"> </w:t>
-      </w:r>
-      <w:r>
-        <w:t xml:space="preserve">the boundaries are:</w:t>
-      </w:r>
-      <w:r>
-        <w:t xml:space="preserve"> </w:t>
-      </w:r>
-      <w:r>
-        <w:rPr>
-          <w:b/>
-          <w:bCs/>
-        </w:rPr>
-        <w:t xml:space="preserve">train 24 months</w:t>
-      </w:r>
-      <w:r>
-        <w:t xml:space="preserve"> </w:t>
-      </w:r>
-      <w:r>
-        <w:t xml:space="preserve">(Oct 2022 → Oct 2024),</w:t>
-      </w:r>
-      <w:r>
-        <w:t xml:space="preserve"> </w:t>
-      </w:r>
-      <w:r>
-        <w:rPr>
-          <w:b/>
-          <w:bCs/>
-        </w:rPr>
-        <w:t xml:space="preserve">validation 6 months</w:t>
-      </w:r>
-      <w:r>
-        <w:t xml:space="preserve"> </w:t>
-      </w:r>
-      <w:r>
-        <w:t xml:space="preserve">(Oct 2024 → Apr 2025),</w:t>
-      </w:r>
-      <w:r>
-        <w:t xml:space="preserve"> </w:t>
-      </w:r>
-      <w:r>
-        <w:rPr>
-          <w:b/>
-          <w:bCs/>
-        </w:rPr>
-        <w:t xml:space="preserve">test 12 months</w:t>
-      </w:r>
-      <w:r>
-        <w:t xml:space="preserve"> </w:t>
-      </w:r>
-      <w:r>
-        <w:t xml:space="preserve">(Apr 2025 → Mar 2026), over the 42-period window confirmed locally. The 24/6/12 proportions are forward-chaining. Per-category boundaries for danskvand/energidrikke/RTD:</w:t>
-      </w:r>
-      <w:r>
-        <w:t xml:space="preserve"> </w:t>
+        <w:t xml:space="preserve">The per-category boundaries, taken from the locked split files (</w:t>
       </w:r>
       <w:r>
         <w:rPr>
           <w:rStyle w:val="VerbatimChar"/>
         </w:rPr>
-        <w:t xml:space="preserve">[regenerate]</w:t>
-      </w:r>
-      <w:r>
-        <w:t xml:space="preserve">.</w:t>
+        <w:t xml:space="preserve">&lt;cat&gt;_split_dates.json</w:t>
+      </w:r>
+      <w:r>
+        <w:t xml:space="preserve">), are:</w:t>
+      </w:r>
+    </w:p>
+    <w:tbl>
+      <w:tblPr>
+        <w:tblStyle w:val="Table"/>
+        <w:tblW w:type="pct" w:w="5000"/>
+        <w:tblLayout w:type="fixed"/>
+        <w:tblLook w:firstRow="1" w:lastRow="0" w:firstColumn="0" w:lastColumn="0" w:noHBand="0" w:noVBand="0" w:val="0020"/>
+      </w:tblPr>
+      <w:tblGrid>
+        <w:gridCol w:w="990"/>
+        <w:gridCol w:w="990"/>
+        <w:gridCol w:w="990"/>
+        <w:gridCol w:w="990"/>
+        <w:gridCol w:w="990"/>
+        <w:gridCol w:w="990"/>
+        <w:gridCol w:w="990"/>
+        <w:gridCol w:w="990"/>
+      </w:tblGrid>
+      <w:tr>
+        <w:trPr>
+          <w:tblHeader w:val="on"/>
+        </w:trPr>
+        <w:tc>
+          <w:tcPr/>
+          <w:p>
+            <w:pPr>
+              <w:pStyle w:val="Compact"/>
+            </w:pPr>
+            <w:r>
+              <w:t xml:space="preserve">Category</w:t>
+            </w:r>
+          </w:p>
+        </w:tc>
+        <w:tc>
+          <w:tcPr/>
+          <w:p>
+            <w:pPr>
+              <w:pStyle w:val="Compact"/>
+            </w:pPr>
+            <w:r>
+              <w:t xml:space="preserve">Periods</w:t>
+            </w:r>
+          </w:p>
+        </w:tc>
+        <w:tc>
+          <w:tcPr/>
+          <w:p>
+            <w:pPr>
+              <w:pStyle w:val="Compact"/>
+            </w:pPr>
+            <w:r>
+              <w:t xml:space="preserve">Train</w:t>
+            </w:r>
+          </w:p>
+        </w:tc>
+        <w:tc>
+          <w:tcPr/>
+          <w:p>
+            <w:pPr>
+              <w:pStyle w:val="Compact"/>
+            </w:pPr>
+            <w:r>
+              <w:t xml:space="preserve">Validation</w:t>
+            </w:r>
+          </w:p>
+        </w:tc>
+        <w:tc>
+          <w:tcPr/>
+          <w:p>
+            <w:pPr>
+              <w:pStyle w:val="Compact"/>
+            </w:pPr>
+            <w:r>
+              <w:t xml:space="preserve">Test</w:t>
+            </w:r>
+          </w:p>
+        </w:tc>
+        <w:tc>
+          <w:tcPr/>
+          <w:p>
+            <w:pPr>
+              <w:pStyle w:val="Compact"/>
+            </w:pPr>
+            <w:r>
+              <w:t xml:space="preserve">Train window</w:t>
+            </w:r>
+          </w:p>
+        </w:tc>
+        <w:tc>
+          <w:tcPr/>
+          <w:p>
+            <w:pPr>
+              <w:pStyle w:val="Compact"/>
+            </w:pPr>
+            <w:r>
+              <w:t xml:space="preserve">Validation window</w:t>
+            </w:r>
+          </w:p>
+        </w:tc>
+        <w:tc>
+          <w:tcPr/>
+          <w:p>
+            <w:pPr>
+              <w:pStyle w:val="Compact"/>
+            </w:pPr>
+            <w:r>
+              <w:t xml:space="preserve">Test window</w:t>
+            </w:r>
+          </w:p>
+        </w:tc>
+      </w:tr>
+      <w:tr>
+        <w:tc>
+          <w:tcPr/>
+          <w:p>
+            <w:pPr>
+              <w:pStyle w:val="Compact"/>
+            </w:pPr>
+            <w:r>
+              <w:t xml:space="preserve">CSD</w:t>
+            </w:r>
+          </w:p>
+        </w:tc>
+        <w:tc>
+          <w:tcPr/>
+          <w:p>
+            <w:pPr>
+              <w:pStyle w:val="Compact"/>
+            </w:pPr>
+            <w:r>
+              <w:t xml:space="preserve">42</w:t>
+            </w:r>
+          </w:p>
+        </w:tc>
+        <w:tc>
+          <w:tcPr/>
+          <w:p>
+            <w:pPr>
+              <w:pStyle w:val="Compact"/>
+            </w:pPr>
+            <w:r>
+              <w:t xml:space="preserve">24</w:t>
+            </w:r>
+          </w:p>
+        </w:tc>
+        <w:tc>
+          <w:tcPr/>
+          <w:p>
+            <w:pPr>
+              <w:pStyle w:val="Compact"/>
+            </w:pPr>
+            <w:r>
+              <w:t xml:space="preserve">6</w:t>
+            </w:r>
+          </w:p>
+        </w:tc>
+        <w:tc>
+          <w:tcPr/>
+          <w:p>
+            <w:pPr>
+              <w:pStyle w:val="Compact"/>
+            </w:pPr>
+            <w:r>
+              <w:t xml:space="preserve">12</w:t>
+            </w:r>
+          </w:p>
+        </w:tc>
+        <w:tc>
+          <w:tcPr/>
+          <w:p>
+            <w:pPr>
+              <w:pStyle w:val="Compact"/>
+            </w:pPr>
+            <w:r>
+              <w:t xml:space="preserve">2022-10 → 2024-09</w:t>
+            </w:r>
+          </w:p>
+        </w:tc>
+        <w:tc>
+          <w:tcPr/>
+          <w:p>
+            <w:pPr>
+              <w:pStyle w:val="Compact"/>
+            </w:pPr>
+            <w:r>
+              <w:t xml:space="preserve">2024-10 → 2025-03</w:t>
+            </w:r>
+          </w:p>
+        </w:tc>
+        <w:tc>
+          <w:tcPr/>
+          <w:p>
+            <w:pPr>
+              <w:pStyle w:val="Compact"/>
+            </w:pPr>
+            <w:r>
+              <w:t xml:space="preserve">2025-04 → 2026-03</w:t>
+            </w:r>
+          </w:p>
+        </w:tc>
+      </w:tr>
+      <w:tr>
+        <w:tc>
+          <w:tcPr/>
+          <w:p>
+            <w:pPr>
+              <w:pStyle w:val="Compact"/>
+            </w:pPr>
+            <w:r>
+              <w:t xml:space="preserve">danskvand</w:t>
+            </w:r>
+          </w:p>
+        </w:tc>
+        <w:tc>
+          <w:tcPr/>
+          <w:p>
+            <w:pPr>
+              <w:pStyle w:val="Compact"/>
+            </w:pPr>
+            <w:r>
+              <w:t xml:space="preserve">37</w:t>
+            </w:r>
+          </w:p>
+        </w:tc>
+        <w:tc>
+          <w:tcPr/>
+          <w:p>
+            <w:pPr>
+              <w:pStyle w:val="Compact"/>
+            </w:pPr>
+            <w:r>
+              <w:t xml:space="preserve">23</w:t>
+            </w:r>
+          </w:p>
+        </w:tc>
+        <w:tc>
+          <w:tcPr/>
+          <w:p>
+            <w:pPr>
+              <w:pStyle w:val="Compact"/>
+            </w:pPr>
+            <w:r>
+              <w:t xml:space="preserve">6</w:t>
+            </w:r>
+          </w:p>
+        </w:tc>
+        <w:tc>
+          <w:tcPr/>
+          <w:p>
+            <w:pPr>
+              <w:pStyle w:val="Compact"/>
+            </w:pPr>
+            <w:r>
+              <w:t xml:space="preserve">8</w:t>
+            </w:r>
+          </w:p>
+        </w:tc>
+        <w:tc>
+          <w:tcPr/>
+          <w:p>
+            <w:pPr>
+              <w:pStyle w:val="Compact"/>
+            </w:pPr>
+            <w:r>
+              <w:t xml:space="preserve">2023-03 → 2025-01</w:t>
+            </w:r>
+          </w:p>
+        </w:tc>
+        <w:tc>
+          <w:tcPr/>
+          <w:p>
+            <w:pPr>
+              <w:pStyle w:val="Compact"/>
+            </w:pPr>
+            <w:r>
+              <w:t xml:space="preserve">2025-02 → 2025-07</w:t>
+            </w:r>
+          </w:p>
+        </w:tc>
+        <w:tc>
+          <w:tcPr/>
+          <w:p>
+            <w:pPr>
+              <w:pStyle w:val="Compact"/>
+            </w:pPr>
+            <w:r>
+              <w:t xml:space="preserve">2025-08 → 2026-03</w:t>
+            </w:r>
+          </w:p>
+        </w:tc>
+      </w:tr>
+      <w:tr>
+        <w:tc>
+          <w:tcPr/>
+          <w:p>
+            <w:pPr>
+              <w:pStyle w:val="Compact"/>
+            </w:pPr>
+            <w:r>
+              <w:t xml:space="preserve">energidrikke</w:t>
+            </w:r>
+          </w:p>
+        </w:tc>
+        <w:tc>
+          <w:tcPr/>
+          <w:p>
+            <w:pPr>
+              <w:pStyle w:val="Compact"/>
+            </w:pPr>
+            <w:r>
+              <w:t xml:space="preserve">39</w:t>
+            </w:r>
+          </w:p>
+        </w:tc>
+        <w:tc>
+          <w:tcPr/>
+          <w:p>
+            <w:pPr>
+              <w:pStyle w:val="Compact"/>
+            </w:pPr>
+            <w:r>
+              <w:t xml:space="preserve">25</w:t>
+            </w:r>
+          </w:p>
+        </w:tc>
+        <w:tc>
+          <w:tcPr/>
+          <w:p>
+            <w:pPr>
+              <w:pStyle w:val="Compact"/>
+            </w:pPr>
+            <w:r>
+              <w:t xml:space="preserve">6</w:t>
+            </w:r>
+          </w:p>
+        </w:tc>
+        <w:tc>
+          <w:tcPr/>
+          <w:p>
+            <w:pPr>
+              <w:pStyle w:val="Compact"/>
+            </w:pPr>
+            <w:r>
+              <w:t xml:space="preserve">8</w:t>
+            </w:r>
+          </w:p>
+        </w:tc>
+        <w:tc>
+          <w:tcPr/>
+          <w:p>
+            <w:pPr>
+              <w:pStyle w:val="Compact"/>
+            </w:pPr>
+            <w:r>
+              <w:t xml:space="preserve">2023-01 → 2025-01</w:t>
+            </w:r>
+          </w:p>
+        </w:tc>
+        <w:tc>
+          <w:tcPr/>
+          <w:p>
+            <w:pPr>
+              <w:pStyle w:val="Compact"/>
+            </w:pPr>
+            <w:r>
+              <w:t xml:space="preserve">2025-02 → 2025-07</w:t>
+            </w:r>
+          </w:p>
+        </w:tc>
+        <w:tc>
+          <w:tcPr/>
+          <w:p>
+            <w:pPr>
+              <w:pStyle w:val="Compact"/>
+            </w:pPr>
+            <w:r>
+              <w:t xml:space="preserve">2025-08 → 2026-03</w:t>
+            </w:r>
+          </w:p>
+        </w:tc>
+      </w:tr>
+      <w:tr>
+        <w:tc>
+          <w:tcPr/>
+          <w:p>
+            <w:pPr>
+              <w:pStyle w:val="Compact"/>
+            </w:pPr>
+            <w:r>
+              <w:t xml:space="preserve">RTD</w:t>
+            </w:r>
+          </w:p>
+        </w:tc>
+        <w:tc>
+          <w:tcPr/>
+          <w:p>
+            <w:pPr>
+              <w:pStyle w:val="Compact"/>
+            </w:pPr>
+            <w:r>
+              <w:t xml:space="preserve">37</w:t>
+            </w:r>
+          </w:p>
+        </w:tc>
+        <w:tc>
+          <w:tcPr/>
+          <w:p>
+            <w:pPr>
+              <w:pStyle w:val="Compact"/>
+            </w:pPr>
+            <w:r>
+              <w:t xml:space="preserve">23</w:t>
+            </w:r>
+          </w:p>
+        </w:tc>
+        <w:tc>
+          <w:tcPr/>
+          <w:p>
+            <w:pPr>
+              <w:pStyle w:val="Compact"/>
+            </w:pPr>
+            <w:r>
+              <w:t xml:space="preserve">6</w:t>
+            </w:r>
+          </w:p>
+        </w:tc>
+        <w:tc>
+          <w:tcPr/>
+          <w:p>
+            <w:pPr>
+              <w:pStyle w:val="Compact"/>
+            </w:pPr>
+            <w:r>
+              <w:t xml:space="preserve">8</w:t>
+            </w:r>
+          </w:p>
+        </w:tc>
+        <w:tc>
+          <w:tcPr/>
+          <w:p>
+            <w:pPr>
+              <w:pStyle w:val="Compact"/>
+            </w:pPr>
+            <w:r>
+              <w:t xml:space="preserve">2023-03 → 2025-01</w:t>
+            </w:r>
+          </w:p>
+        </w:tc>
+        <w:tc>
+          <w:tcPr/>
+          <w:p>
+            <w:pPr>
+              <w:pStyle w:val="Compact"/>
+            </w:pPr>
+            <w:r>
+              <w:t xml:space="preserve">2025-02 → 2025-07</w:t>
+            </w:r>
+          </w:p>
+        </w:tc>
+        <w:tc>
+          <w:tcPr/>
+          <w:p>
+            <w:pPr>
+              <w:pStyle w:val="Compact"/>
+            </w:pPr>
+            <w:r>
+              <w:t xml:space="preserve">2025-08 → 2026-03</w:t>
+            </w:r>
+          </w:p>
+        </w:tc>
+      </w:tr>
+    </w:tbl>
+    <w:p>
+      <w:pPr>
+        <w:pStyle w:val="BodyText"/>
+      </w:pPr>
+      <w:r>
+        <w:rPr>
+          <w:i/>
+          <w:iCs/>
+        </w:rPr>
+        <w:t xml:space="preserve">Table 4.2. Forward-chaining train/validation/test boundaries per category (locked, pre-registered).</w:t>
+      </w:r>
+      <w:r>
+        <w:t xml:space="preserve"> </w:t>
+      </w:r>
+      <w:r>
+        <w:t xml:space="preserve">CSD, the longest series, takes a 12-month test window covering a full annual cycle; the three shorter categories take an 8-month test window (a ≥40-month series would be needed for a 12-month test under the same rule). Every training window satisfies the ARIMA minimum (~24 periods; danskvand and RTD at 23 are marginally below and are flagged as a thin-data caveat in §4.6) and contains at least two seasonal cycles for Prophet. All test windows end in March 2026 and cover at least one autumn/winter promotional cycle.</w:t>
       </w:r>
     </w:p>
     <w:p>
@@ -3397,22 +4159,28 @@
           <w:b/>
           <w:bCs/>
         </w:rPr>
-        <w:t xml:space="preserve">Provisional figures.</w:t>
-      </w:r>
-      <w:r>
-        <w:t xml:space="preserve"> </w:t>
-      </w:r>
-      <w:r>
-        <w:t xml:space="preserve">CSD figures are documented from the P0023 audit but not yet verified against local parquets (some drift across the handover docs, flagged</w:t>
-      </w:r>
-      <w:r>
-        <w:t xml:space="preserve"> </w:t>
-      </w:r>
-      <w:r>
-        <w:t xml:space="preserve">“(to confirm)”</w:t>
-      </w:r>
-      <w:r>
-        <w:t xml:space="preserve">); danskvand/energidrikke/RTD figures are still placeholders. Mitigation: figures are verified/filled from local data before the empirical chapters are finalised.</w:t>
+        <w:t xml:space="preserve">Figures verified (resolved).</w:t>
+      </w:r>
+      <w:r>
+        <w:t xml:space="preserve"> </w:t>
+      </w:r>
+      <w:r>
+        <w:t xml:space="preserve">All structural, data-quality, and EDA figures in this chapter are recomputed locally from the</w:t>
+      </w:r>
+      <w:r>
+        <w:t xml:space="preserve"> </w:t>
+      </w:r>
+      <w:r>
+        <w:rPr>
+          <w:rStyle w:val="VerbatimChar"/>
+        </w:rPr>
+        <w:t xml:space="preserve">data/raw</w:t>
+      </w:r>
+      <w:r>
+        <w:t xml:space="preserve"> </w:t>
+      </w:r>
+      <w:r>
+        <w:t xml:space="preserve">parquets under the DVH EXCL. HD scope (2026-06-27), superseding the earlier P0023 audit values; no placeholders remain. Residual dependence is only on Brian’s final harmonised pipeline, against which the local figures are expected to reconcile.</w:t>
       </w:r>
     </w:p>
     <w:p>
@@ -3477,13 +4245,13 @@
           <w:b/>
           <w:bCs/>
         </w:rPr>
-        <w:t xml:space="preserve">Per-category EDA pending.</w:t>
-      </w:r>
-      <w:r>
-        <w:t xml:space="preserve"> </w:t>
-      </w:r>
-      <w:r>
-        <w:t xml:space="preserve">Only CSD has a dedicated EDA; danskvand/energidrikke/RTD currently run on CSD-derived parameter defaults (</w:t>
+        <w:t xml:space="preserve">Per-category EDA (resolved).</w:t>
+      </w:r>
+      <w:r>
+        <w:t xml:space="preserve"> </w:t>
+      </w:r>
+      <w:r>
+        <w:t xml:space="preserve">All four categories now have a dedicated EDA recomputed under DVH EXCL. HD (§4.3.6): stationarity (three of four series I(1), RTD stationary in level), short-horizon autocorrelation (lag-1 +0.55…+0.82), seasonality, and promo correlation. The CSD-derived parameter defaults (</w:t>
       </w:r>
       <w:r>
         <w:rPr>
@@ -3516,7 +4284,29 @@
         <w:t xml:space="preserve">HOLIDAY_MONTHS</w:t>
       </w:r>
       <w:r>
-        <w:t xml:space="preserve">) without per-category validation. Mitigation: replicate the EDA per category (owned by the preprocessing pipeline) before treating their results as confirmed.</w:t>
+        <w:t xml:space="preserve">) are confirmed to transfer reasonably across categories; per-brand lag optimisation remains a stated scope bound.</w:t>
+      </w:r>
+    </w:p>
+    <w:p>
+      <w:pPr>
+        <w:pStyle w:val="Compact"/>
+        <w:numPr>
+          <w:ilvl w:val="0"/>
+          <w:numId w:val="1005"/>
+        </w:numPr>
+      </w:pPr>
+      <w:r>
+        <w:rPr>
+          <w:b/>
+          <w:bCs/>
+        </w:rPr>
+        <w:t xml:space="preserve">Thin training windows (danskvand, RTD).</w:t>
+      </w:r>
+      <w:r>
+        <w:t xml:space="preserve"> </w:t>
+      </w:r>
+      <w:r>
+        <w:t xml:space="preserve">Both have only 23 training months, marginally below the ~24-period ARIMA rule of thumb, and danskvand has just 24 retained brands. Mitigation: these three categories are framed as parallel proofs of concept rather than primary evidence; CSD (42 periods, 77 brands) is the worked category carrying the main claims, and the short-window caveat is restated in the discussion.</w:t>
       </w:r>
     </w:p>
     <w:p>
@@ -4614,7 +5404,7 @@
       <w:color w:themeColor="accent1" w:themeShade="BF" w:val="365F91"/>
     </w:rPr>
   </w:style>
-  <w:style w:type="paragraph" w:customStyle="1" w:styleId="SourceCode">
+  <w:style w:customStyle="1" w:styleId="SourceCode" w:type="paragraph">
     <w:name w:val="Source Code"/>
     <w:basedOn w:val="Normal"/>
     <w:link w:val="VerbatimChar"/>
@@ -4622,7 +5412,7 @@
       <w:wordWrap w:val="off"/>
     </w:pPr>
   </w:style>
-  <w:style w:type="character" w:customStyle="1" w:styleId="KeywordTok">
+  <w:style w:customStyle="1" w:styleId="KeywordTok" w:type="character">
     <w:name w:val="KeywordTok"/>
     <w:basedOn w:val="VerbatimChar"/>
     <w:rPr>
@@ -4630,77 +5420,77 @@
       <w:color w:val="007020"/>
     </w:rPr>
   </w:style>
-  <w:style w:type="character" w:customStyle="1" w:styleId="DataTypeTok">
+  <w:style w:customStyle="1" w:styleId="DataTypeTok" w:type="character">
     <w:name w:val="DataTypeTok"/>
     <w:basedOn w:val="VerbatimChar"/>
     <w:rPr>
       <w:color w:val="902000"/>
     </w:rPr>
   </w:style>
-  <w:style w:type="character" w:customStyle="1" w:styleId="DecValTok">
+  <w:style w:customStyle="1" w:styleId="DecValTok" w:type="character">
     <w:name w:val="DecValTok"/>
     <w:basedOn w:val="VerbatimChar"/>
     <w:rPr>
       <w:color w:val="40a070"/>
     </w:rPr>
   </w:style>
-  <w:style w:type="character" w:customStyle="1" w:styleId="BaseNTok">
+  <w:style w:customStyle="1" w:styleId="BaseNTok" w:type="character">
     <w:name w:val="BaseNTok"/>
     <w:basedOn w:val="VerbatimChar"/>
     <w:rPr>
       <w:color w:val="40a070"/>
     </w:rPr>
   </w:style>
-  <w:style w:type="character" w:customStyle="1" w:styleId="FloatTok">
+  <w:style w:customStyle="1" w:styleId="FloatTok" w:type="character">
     <w:name w:val="FloatTok"/>
     <w:basedOn w:val="VerbatimChar"/>
     <w:rPr>
       <w:color w:val="40a070"/>
     </w:rPr>
   </w:style>
-  <w:style w:type="character" w:customStyle="1" w:styleId="ConstantTok">
+  <w:style w:customStyle="1" w:styleId="ConstantTok" w:type="character">
     <w:name w:val="ConstantTok"/>
     <w:basedOn w:val="VerbatimChar"/>
     <w:rPr>
       <w:color w:val="880000"/>
     </w:rPr>
   </w:style>
-  <w:style w:type="character" w:customStyle="1" w:styleId="CharTok">
+  <w:style w:customStyle="1" w:styleId="CharTok" w:type="character">
     <w:name w:val="CharTok"/>
     <w:basedOn w:val="VerbatimChar"/>
     <w:rPr>
       <w:color w:val="4070a0"/>
     </w:rPr>
   </w:style>
-  <w:style w:type="character" w:customStyle="1" w:styleId="SpecialCharTok">
+  <w:style w:customStyle="1" w:styleId="SpecialCharTok" w:type="character">
     <w:name w:val="SpecialCharTok"/>
     <w:basedOn w:val="VerbatimChar"/>
     <w:rPr>
       <w:color w:val="4070a0"/>
     </w:rPr>
   </w:style>
-  <w:style w:type="character" w:customStyle="1" w:styleId="StringTok">
+  <w:style w:customStyle="1" w:styleId="StringTok" w:type="character">
     <w:name w:val="StringTok"/>
     <w:basedOn w:val="VerbatimChar"/>
     <w:rPr>
       <w:color w:val="4070a0"/>
     </w:rPr>
   </w:style>
-  <w:style w:type="character" w:customStyle="1" w:styleId="VerbatimStringTok">
+  <w:style w:customStyle="1" w:styleId="VerbatimStringTok" w:type="character">
     <w:name w:val="VerbatimStringTok"/>
     <w:basedOn w:val="VerbatimChar"/>
     <w:rPr>
       <w:color w:val="4070a0"/>
     </w:rPr>
   </w:style>
-  <w:style w:type="character" w:customStyle="1" w:styleId="SpecialStringTok">
+  <w:style w:customStyle="1" w:styleId="SpecialStringTok" w:type="character">
     <w:name w:val="SpecialStringTok"/>
     <w:basedOn w:val="VerbatimChar"/>
     <w:rPr>
       <w:color w:val="bb6688"/>
     </w:rPr>
   </w:style>
-  <w:style w:type="character" w:customStyle="1" w:styleId="ImportTok">
+  <w:style w:customStyle="1" w:styleId="ImportTok" w:type="character">
     <w:name w:val="ImportTok"/>
     <w:basedOn w:val="VerbatimChar"/>
     <w:rPr>
@@ -4708,7 +5498,7 @@
       <w:color w:val="008000"/>
     </w:rPr>
   </w:style>
-  <w:style w:type="character" w:customStyle="1" w:styleId="CommentTok">
+  <w:style w:customStyle="1" w:styleId="CommentTok" w:type="character">
     <w:name w:val="CommentTok"/>
     <w:basedOn w:val="VerbatimChar"/>
     <w:rPr>
@@ -4716,7 +5506,7 @@
       <w:color w:val="60a0b0"/>
     </w:rPr>
   </w:style>
-  <w:style w:type="character" w:customStyle="1" w:styleId="DocumentationTok">
+  <w:style w:customStyle="1" w:styleId="DocumentationTok" w:type="character">
     <w:name w:val="DocumentationTok"/>
     <w:basedOn w:val="VerbatimChar"/>
     <w:rPr>
@@ -4724,7 +5514,7 @@
       <w:color w:val="ba2121"/>
     </w:rPr>
   </w:style>
-  <w:style w:type="character" w:customStyle="1" w:styleId="AnnotationTok">
+  <w:style w:customStyle="1" w:styleId="AnnotationTok" w:type="character">
     <w:name w:val="AnnotationTok"/>
     <w:basedOn w:val="VerbatimChar"/>
     <w:rPr>
@@ -4733,7 +5523,7 @@
       <w:color w:val="60a0b0"/>
     </w:rPr>
   </w:style>
-  <w:style w:type="character" w:customStyle="1" w:styleId="CommentVarTok">
+  <w:style w:customStyle="1" w:styleId="CommentVarTok" w:type="character">
     <w:name w:val="CommentVarTok"/>
     <w:basedOn w:val="VerbatimChar"/>
     <w:rPr>
@@ -4742,28 +5532,28 @@
       <w:color w:val="60a0b0"/>
     </w:rPr>
   </w:style>
-  <w:style w:type="character" w:customStyle="1" w:styleId="OtherTok">
+  <w:style w:customStyle="1" w:styleId="OtherTok" w:type="character">
     <w:name w:val="OtherTok"/>
     <w:basedOn w:val="VerbatimChar"/>
     <w:rPr>
       <w:color w:val="007020"/>
     </w:rPr>
   </w:style>
-  <w:style w:type="character" w:customStyle="1" w:styleId="FunctionTok">
+  <w:style w:customStyle="1" w:styleId="FunctionTok" w:type="character">
     <w:name w:val="FunctionTok"/>
     <w:basedOn w:val="VerbatimChar"/>
     <w:rPr>
       <w:color w:val="06287e"/>
     </w:rPr>
   </w:style>
-  <w:style w:type="character" w:customStyle="1" w:styleId="VariableTok">
+  <w:style w:customStyle="1" w:styleId="VariableTok" w:type="character">
     <w:name w:val="VariableTok"/>
     <w:basedOn w:val="VerbatimChar"/>
     <w:rPr>
       <w:color w:val="19177c"/>
     </w:rPr>
   </w:style>
-  <w:style w:type="character" w:customStyle="1" w:styleId="ControlFlowTok">
+  <w:style w:customStyle="1" w:styleId="ControlFlowTok" w:type="character">
     <w:name w:val="ControlFlowTok"/>
     <w:basedOn w:val="VerbatimChar"/>
     <w:rPr>
@@ -4771,45 +5561,45 @@
       <w:color w:val="007020"/>
     </w:rPr>
   </w:style>
-  <w:style w:type="character" w:customStyle="1" w:styleId="OperatorTok">
+  <w:style w:customStyle="1" w:styleId="OperatorTok" w:type="character">
     <w:name w:val="OperatorTok"/>
     <w:basedOn w:val="VerbatimChar"/>
     <w:rPr>
       <w:color w:val="666666"/>
     </w:rPr>
   </w:style>
-  <w:style w:type="character" w:customStyle="1" w:styleId="BuiltInTok">
+  <w:style w:customStyle="1" w:styleId="BuiltInTok" w:type="character">
     <w:name w:val="BuiltInTok"/>
     <w:basedOn w:val="VerbatimChar"/>
     <w:rPr>
       <w:color w:val="008000"/>
     </w:rPr>
   </w:style>
-  <w:style w:type="character" w:customStyle="1" w:styleId="ExtensionTok">
+  <w:style w:customStyle="1" w:styleId="ExtensionTok" w:type="character">
     <w:name w:val="ExtensionTok"/>
     <w:basedOn w:val="VerbatimChar"/>
     <w:rPr/>
   </w:style>
-  <w:style w:type="character" w:customStyle="1" w:styleId="PreprocessorTok">
+  <w:style w:customStyle="1" w:styleId="PreprocessorTok" w:type="character">
     <w:name w:val="PreprocessorTok"/>
     <w:basedOn w:val="VerbatimChar"/>
     <w:rPr>
       <w:color w:val="bc7a00"/>
     </w:rPr>
   </w:style>
-  <w:style w:type="character" w:customStyle="1" w:styleId="AttributeTok">
+  <w:style w:customStyle="1" w:styleId="AttributeTok" w:type="character">
     <w:name w:val="AttributeTok"/>
     <w:basedOn w:val="VerbatimChar"/>
     <w:rPr>
       <w:color w:val="7d9029"/>
     </w:rPr>
   </w:style>
-  <w:style w:type="character" w:customStyle="1" w:styleId="RegionMarkerTok">
+  <w:style w:customStyle="1" w:styleId="RegionMarkerTok" w:type="character">
     <w:name w:val="RegionMarkerTok"/>
     <w:basedOn w:val="VerbatimChar"/>
     <w:rPr/>
   </w:style>
-  <w:style w:type="character" w:customStyle="1" w:styleId="InformationTok">
+  <w:style w:customStyle="1" w:styleId="InformationTok" w:type="character">
     <w:name w:val="InformationTok"/>
     <w:basedOn w:val="VerbatimChar"/>
     <w:rPr>
@@ -4818,7 +5608,7 @@
       <w:color w:val="60a0b0"/>
     </w:rPr>
   </w:style>
-  <w:style w:type="character" w:customStyle="1" w:styleId="WarningTok">
+  <w:style w:customStyle="1" w:styleId="WarningTok" w:type="character">
     <w:name w:val="WarningTok"/>
     <w:basedOn w:val="VerbatimChar"/>
     <w:rPr>
@@ -4827,7 +5617,7 @@
       <w:color w:val="60a0b0"/>
     </w:rPr>
   </w:style>
-  <w:style w:type="character" w:customStyle="1" w:styleId="AlertTok">
+  <w:style w:customStyle="1" w:styleId="AlertTok" w:type="character">
     <w:name w:val="AlertTok"/>
     <w:basedOn w:val="VerbatimChar"/>
     <w:rPr>
@@ -4835,7 +5625,7 @@
       <w:color w:val="ff0000"/>
     </w:rPr>
   </w:style>
-  <w:style w:type="character" w:customStyle="1" w:styleId="ErrorTok">
+  <w:style w:customStyle="1" w:styleId="ErrorTok" w:type="character">
     <w:name w:val="ErrorTok"/>
     <w:basedOn w:val="VerbatimChar"/>
     <w:rPr>
@@ -4843,7 +5633,7 @@
       <w:color w:val="ff0000"/>
     </w:rPr>
   </w:style>
-  <w:style w:type="character" w:customStyle="1" w:styleId="NormalTok">
+  <w:style w:customStyle="1" w:styleId="NormalTok" w:type="character">
     <w:name w:val="NormalTok"/>
     <w:basedOn w:val="VerbatimChar"/>
     <w:rPr/>
